--- a/docs/INT1313_TX_G5_DeTai05_Telemedicine_v2.1.docx
+++ b/docs/INT1313_TX_G5_DeTai05_Telemedicine_v2.1.docx
@@ -360,7 +360,7 @@
           <w:szCs w:val="22"/>
           <w:rtl w:val="0"/>
         </w:rPr>
-        <w:t xml:space="preserve">Tài liệu trình bày quá trình xây dựng cơ sở dữ liệu cho cổng thông tin phòng khám và y tế từ xa. Phòng khám cần điều phối lịch hẹn với lịch làm việc của bác sĩ, quản lý bệnh án và kê đơn thuốc điện tử, cho cả khám trực tiếp lẫn tư vấn qua video. CSDL gồm ba mảng: bác sĩ và lịch làm việc; bệnh nhân và lịch hẹn; bệnh án và đơn thuốc. Từ khảo sát ứng dụng đặt khám và quy định của Bộ Y tế, nhóm xác lập 7 mục tiêu và 20 quy tắc nghiệp vụ. Mô hình EER có 16 kiểu thực thể, 15 liên kết và hai phân lớp: bác sĩ đa khoa / chuyên khoa, khám trực tiếp / tư vấn từ xa. Các ràng buộc sơ đồ không thể hiện được, như chống trùng lịch, chặn kê thuốc gây dị ứng và cấm xóa bệnh án, được cài đặt bằng CHECK, khóa ngoại, EXCLUDE và trigger trên PostgreSQL 16; mỗi quy tắc được truy vết tới sơ đồ và ca kiểm thử. Các phiên bản sau trình bày ánh xạ lược đồ, chuẩn hóa, cài đặt SQL, 12 truy vấn thống kê, phân quyền theo vai trò và ứng dụng web Flask.</w:t>
+        <w:t xml:space="preserve">Tài liệu trình bày quá trình xây dựng cơ sở dữ liệu cho cổng thông tin phòng khám và y tế từ xa. Phòng khám cần điều phối lịch hẹn với lịch làm việc của bác sĩ, quản lý bệnh án và kê đơn thuốc điện tử, cho cả khám trực tiếp lẫn tư vấn qua video. CSDL gồm ba mảng: nhân viên và lịch làm việc; bệnh nhân và lịch hẹn; bệnh án và đơn thuốc. Từ khảo sát ứng dụng đặt khám và quy định của Bộ Y tế, nhóm xác lập 7 mục tiêu và 26 quy tắc nghiệp vụ. Mô hình EER có 18 kiểu thực thể, 17 liên kết và ba phân lớp: nhân viên → bác sĩ, bác sĩ đa khoa / chuyên khoa, khám trực tiếp / tư vấn từ xa. Các ràng buộc sơ đồ không thể hiện được, như chống trùng lịch, chặn kê thuốc gây dị ứng và cấm xóa bệnh án, được cài đặt bằng CHECK, khóa ngoại, EXCLUDE và trigger trên PostgreSQL 16; mỗi quy tắc được truy vết tới sơ đồ và ca kiểm thử. Các phiên bản sau trình bày ánh xạ lược đồ, chuẩn hóa, cài đặt SQL, 12 truy vấn thống kê, phân quyền theo vai trò và ứng dụng web Flask.</w:t>
       </w:r>
     </w:p>
     <w:p>
@@ -660,7 +660,7 @@
                 <w:sz w:val="22"/>
                 <w:szCs w:val="22"/>
               </w:rPr>
-              <w:t xml:space="preserve">Bác sĩ và lịch làm việc: quản lý bác sĩ theo hai loại đa khoa, chuyên khoa; danh mục chuyên khoa; chứng chỉ hành nghề; xếp ca làm việc</w:t>
+              <w:t xml:space="preserve">Nhân viên và lịch làm việc: quản lý nhân viên (bác sĩ, lễ tân, quản trị); bác sĩ theo hai loại đa khoa, chuyên khoa; danh mục chuyên khoa; chứng chỉ hành nghề; xếp ca làm việc</w:t>
             </w:r>
           </w:p>
         </w:tc>
@@ -684,7 +684,7 @@
                 <w:sz w:val="22"/>
                 <w:szCs w:val="22"/>
               </w:rPr>
-              <w:t xml:space="preserve">Điều dưỡng, lễ tân và nhân sự khác; nhiều cơ sở khám; lương, hợp đồng lao động</w:t>
+              <w:t xml:space="preserve">Điều dưỡng và nhân sự khác; nhiều cơ sở khám; lương, hợp đồng lao động</w:t>
             </w:r>
           </w:p>
         </w:tc>
@@ -1346,7 +1346,7 @@
                 <w:sz w:val="22"/>
                 <w:szCs w:val="22"/>
               </w:rPr>
-              <w:t xml:space="preserve">Quản lý bác sĩ, chuyên khoa, ca làm việc và phân quyền</w:t>
+              <w:t xml:space="preserve">Quản lý nhân viên, bác sĩ, chuyên khoa, ca làm việc, tài khoản và phân quyền</w:t>
             </w:r>
           </w:p>
         </w:tc>
@@ -1970,7 +1970,7 @@
         <w:rPr>
           <w:rFonts w:ascii="Times New Roman" w:cs="Times New Roman" w:eastAsia="Times New Roman" w:hAnsi="Times New Roman"/>
         </w:rPr>
-        <w:t xml:space="preserve">Mỗi mục tiêu dưới đây có tiêu chí kiểm chứng cụ thể và liên kết tới quy tắc nghiệp vụ (mục 1.2), truy vấn (mục 4.2) hoặc bài kiểm tra (mục 5).</w:t>
+        <w:t xml:space="preserve">Mỗi mục tiêu dưới đây có tiêu chí kiểm chứng cụ thể và liên kết tới quy tắc nghiệp vụ ở mục 1.2.</w:t>
       </w:r>
     </w:p>
     <w:tbl>
@@ -2191,7 +2191,7 @@
                 <w:sz w:val="22"/>
                 <w:szCs w:val="22"/>
               </w:rPr>
-              <w:t xml:space="preserve">Mỗi bác sĩ thuộc đúng một loại (TC-03); truy vấn được bác sĩ theo chuyên khoa (Q01)</w:t>
+              <w:t xml:space="preserve">Mỗi bác sĩ thuộc đúng một loại; tra cứu được bác sĩ theo chuyên khoa</w:t>
             </w:r>
           </w:p>
         </w:tc>
@@ -2292,7 +2292,7 @@
                 <w:sz w:val="22"/>
                 <w:szCs w:val="22"/>
               </w:rPr>
-              <w:t xml:space="preserve">Lịch hẹn trùng giờ hoặc ngoài ca đều bị CSDL từ chối (TC-01, TC-02)</w:t>
+              <w:t xml:space="preserve">Lịch hẹn trùng giờ hoặc ngoài ca đều bị CSDL từ chối</w:t>
             </w:r>
           </w:p>
         </w:tc>
@@ -2393,7 +2393,7 @@
                 <w:sz w:val="22"/>
                 <w:szCs w:val="22"/>
               </w:rPr>
-              <w:t xml:space="preserve">Mỗi lịch hẹn thuộc đúng một hình thức; tư vấn từ xa thiếu đường dẫn phiên bị từ chối; thống kê được tỉ lệ từ xa / trực tiếp (Q08)</w:t>
+              <w:t xml:space="preserve">Mỗi lịch hẹn thuộc đúng một hình thức; tư vấn từ xa thiếu đường dẫn phiên bị từ chối; thống kê được tỉ lệ từ xa / trực tiếp</w:t>
             </w:r>
           </w:p>
         </w:tc>
@@ -2494,7 +2494,7 @@
                 <w:sz w:val="22"/>
                 <w:szCs w:val="22"/>
               </w:rPr>
-              <w:t xml:space="preserve">Lệnh DELETE lần khám, chẩn đoán, đơn thuốc bị chặn (TC-05); truy xuất được toàn bộ lịch sử khám của một bệnh nhân (Q11)</w:t>
+              <w:t xml:space="preserve">Lần khám, chẩn đoán, đơn thuốc đã ghi không xóa được; truy xuất được toàn bộ lịch sử khám của một bệnh nhân</w:t>
             </w:r>
           </w:p>
         </w:tc>
@@ -2595,7 +2595,7 @@
                 <w:sz w:val="22"/>
                 <w:szCs w:val="22"/>
               </w:rPr>
-              <w:t xml:space="preserve">Kê thuốc chứa hoạt chất bệnh nhân dị ứng bị từ chối (TC-04); số lượng không dương bị từ chối (TC-07)</w:t>
+              <w:t xml:space="preserve">Kê thuốc chứa hoạt chất bệnh nhân dị ứng bị từ chối; số lượng không dương bị từ chối</w:t>
             </w:r>
           </w:p>
         </w:tc>
@@ -2696,7 +2696,7 @@
                 <w:sz w:val="22"/>
                 <w:szCs w:val="22"/>
               </w:rPr>
-              <w:t xml:space="preserve">Có 4 role (quản trị, bác sĩ, lễ tân, bệnh nhân); thao tác ngoài quyền báo permission denied</w:t>
+              <w:t xml:space="preserve">Có 4 vai trò (quản trị, bác sĩ, lễ tân, bệnh nhân); thao tác ngoài quyền bị CSDL từ chối</w:t>
             </w:r>
           </w:p>
         </w:tc>
@@ -2720,7 +2720,7 @@
                 <w:sz w:val="22"/>
                 <w:szCs w:val="22"/>
               </w:rPr>
-              <w:t xml:space="preserve">Mục 5.2</w:t>
+              <w:t xml:space="preserve">BR-A09, BR-B08…B10, BR-C06</w:t>
             </w:r>
           </w:p>
         </w:tc>
@@ -2797,7 +2797,7 @@
                 <w:sz w:val="22"/>
                 <w:szCs w:val="22"/>
               </w:rPr>
-              <w:t xml:space="preserve">Ít nhất 10 truy vấn thống kê chạy có kết quả trên dữ liệu mẫu (Q01–Q12)</w:t>
+              <w:t xml:space="preserve">Ít nhất 10 báo cáo thống kê (bác sĩ, lịch hẹn, doanh thu, thuốc, bệnh án) có kết quả trên dữ liệu mẫu</w:t>
             </w:r>
           </w:p>
         </w:tc>
@@ -2821,7 +2821,7 @@
                 <w:sz w:val="22"/>
                 <w:szCs w:val="22"/>
               </w:rPr>
-              <w:t xml:space="preserve">Mục 4.2</w:t>
+              <w:t xml:space="preserve">–</w:t>
             </w:r>
           </w:p>
         </w:tc>
@@ -2878,7 +2878,7 @@
         <w:rPr>
           <w:rFonts w:ascii="Times New Roman" w:cs="Times New Roman" w:eastAsia="Times New Roman" w:hAnsi="Times New Roman"/>
         </w:rPr>
-        <w:t xml:space="preserve">Mỗi quy tắc được đánh số BR-&lt;mảng&gt;&lt;số&gt;, ghi rõ loại ràng buộc và cơ chế đảm bảo trong CSDL. Số hiệu BR-A01…A04, BR-B01…B05 và BR-C01…C05 giữ như bản v0 vì mục 1.1, 4.1.4 và 5.1 đã tham chiếu. Các BR này là căn cứ cho ma trận truy vết ở 2.1.</w:t>
+        <w:t xml:space="preserve">Mỗi quy tắc được đánh số BR-&lt;mảng&gt;&lt;số&gt;, ghi rõ loại ràng buộc.</w:t>
       </w:r>
     </w:p>
     <w:p>
@@ -2934,9 +2934,8 @@
       </w:tblPr>
       <w:tblGrid>
         <w:gridCol w:w="967"/>
-        <w:gridCol w:w="4395"/>
-        <w:gridCol w:w="1670"/>
-        <w:gridCol w:w="1758"/>
+        <w:gridCol w:w="5953"/>
+        <w:gridCol w:w="1870"/>
       </w:tblGrid>
       <w:tr>
         <w:trPr>
@@ -2974,7 +2973,7 @@
         </w:tc>
         <w:tc>
           <w:tcPr>
-            <w:tcW w:w="4395" w:type="dxa"/>
+            <w:tcW w:w="5953" w:type="dxa"/>
             <w:shd w:val="clear" w:color="auto" w:fill="D9E2F3"/>
           </w:tcPr>
           <w:p>
@@ -3003,7 +3002,7 @@
         </w:tc>
         <w:tc>
           <w:tcPr>
-            <w:tcW w:w="1670" w:type="dxa"/>
+            <w:tcW w:w="1870" w:type="dxa"/>
             <w:shd w:val="clear" w:color="auto" w:fill="D9E2F3"/>
           </w:tcPr>
           <w:p>
@@ -3027,35 +3026,6 @@
                 <w:szCs w:val="22"/>
               </w:rPr>
               <w:t xml:space="preserve">Loại ràng buộc</w:t>
-            </w:r>
-          </w:p>
-        </w:tc>
-        <w:tc>
-          <w:tcPr>
-            <w:tcW w:w="1758" w:type="dxa"/>
-            <w:shd w:val="clear" w:color="auto" w:fill="D9E2F3"/>
-          </w:tcPr>
-          <w:p>
-            <w:pPr>
-              <w:spacing w:before="20" w:after="20"/>
-              <w:jc w:val="center"/>
-              <w:rPr>
-                <w:rFonts w:ascii="Times New Roman" w:cs="Times New Roman" w:eastAsia="Times New Roman" w:hAnsi="Times New Roman"/>
-                <w:b w:val="1"/>
-                <w:bCs w:val="1"/>
-                <w:sz w:val="22"/>
-                <w:szCs w:val="22"/>
-              </w:rPr>
-            </w:pPr>
-            <w:r>
-              <w:rPr>
-                <w:rFonts w:ascii="Times New Roman" w:cs="Times New Roman" w:eastAsia="Times New Roman" w:hAnsi="Times New Roman"/>
-                <w:b w:val="1"/>
-                <w:bCs w:val="1"/>
-                <w:sz w:val="22"/>
-                <w:szCs w:val="22"/>
-              </w:rPr>
-              <w:t xml:space="preserve">Cơ chế đảm bảo</w:t>
             </w:r>
           </w:p>
         </w:tc>
@@ -3090,7 +3060,7 @@
         </w:tc>
         <w:tc>
           <w:tcPr>
-            <w:tcW w:w="4395" w:type="dxa"/>
+            <w:tcW w:w="5953" w:type="dxa"/>
           </w:tcPr>
           <w:p>
             <w:pPr>
@@ -3114,7 +3084,7 @@
         </w:tc>
         <w:tc>
           <w:tcPr>
-            <w:tcW w:w="1670" w:type="dxa"/>
+            <w:tcW w:w="1870" w:type="dxa"/>
           </w:tcPr>
           <w:p>
             <w:pPr>
@@ -3133,30 +3103,6 @@
                 <w:szCs w:val="22"/>
               </w:rPr>
               <w:t xml:space="preserve">Cấu trúc</w:t>
-            </w:r>
-          </w:p>
-        </w:tc>
-        <w:tc>
-          <w:tcPr>
-            <w:tcW w:w="1758" w:type="dxa"/>
-          </w:tcPr>
-          <w:p>
-            <w:pPr>
-              <w:spacing w:before="20" w:after="20"/>
-              <w:jc w:val="left"/>
-              <w:rPr>
-                <w:rFonts w:ascii="Times New Roman" w:cs="Times New Roman" w:eastAsia="Times New Roman" w:hAnsi="Times New Roman"/>
-                <w:sz w:val="22"/>
-                <w:szCs w:val="22"/>
-              </w:rPr>
-            </w:pPr>
-            <w:r>
-              <w:rPr>
-                <w:rFonts w:ascii="Times New Roman" w:cs="Times New Roman" w:eastAsia="Times New Roman" w:hAnsi="Times New Roman"/>
-                <w:sz w:val="22"/>
-                <w:szCs w:val="22"/>
-              </w:rPr>
-              <w:t xml:space="preserve">Cột phân loại + CHECK</w:t>
             </w:r>
           </w:p>
         </w:tc>
@@ -3191,7 +3137,7 @@
         </w:tc>
         <w:tc>
           <w:tcPr>
-            <w:tcW w:w="4395" w:type="dxa"/>
+            <w:tcW w:w="5953" w:type="dxa"/>
           </w:tcPr>
           <w:p>
             <w:pPr>
@@ -3215,7 +3161,7 @@
         </w:tc>
         <w:tc>
           <w:tcPr>
-            <w:tcW w:w="1670" w:type="dxa"/>
+            <w:tcW w:w="1870" w:type="dxa"/>
           </w:tcPr>
           <w:p>
             <w:pPr>
@@ -3234,30 +3180,6 @@
                 <w:szCs w:val="22"/>
               </w:rPr>
               <w:t xml:space="preserve">Cấu trúc</w:t>
-            </w:r>
-          </w:p>
-        </w:tc>
-        <w:tc>
-          <w:tcPr>
-            <w:tcW w:w="1758" w:type="dxa"/>
-          </w:tcPr>
-          <w:p>
-            <w:pPr>
-              <w:spacing w:before="20" w:after="20"/>
-              <w:jc w:val="left"/>
-              <w:rPr>
-                <w:rFonts w:ascii="Times New Roman" w:cs="Times New Roman" w:eastAsia="Times New Roman" w:hAnsi="Times New Roman"/>
-                <w:sz w:val="22"/>
-                <w:szCs w:val="22"/>
-              </w:rPr>
-            </w:pPr>
-            <w:r>
-              <w:rPr>
-                <w:rFonts w:ascii="Times New Roman" w:cs="Times New Roman" w:eastAsia="Times New Roman" w:hAnsi="Times New Roman"/>
-                <w:sz w:val="22"/>
-                <w:szCs w:val="22"/>
-              </w:rPr>
-              <w:t xml:space="preserve">FK NOT NULL</w:t>
             </w:r>
           </w:p>
         </w:tc>
@@ -3292,7 +3214,7 @@
         </w:tc>
         <w:tc>
           <w:tcPr>
-            <w:tcW w:w="4395" w:type="dxa"/>
+            <w:tcW w:w="5953" w:type="dxa"/>
           </w:tcPr>
           <w:p>
             <w:pPr>
@@ -3316,7 +3238,7 @@
         </w:tc>
         <w:tc>
           <w:tcPr>
-            <w:tcW w:w="1670" w:type="dxa"/>
+            <w:tcW w:w="1870" w:type="dxa"/>
           </w:tcPr>
           <w:p>
             <w:pPr>
@@ -3335,30 +3257,6 @@
                 <w:szCs w:val="22"/>
               </w:rPr>
               <w:t xml:space="preserve">Hành vi</w:t>
-            </w:r>
-          </w:p>
-        </w:tc>
-        <w:tc>
-          <w:tcPr>
-            <w:tcW w:w="1758" w:type="dxa"/>
-          </w:tcPr>
-          <w:p>
-            <w:pPr>
-              <w:spacing w:before="20" w:after="20"/>
-              <w:jc w:val="left"/>
-              <w:rPr>
-                <w:rFonts w:ascii="Times New Roman" w:cs="Times New Roman" w:eastAsia="Times New Roman" w:hAnsi="Times New Roman"/>
-                <w:sz w:val="22"/>
-                <w:szCs w:val="22"/>
-              </w:rPr>
-            </w:pPr>
-            <w:r>
-              <w:rPr>
-                <w:rFonts w:ascii="Times New Roman" w:cs="Times New Roman" w:eastAsia="Times New Roman" w:hAnsi="Times New Roman"/>
-                <w:sz w:val="22"/>
-                <w:szCs w:val="22"/>
-              </w:rPr>
-              <w:t xml:space="preserve">Trigger trg_kiem_tra_chung_chi</w:t>
             </w:r>
           </w:p>
         </w:tc>
@@ -3393,7 +3291,7 @@
         </w:tc>
         <w:tc>
           <w:tcPr>
-            <w:tcW w:w="4395" w:type="dxa"/>
+            <w:tcW w:w="5953" w:type="dxa"/>
           </w:tcPr>
           <w:p>
             <w:pPr>
@@ -3417,7 +3315,7 @@
         </w:tc>
         <w:tc>
           <w:tcPr>
-            <w:tcW w:w="1670" w:type="dxa"/>
+            <w:tcW w:w="1870" w:type="dxa"/>
           </w:tcPr>
           <w:p>
             <w:pPr>
@@ -3436,30 +3334,6 @@
                 <w:szCs w:val="22"/>
               </w:rPr>
               <w:t xml:space="preserve">Cấu trúc</w:t>
-            </w:r>
-          </w:p>
-        </w:tc>
-        <w:tc>
-          <w:tcPr>
-            <w:tcW w:w="1758" w:type="dxa"/>
-          </w:tcPr>
-          <w:p>
-            <w:pPr>
-              <w:spacing w:before="20" w:after="20"/>
-              <w:jc w:val="left"/>
-              <w:rPr>
-                <w:rFonts w:ascii="Times New Roman" w:cs="Times New Roman" w:eastAsia="Times New Roman" w:hAnsi="Times New Roman"/>
-                <w:sz w:val="22"/>
-                <w:szCs w:val="22"/>
-              </w:rPr>
-            </w:pPr>
-            <w:r>
-              <w:rPr>
-                <w:rFonts w:ascii="Times New Roman" w:cs="Times New Roman" w:eastAsia="Times New Roman" w:hAnsi="Times New Roman"/>
-                <w:sz w:val="22"/>
-                <w:szCs w:val="22"/>
-              </w:rPr>
-              <w:t xml:space="preserve">EXCLUDE USING gist</w:t>
             </w:r>
           </w:p>
         </w:tc>
@@ -3494,7 +3368,7 @@
         </w:tc>
         <w:tc>
           <w:tcPr>
-            <w:tcW w:w="4395" w:type="dxa"/>
+            <w:tcW w:w="5953" w:type="dxa"/>
           </w:tcPr>
           <w:p>
             <w:pPr>
@@ -3518,7 +3392,7 @@
         </w:tc>
         <w:tc>
           <w:tcPr>
-            <w:tcW w:w="1670" w:type="dxa"/>
+            <w:tcW w:w="1870" w:type="dxa"/>
           </w:tcPr>
           <w:p>
             <w:pPr>
@@ -3537,30 +3411,6 @@
                 <w:szCs w:val="22"/>
               </w:rPr>
               <w:t xml:space="preserve">Cấu trúc</w:t>
-            </w:r>
-          </w:p>
-        </w:tc>
-        <w:tc>
-          <w:tcPr>
-            <w:tcW w:w="1758" w:type="dxa"/>
-          </w:tcPr>
-          <w:p>
-            <w:pPr>
-              <w:spacing w:before="20" w:after="20"/>
-              <w:jc w:val="left"/>
-              <w:rPr>
-                <w:rFonts w:ascii="Times New Roman" w:cs="Times New Roman" w:eastAsia="Times New Roman" w:hAnsi="Times New Roman"/>
-                <w:sz w:val="22"/>
-                <w:szCs w:val="22"/>
-              </w:rPr>
-            </w:pPr>
-            <w:r>
-              <w:rPr>
-                <w:rFonts w:ascii="Times New Roman" w:cs="Times New Roman" w:eastAsia="Times New Roman" w:hAnsi="Times New Roman"/>
-                <w:sz w:val="22"/>
-                <w:szCs w:val="22"/>
-              </w:rPr>
-              <w:t xml:space="preserve">NOT NULL + UNIQUE</w:t>
             </w:r>
           </w:p>
         </w:tc>
@@ -3595,7 +3445,7 @@
         </w:tc>
         <w:tc>
           <w:tcPr>
-            <w:tcW w:w="4395" w:type="dxa"/>
+            <w:tcW w:w="5953" w:type="dxa"/>
           </w:tcPr>
           <w:p>
             <w:pPr>
@@ -3619,7 +3469,7 @@
         </w:tc>
         <w:tc>
           <w:tcPr>
-            <w:tcW w:w="1670" w:type="dxa"/>
+            <w:tcW w:w="1870" w:type="dxa"/>
           </w:tcPr>
           <w:p>
             <w:pPr>
@@ -3638,30 +3488,6 @@
                 <w:szCs w:val="22"/>
               </w:rPr>
               <w:t xml:space="preserve">Cấu trúc</w:t>
-            </w:r>
-          </w:p>
-        </w:tc>
-        <w:tc>
-          <w:tcPr>
-            <w:tcW w:w="1758" w:type="dxa"/>
-          </w:tcPr>
-          <w:p>
-            <w:pPr>
-              <w:spacing w:before="20" w:after="20"/>
-              <w:jc w:val="left"/>
-              <w:rPr>
-                <w:rFonts w:ascii="Times New Roman" w:cs="Times New Roman" w:eastAsia="Times New Roman" w:hAnsi="Times New Roman"/>
-                <w:sz w:val="22"/>
-                <w:szCs w:val="22"/>
-              </w:rPr>
-            </w:pPr>
-            <w:r>
-              <w:rPr>
-                <w:rFonts w:ascii="Times New Roman" w:cs="Times New Roman" w:eastAsia="Times New Roman" w:hAnsi="Times New Roman"/>
-                <w:sz w:val="22"/>
-                <w:szCs w:val="22"/>
-              </w:rPr>
-              <w:t xml:space="preserve">CHECK</w:t>
             </w:r>
           </w:p>
         </w:tc>
@@ -3696,7 +3522,7 @@
         </w:tc>
         <w:tc>
           <w:tcPr>
-            <w:tcW w:w="4395" w:type="dxa"/>
+            <w:tcW w:w="5953" w:type="dxa"/>
           </w:tcPr>
           <w:p>
             <w:pPr>
@@ -3720,7 +3546,7 @@
         </w:tc>
         <w:tc>
           <w:tcPr>
-            <w:tcW w:w="1670" w:type="dxa"/>
+            <w:tcW w:w="1870" w:type="dxa"/>
           </w:tcPr>
           <w:p>
             <w:pPr>
@@ -3739,30 +3565,6 @@
                 <w:szCs w:val="22"/>
               </w:rPr>
               <w:t xml:space="preserve">Cấu trúc</w:t>
-            </w:r>
-          </w:p>
-        </w:tc>
-        <w:tc>
-          <w:tcPr>
-            <w:tcW w:w="1758" w:type="dxa"/>
-          </w:tcPr>
-          <w:p>
-            <w:pPr>
-              <w:spacing w:before="20" w:after="20"/>
-              <w:jc w:val="left"/>
-              <w:rPr>
-                <w:rFonts w:ascii="Times New Roman" w:cs="Times New Roman" w:eastAsia="Times New Roman" w:hAnsi="Times New Roman"/>
-                <w:sz w:val="22"/>
-                <w:szCs w:val="22"/>
-              </w:rPr>
-            </w:pPr>
-            <w:r>
-              <w:rPr>
-                <w:rFonts w:ascii="Times New Roman" w:cs="Times New Roman" w:eastAsia="Times New Roman" w:hAnsi="Times New Roman"/>
-                <w:sz w:val="22"/>
-                <w:szCs w:val="22"/>
-              </w:rPr>
-              <w:t xml:space="preserve">CHECK</w:t>
             </w:r>
           </w:p>
         </w:tc>
@@ -3797,7 +3599,7 @@
         </w:tc>
         <w:tc>
           <w:tcPr>
-            <w:tcW w:w="4395" w:type="dxa"/>
+            <w:tcW w:w="5953" w:type="dxa"/>
           </w:tcPr>
           <w:p>
             <w:pPr>
@@ -3821,7 +3623,7 @@
         </w:tc>
         <w:tc>
           <w:tcPr>
-            <w:tcW w:w="1670" w:type="dxa"/>
+            <w:tcW w:w="1870" w:type="dxa"/>
           </w:tcPr>
           <w:p>
             <w:pPr>
@@ -3843,27 +3645,157 @@
             </w:r>
           </w:p>
         </w:tc>
-        <w:tc>
-          <w:tcPr>
-            <w:tcW w:w="1758" w:type="dxa"/>
-          </w:tcPr>
-          <w:p>
-            <w:pPr>
-              <w:spacing w:before="20" w:after="20"/>
-              <w:jc w:val="left"/>
-              <w:rPr>
-                <w:rFonts w:ascii="Times New Roman" w:cs="Times New Roman" w:eastAsia="Times New Roman" w:hAnsi="Times New Roman"/>
-                <w:sz w:val="22"/>
-                <w:szCs w:val="22"/>
-              </w:rPr>
-            </w:pPr>
-            <w:r>
-              <w:rPr>
-                <w:rFonts w:ascii="Times New Roman" w:cs="Times New Roman" w:eastAsia="Times New Roman" w:hAnsi="Times New Roman"/>
-                <w:sz w:val="22"/>
-                <w:szCs w:val="22"/>
-              </w:rPr>
-              <w:t xml:space="preserve">Trigger trg_bao_ve_ca_lam_viec</w:t>
+      </w:tr>
+      <w:tr>
+        <w:trPr>
+          <w:cantSplit/>
+        </w:trPr>
+        <w:tc>
+          <w:tcPr>
+            <w:tcW w:w="967" w:type="dxa"/>
+          </w:tcPr>
+          <w:p>
+            <w:pPr>
+              <w:spacing w:before="20" w:after="20"/>
+              <w:jc w:val="left"/>
+              <w:rPr>
+                <w:rFonts w:ascii="Times New Roman" w:cs="Times New Roman" w:eastAsia="Times New Roman" w:hAnsi="Times New Roman"/>
+                <w:sz w:val="22"/>
+                <w:szCs w:val="22"/>
+              </w:rPr>
+            </w:pPr>
+            <w:r>
+              <w:rPr>
+                <w:rFonts w:ascii="Times New Roman" w:cs="Times New Roman" w:eastAsia="Times New Roman" w:hAnsi="Times New Roman"/>
+                <w:sz w:val="22"/>
+                <w:szCs w:val="22"/>
+              </w:rPr>
+              <w:t xml:space="preserve">BR-A09</w:t>
+            </w:r>
+          </w:p>
+        </w:tc>
+        <w:tc>
+          <w:tcPr>
+            <w:tcW w:w="5953" w:type="dxa"/>
+          </w:tcPr>
+          <w:p>
+            <w:pPr>
+              <w:spacing w:before="20" w:after="20"/>
+              <w:jc w:val="left"/>
+              <w:rPr>
+                <w:rFonts w:ascii="Times New Roman" w:cs="Times New Roman" w:eastAsia="Times New Roman" w:hAnsi="Times New Roman"/>
+                <w:sz w:val="22"/>
+                <w:szCs w:val="22"/>
+              </w:rPr>
+            </w:pPr>
+            <w:r>
+              <w:rPr>
+                <w:rFonts w:ascii="Times New Roman" w:cs="Times New Roman" w:eastAsia="Times New Roman" w:hAnsi="Times New Roman"/>
+                <w:sz w:val="22"/>
+                <w:szCs w:val="22"/>
+              </w:rPr>
+              <w:t xml:space="preserve">Chỉ quản trị được thêm, sửa nhân viên, bác sĩ, chuyên khoa và ca làm việc; bác sĩ và lễ tân chỉ được xem</w:t>
+            </w:r>
+          </w:p>
+        </w:tc>
+        <w:tc>
+          <w:tcPr>
+            <w:tcW w:w="1870" w:type="dxa"/>
+          </w:tcPr>
+          <w:p>
+            <w:pPr>
+              <w:spacing w:before="20" w:after="20"/>
+              <w:jc w:val="left"/>
+              <w:rPr>
+                <w:rFonts w:ascii="Times New Roman" w:cs="Times New Roman" w:eastAsia="Times New Roman" w:hAnsi="Times New Roman"/>
+                <w:sz w:val="22"/>
+                <w:szCs w:val="22"/>
+              </w:rPr>
+            </w:pPr>
+            <w:r>
+              <w:rPr>
+                <w:rFonts w:ascii="Times New Roman" w:cs="Times New Roman" w:eastAsia="Times New Roman" w:hAnsi="Times New Roman"/>
+                <w:sz w:val="22"/>
+                <w:szCs w:val="22"/>
+              </w:rPr>
+              <w:t xml:space="preserve">Hành vi</w:t>
+            </w:r>
+          </w:p>
+        </w:tc>
+      </w:tr>
+      <w:tr>
+        <w:trPr>
+          <w:cantSplit/>
+        </w:trPr>
+        <w:tc>
+          <w:tcPr>
+            <w:tcW w:w="967" w:type="dxa"/>
+          </w:tcPr>
+          <w:p>
+            <w:pPr>
+              <w:spacing w:before="20" w:after="20"/>
+              <w:jc w:val="left"/>
+              <w:rPr>
+                <w:rFonts w:ascii="Times New Roman" w:cs="Times New Roman" w:eastAsia="Times New Roman" w:hAnsi="Times New Roman"/>
+                <w:sz w:val="22"/>
+                <w:szCs w:val="22"/>
+              </w:rPr>
+            </w:pPr>
+            <w:r>
+              <w:rPr>
+                <w:rFonts w:ascii="Times New Roman" w:cs="Times New Roman" w:eastAsia="Times New Roman" w:hAnsi="Times New Roman"/>
+                <w:sz w:val="22"/>
+                <w:szCs w:val="22"/>
+              </w:rPr>
+              <w:t xml:space="preserve">BR-A10</w:t>
+            </w:r>
+          </w:p>
+        </w:tc>
+        <w:tc>
+          <w:tcPr>
+            <w:tcW w:w="5953" w:type="dxa"/>
+          </w:tcPr>
+          <w:p>
+            <w:pPr>
+              <w:spacing w:before="20" w:after="20"/>
+              <w:jc w:val="left"/>
+              <w:rPr>
+                <w:rFonts w:ascii="Times New Roman" w:cs="Times New Roman" w:eastAsia="Times New Roman" w:hAnsi="Times New Roman"/>
+                <w:sz w:val="22"/>
+                <w:szCs w:val="22"/>
+              </w:rPr>
+            </w:pPr>
+            <w:r>
+              <w:rPr>
+                <w:rFonts w:ascii="Times New Roman" w:cs="Times New Roman" w:eastAsia="Times New Roman" w:hAnsi="Times New Roman"/>
+                <w:sz w:val="22"/>
+                <w:szCs w:val="22"/>
+              </w:rPr>
+              <w:t xml:space="preserve">Mỗi nhân viên thuộc đúng một loại: bác sĩ, lễ tân hoặc quản trị; chỉ nhân viên loại bác sĩ mới có thông tin bác sĩ</w:t>
+            </w:r>
+          </w:p>
+        </w:tc>
+        <w:tc>
+          <w:tcPr>
+            <w:tcW w:w="1870" w:type="dxa"/>
+          </w:tcPr>
+          <w:p>
+            <w:pPr>
+              <w:spacing w:before="20" w:after="20"/>
+              <w:jc w:val="left"/>
+              <w:rPr>
+                <w:rFonts w:ascii="Times New Roman" w:cs="Times New Roman" w:eastAsia="Times New Roman" w:hAnsi="Times New Roman"/>
+                <w:sz w:val="22"/>
+                <w:szCs w:val="22"/>
+              </w:rPr>
+            </w:pPr>
+            <w:r>
+              <w:rPr>
+                <w:rFonts w:ascii="Times New Roman" w:cs="Times New Roman" w:eastAsia="Times New Roman" w:hAnsi="Times New Roman"/>
+                <w:sz w:val="22"/>
+                <w:szCs w:val="22"/>
+              </w:rPr>
+              <w:t xml:space="preserve">Cấu trúc</w:t>
             </w:r>
           </w:p>
         </w:tc>
@@ -3914,9 +3846,8 @@
       </w:tblPr>
       <w:tblGrid>
         <w:gridCol w:w="967"/>
-        <w:gridCol w:w="4395"/>
-        <w:gridCol w:w="1670"/>
-        <w:gridCol w:w="1758"/>
+        <w:gridCol w:w="5953"/>
+        <w:gridCol w:w="1870"/>
       </w:tblGrid>
       <w:tr>
         <w:trPr>
@@ -3954,7 +3885,7 @@
         </w:tc>
         <w:tc>
           <w:tcPr>
-            <w:tcW w:w="4395" w:type="dxa"/>
+            <w:tcW w:w="5953" w:type="dxa"/>
             <w:shd w:val="clear" w:color="auto" w:fill="D9E2F3"/>
           </w:tcPr>
           <w:p>
@@ -3983,7 +3914,7 @@
         </w:tc>
         <w:tc>
           <w:tcPr>
-            <w:tcW w:w="1670" w:type="dxa"/>
+            <w:tcW w:w="1870" w:type="dxa"/>
             <w:shd w:val="clear" w:color="auto" w:fill="D9E2F3"/>
           </w:tcPr>
           <w:p>
@@ -4007,35 +3938,6 @@
                 <w:szCs w:val="22"/>
               </w:rPr>
               <w:t xml:space="preserve">Loại ràng buộc</w:t>
-            </w:r>
-          </w:p>
-        </w:tc>
-        <w:tc>
-          <w:tcPr>
-            <w:tcW w:w="1758" w:type="dxa"/>
-            <w:shd w:val="clear" w:color="auto" w:fill="D9E2F3"/>
-          </w:tcPr>
-          <w:p>
-            <w:pPr>
-              <w:spacing w:before="20" w:after="20"/>
-              <w:jc w:val="center"/>
-              <w:rPr>
-                <w:rFonts w:ascii="Times New Roman" w:cs="Times New Roman" w:eastAsia="Times New Roman" w:hAnsi="Times New Roman"/>
-                <w:b w:val="1"/>
-                <w:bCs w:val="1"/>
-                <w:sz w:val="22"/>
-                <w:szCs w:val="22"/>
-              </w:rPr>
-            </w:pPr>
-            <w:r>
-              <w:rPr>
-                <w:rFonts w:ascii="Times New Roman" w:cs="Times New Roman" w:eastAsia="Times New Roman" w:hAnsi="Times New Roman"/>
-                <w:b w:val="1"/>
-                <w:bCs w:val="1"/>
-                <w:sz w:val="22"/>
-                <w:szCs w:val="22"/>
-              </w:rPr>
-              <w:t xml:space="preserve">Cơ chế đảm bảo</w:t>
             </w:r>
           </w:p>
         </w:tc>
@@ -4070,7 +3972,7 @@
         </w:tc>
         <w:tc>
           <w:tcPr>
-            <w:tcW w:w="4395" w:type="dxa"/>
+            <w:tcW w:w="5953" w:type="dxa"/>
           </w:tcPr>
           <w:p>
             <w:pPr>
@@ -4094,7 +3996,7 @@
         </w:tc>
         <w:tc>
           <w:tcPr>
-            <w:tcW w:w="1670" w:type="dxa"/>
+            <w:tcW w:w="1870" w:type="dxa"/>
           </w:tcPr>
           <w:p>
             <w:pPr>
@@ -4113,30 +4015,6 @@
                 <w:szCs w:val="22"/>
               </w:rPr>
               <w:t xml:space="preserve">Hành vi</w:t>
-            </w:r>
-          </w:p>
-        </w:tc>
-        <w:tc>
-          <w:tcPr>
-            <w:tcW w:w="1758" w:type="dxa"/>
-          </w:tcPr>
-          <w:p>
-            <w:pPr>
-              <w:spacing w:before="20" w:after="20"/>
-              <w:jc w:val="left"/>
-              <w:rPr>
-                <w:rFonts w:ascii="Times New Roman" w:cs="Times New Roman" w:eastAsia="Times New Roman" w:hAnsi="Times New Roman"/>
-                <w:sz w:val="22"/>
-                <w:szCs w:val="22"/>
-              </w:rPr>
-            </w:pPr>
-            <w:r>
-              <w:rPr>
-                <w:rFonts w:ascii="Times New Roman" w:cs="Times New Roman" w:eastAsia="Times New Roman" w:hAnsi="Times New Roman"/>
-                <w:sz w:val="22"/>
-                <w:szCs w:val="22"/>
-              </w:rPr>
-              <w:t xml:space="preserve">Trigger trg_lich_hen_hop_le</w:t>
             </w:r>
           </w:p>
         </w:tc>
@@ -4171,7 +4049,7 @@
         </w:tc>
         <w:tc>
           <w:tcPr>
-            <w:tcW w:w="4395" w:type="dxa"/>
+            <w:tcW w:w="5953" w:type="dxa"/>
           </w:tcPr>
           <w:p>
             <w:pPr>
@@ -4195,7 +4073,7 @@
         </w:tc>
         <w:tc>
           <w:tcPr>
-            <w:tcW w:w="1670" w:type="dxa"/>
+            <w:tcW w:w="1870" w:type="dxa"/>
           </w:tcPr>
           <w:p>
             <w:pPr>
@@ -4214,30 +4092,6 @@
                 <w:szCs w:val="22"/>
               </w:rPr>
               <w:t xml:space="preserve">Cấu trúc</w:t>
-            </w:r>
-          </w:p>
-        </w:tc>
-        <w:tc>
-          <w:tcPr>
-            <w:tcW w:w="1758" w:type="dxa"/>
-          </w:tcPr>
-          <w:p>
-            <w:pPr>
-              <w:spacing w:before="20" w:after="20"/>
-              <w:jc w:val="left"/>
-              <w:rPr>
-                <w:rFonts w:ascii="Times New Roman" w:cs="Times New Roman" w:eastAsia="Times New Roman" w:hAnsi="Times New Roman"/>
-                <w:sz w:val="22"/>
-                <w:szCs w:val="22"/>
-              </w:rPr>
-            </w:pPr>
-            <w:r>
-              <w:rPr>
-                <w:rFonts w:ascii="Times New Roman" w:cs="Times New Roman" w:eastAsia="Times New Roman" w:hAnsi="Times New Roman"/>
-                <w:sz w:val="22"/>
-                <w:szCs w:val="22"/>
-              </w:rPr>
-              <w:t xml:space="preserve">Hai ràng buộc EXCLUDE USING gist</w:t>
             </w:r>
           </w:p>
         </w:tc>
@@ -4272,7 +4126,7 @@
         </w:tc>
         <w:tc>
           <w:tcPr>
-            <w:tcW w:w="4395" w:type="dxa"/>
+            <w:tcW w:w="5953" w:type="dxa"/>
           </w:tcPr>
           <w:p>
             <w:pPr>
@@ -4296,7 +4150,7 @@
         </w:tc>
         <w:tc>
           <w:tcPr>
-            <w:tcW w:w="1670" w:type="dxa"/>
+            <w:tcW w:w="1870" w:type="dxa"/>
           </w:tcPr>
           <w:p>
             <w:pPr>
@@ -4315,30 +4169,6 @@
                 <w:szCs w:val="22"/>
               </w:rPr>
               <w:t xml:space="preserve">Hành vi</w:t>
-            </w:r>
-          </w:p>
-        </w:tc>
-        <w:tc>
-          <w:tcPr>
-            <w:tcW w:w="1758" w:type="dxa"/>
-          </w:tcPr>
-          <w:p>
-            <w:pPr>
-              <w:spacing w:before="20" w:after="20"/>
-              <w:jc w:val="left"/>
-              <w:rPr>
-                <w:rFonts w:ascii="Times New Roman" w:cs="Times New Roman" w:eastAsia="Times New Roman" w:hAnsi="Times New Roman"/>
-                <w:sz w:val="22"/>
-                <w:szCs w:val="22"/>
-              </w:rPr>
-            </w:pPr>
-            <w:r>
-              <w:rPr>
-                <w:rFonts w:ascii="Times New Roman" w:cs="Times New Roman" w:eastAsia="Times New Roman" w:hAnsi="Times New Roman"/>
-                <w:sz w:val="22"/>
-                <w:szCs w:val="22"/>
-              </w:rPr>
-              <w:t xml:space="preserve">Trigger trg_lich_hen_hop_le + UNIQUE mã giấy</w:t>
             </w:r>
           </w:p>
         </w:tc>
@@ -4373,7 +4203,7 @@
         </w:tc>
         <w:tc>
           <w:tcPr>
-            <w:tcW w:w="4395" w:type="dxa"/>
+            <w:tcW w:w="5953" w:type="dxa"/>
           </w:tcPr>
           <w:p>
             <w:pPr>
@@ -4397,7 +4227,7 @@
         </w:tc>
         <w:tc>
           <w:tcPr>
-            <w:tcW w:w="1670" w:type="dxa"/>
+            <w:tcW w:w="1870" w:type="dxa"/>
           </w:tcPr>
           <w:p>
             <w:pPr>
@@ -4416,30 +4246,6 @@
                 <w:szCs w:val="22"/>
               </w:rPr>
               <w:t xml:space="preserve">Cấu trúc</w:t>
-            </w:r>
-          </w:p>
-        </w:tc>
-        <w:tc>
-          <w:tcPr>
-            <w:tcW w:w="1758" w:type="dxa"/>
-          </w:tcPr>
-          <w:p>
-            <w:pPr>
-              <w:spacing w:before="20" w:after="20"/>
-              <w:jc w:val="left"/>
-              <w:rPr>
-                <w:rFonts w:ascii="Times New Roman" w:cs="Times New Roman" w:eastAsia="Times New Roman" w:hAnsi="Times New Roman"/>
-                <w:sz w:val="22"/>
-                <w:szCs w:val="22"/>
-              </w:rPr>
-            </w:pPr>
-            <w:r>
-              <w:rPr>
-                <w:rFonts w:ascii="Times New Roman" w:cs="Times New Roman" w:eastAsia="Times New Roman" w:hAnsi="Times New Roman"/>
-                <w:sz w:val="22"/>
-                <w:szCs w:val="22"/>
-              </w:rPr>
-              <w:t xml:space="preserve">NOT NULL</w:t>
             </w:r>
           </w:p>
         </w:tc>
@@ -4474,7 +4280,7 @@
         </w:tc>
         <w:tc>
           <w:tcPr>
-            <w:tcW w:w="4395" w:type="dxa"/>
+            <w:tcW w:w="5953" w:type="dxa"/>
           </w:tcPr>
           <w:p>
             <w:pPr>
@@ -4498,7 +4304,7 @@
         </w:tc>
         <w:tc>
           <w:tcPr>
-            <w:tcW w:w="1670" w:type="dxa"/>
+            <w:tcW w:w="1870" w:type="dxa"/>
           </w:tcPr>
           <w:p>
             <w:pPr>
@@ -4517,30 +4323,6 @@
                 <w:szCs w:val="22"/>
               </w:rPr>
               <w:t xml:space="preserve">Hành vi</w:t>
-            </w:r>
-          </w:p>
-        </w:tc>
-        <w:tc>
-          <w:tcPr>
-            <w:tcW w:w="1758" w:type="dxa"/>
-          </w:tcPr>
-          <w:p>
-            <w:pPr>
-              <w:spacing w:before="20" w:after="20"/>
-              <w:jc w:val="left"/>
-              <w:rPr>
-                <w:rFonts w:ascii="Times New Roman" w:cs="Times New Roman" w:eastAsia="Times New Roman" w:hAnsi="Times New Roman"/>
-                <w:sz w:val="22"/>
-                <w:szCs w:val="22"/>
-              </w:rPr>
-            </w:pPr>
-            <w:r>
-              <w:rPr>
-                <w:rFonts w:ascii="Times New Roman" w:cs="Times New Roman" w:eastAsia="Times New Roman" w:hAnsi="Times New Roman"/>
-                <w:sz w:val="22"/>
-                <w:szCs w:val="22"/>
-              </w:rPr>
-              <w:t xml:space="preserve">CHECK + DEFAULT + trigger trg_trang_thai_lich_hen</w:t>
             </w:r>
           </w:p>
         </w:tc>
@@ -4575,7 +4357,7 @@
         </w:tc>
         <w:tc>
           <w:tcPr>
-            <w:tcW w:w="4395" w:type="dxa"/>
+            <w:tcW w:w="5953" w:type="dxa"/>
           </w:tcPr>
           <w:p>
             <w:pPr>
@@ -4599,7 +4381,7 @@
         </w:tc>
         <w:tc>
           <w:tcPr>
-            <w:tcW w:w="1670" w:type="dxa"/>
+            <w:tcW w:w="1870" w:type="dxa"/>
           </w:tcPr>
           <w:p>
             <w:pPr>
@@ -4618,30 +4400,6 @@
                 <w:szCs w:val="22"/>
               </w:rPr>
               <w:t xml:space="preserve">Cấu trúc</w:t>
-            </w:r>
-          </w:p>
-        </w:tc>
-        <w:tc>
-          <w:tcPr>
-            <w:tcW w:w="1758" w:type="dxa"/>
-          </w:tcPr>
-          <w:p>
-            <w:pPr>
-              <w:spacing w:before="20" w:after="20"/>
-              <w:jc w:val="left"/>
-              <w:rPr>
-                <w:rFonts w:ascii="Times New Roman" w:cs="Times New Roman" w:eastAsia="Times New Roman" w:hAnsi="Times New Roman"/>
-                <w:sz w:val="22"/>
-                <w:szCs w:val="22"/>
-              </w:rPr>
-            </w:pPr>
-            <w:r>
-              <w:rPr>
-                <w:rFonts w:ascii="Times New Roman" w:cs="Times New Roman" w:eastAsia="Times New Roman" w:hAnsi="Times New Roman"/>
-                <w:sz w:val="22"/>
-                <w:szCs w:val="22"/>
-              </w:rPr>
-              <w:t xml:space="preserve">Cột phân loại + CHECK</w:t>
             </w:r>
           </w:p>
         </w:tc>
@@ -4676,7 +4434,7 @@
         </w:tc>
         <w:tc>
           <w:tcPr>
-            <w:tcW w:w="4395" w:type="dxa"/>
+            <w:tcW w:w="5953" w:type="dxa"/>
           </w:tcPr>
           <w:p>
             <w:pPr>
@@ -4700,7 +4458,7 @@
         </w:tc>
         <w:tc>
           <w:tcPr>
-            <w:tcW w:w="1670" w:type="dxa"/>
+            <w:tcW w:w="1870" w:type="dxa"/>
           </w:tcPr>
           <w:p>
             <w:pPr>
@@ -4722,27 +4480,234 @@
             </w:r>
           </w:p>
         </w:tc>
-        <w:tc>
-          <w:tcPr>
-            <w:tcW w:w="1758" w:type="dxa"/>
-          </w:tcPr>
-          <w:p>
-            <w:pPr>
-              <w:spacing w:before="20" w:after="20"/>
-              <w:jc w:val="left"/>
-              <w:rPr>
-                <w:rFonts w:ascii="Times New Roman" w:cs="Times New Roman" w:eastAsia="Times New Roman" w:hAnsi="Times New Roman"/>
-                <w:sz w:val="22"/>
-                <w:szCs w:val="22"/>
-              </w:rPr>
-            </w:pPr>
-            <w:r>
-              <w:rPr>
-                <w:rFonts w:ascii="Times New Roman" w:cs="Times New Roman" w:eastAsia="Times New Roman" w:hAnsi="Times New Roman"/>
-                <w:sz w:val="22"/>
-                <w:szCs w:val="22"/>
-              </w:rPr>
-              <w:t xml:space="preserve">FK tới lớp bác sĩ đa khoa + CHECK</w:t>
+      </w:tr>
+      <w:tr>
+        <w:trPr>
+          <w:cantSplit/>
+        </w:trPr>
+        <w:tc>
+          <w:tcPr>
+            <w:tcW w:w="967" w:type="dxa"/>
+          </w:tcPr>
+          <w:p>
+            <w:pPr>
+              <w:spacing w:before="20" w:after="20"/>
+              <w:jc w:val="left"/>
+              <w:rPr>
+                <w:rFonts w:ascii="Times New Roman" w:cs="Times New Roman" w:eastAsia="Times New Roman" w:hAnsi="Times New Roman"/>
+                <w:sz w:val="22"/>
+                <w:szCs w:val="22"/>
+              </w:rPr>
+            </w:pPr>
+            <w:r>
+              <w:rPr>
+                <w:rFonts w:ascii="Times New Roman" w:cs="Times New Roman" w:eastAsia="Times New Roman" w:hAnsi="Times New Roman"/>
+                <w:sz w:val="22"/>
+                <w:szCs w:val="22"/>
+              </w:rPr>
+              <w:t xml:space="preserve">BR-B08</w:t>
+            </w:r>
+          </w:p>
+        </w:tc>
+        <w:tc>
+          <w:tcPr>
+            <w:tcW w:w="5953" w:type="dxa"/>
+          </w:tcPr>
+          <w:p>
+            <w:pPr>
+              <w:spacing w:before="20" w:after="20"/>
+              <w:jc w:val="left"/>
+              <w:rPr>
+                <w:rFonts w:ascii="Times New Roman" w:cs="Times New Roman" w:eastAsia="Times New Roman" w:hAnsi="Times New Roman"/>
+                <w:sz w:val="22"/>
+                <w:szCs w:val="22"/>
+              </w:rPr>
+            </w:pPr>
+            <w:r>
+              <w:rPr>
+                <w:rFonts w:ascii="Times New Roman" w:cs="Times New Roman" w:eastAsia="Times New Roman" w:hAnsi="Times New Roman"/>
+                <w:sz w:val="22"/>
+                <w:szCs w:val="22"/>
+              </w:rPr>
+              <w:t xml:space="preserve">Lễ tân được thêm, sửa bệnh nhân và lịch hẹn; bác sĩ chỉ được xem bệnh nhân, lịch hẹn và lập giấy chuyển chuyên khoa; bệnh nhân chỉ được xem lịch hẹn của chính mình</w:t>
+            </w:r>
+          </w:p>
+        </w:tc>
+        <w:tc>
+          <w:tcPr>
+            <w:tcW w:w="1870" w:type="dxa"/>
+          </w:tcPr>
+          <w:p>
+            <w:pPr>
+              <w:spacing w:before="20" w:after="20"/>
+              <w:jc w:val="left"/>
+              <w:rPr>
+                <w:rFonts w:ascii="Times New Roman" w:cs="Times New Roman" w:eastAsia="Times New Roman" w:hAnsi="Times New Roman"/>
+                <w:sz w:val="22"/>
+                <w:szCs w:val="22"/>
+              </w:rPr>
+            </w:pPr>
+            <w:r>
+              <w:rPr>
+                <w:rFonts w:ascii="Times New Roman" w:cs="Times New Roman" w:eastAsia="Times New Roman" w:hAnsi="Times New Roman"/>
+                <w:sz w:val="22"/>
+                <w:szCs w:val="22"/>
+              </w:rPr>
+              <w:t xml:space="preserve">Hành vi</w:t>
+            </w:r>
+          </w:p>
+        </w:tc>
+      </w:tr>
+      <w:tr>
+        <w:trPr>
+          <w:cantSplit/>
+        </w:trPr>
+        <w:tc>
+          <w:tcPr>
+            <w:tcW w:w="967" w:type="dxa"/>
+          </w:tcPr>
+          <w:p>
+            <w:pPr>
+              <w:spacing w:before="20" w:after="20"/>
+              <w:jc w:val="left"/>
+              <w:rPr>
+                <w:rFonts w:ascii="Times New Roman" w:cs="Times New Roman" w:eastAsia="Times New Roman" w:hAnsi="Times New Roman"/>
+                <w:sz w:val="22"/>
+                <w:szCs w:val="22"/>
+              </w:rPr>
+            </w:pPr>
+            <w:r>
+              <w:rPr>
+                <w:rFonts w:ascii="Times New Roman" w:cs="Times New Roman" w:eastAsia="Times New Roman" w:hAnsi="Times New Roman"/>
+                <w:sz w:val="22"/>
+                <w:szCs w:val="22"/>
+              </w:rPr>
+              <w:t xml:space="preserve">BR-B09</w:t>
+            </w:r>
+          </w:p>
+        </w:tc>
+        <w:tc>
+          <w:tcPr>
+            <w:tcW w:w="5953" w:type="dxa"/>
+          </w:tcPr>
+          <w:p>
+            <w:pPr>
+              <w:spacing w:before="20" w:after="20"/>
+              <w:jc w:val="left"/>
+              <w:rPr>
+                <w:rFonts w:ascii="Times New Roman" w:cs="Times New Roman" w:eastAsia="Times New Roman" w:hAnsi="Times New Roman"/>
+                <w:sz w:val="22"/>
+                <w:szCs w:val="22"/>
+              </w:rPr>
+            </w:pPr>
+            <w:r>
+              <w:rPr>
+                <w:rFonts w:ascii="Times New Roman" w:cs="Times New Roman" w:eastAsia="Times New Roman" w:hAnsi="Times New Roman"/>
+                <w:sz w:val="22"/>
+                <w:szCs w:val="22"/>
+              </w:rPr>
+              <w:t xml:space="preserve">Tài khoản vai trò bệnh nhân gắn đúng một bệnh nhân; tài khoản vai trò khác gắn đúng một nhân viên có loại trùng vai trò; mỗi bệnh nhân, nhân viên có tối đa một tài khoản</w:t>
+            </w:r>
+          </w:p>
+        </w:tc>
+        <w:tc>
+          <w:tcPr>
+            <w:tcW w:w="1870" w:type="dxa"/>
+          </w:tcPr>
+          <w:p>
+            <w:pPr>
+              <w:spacing w:before="20" w:after="20"/>
+              <w:jc w:val="left"/>
+              <w:rPr>
+                <w:rFonts w:ascii="Times New Roman" w:cs="Times New Roman" w:eastAsia="Times New Roman" w:hAnsi="Times New Roman"/>
+                <w:sz w:val="22"/>
+                <w:szCs w:val="22"/>
+              </w:rPr>
+            </w:pPr>
+            <w:r>
+              <w:rPr>
+                <w:rFonts w:ascii="Times New Roman" w:cs="Times New Roman" w:eastAsia="Times New Roman" w:hAnsi="Times New Roman"/>
+                <w:sz w:val="22"/>
+                <w:szCs w:val="22"/>
+              </w:rPr>
+              <w:t xml:space="preserve">Cấu trúc</w:t>
+            </w:r>
+          </w:p>
+        </w:tc>
+      </w:tr>
+      <w:tr>
+        <w:trPr>
+          <w:cantSplit/>
+        </w:trPr>
+        <w:tc>
+          <w:tcPr>
+            <w:tcW w:w="967" w:type="dxa"/>
+          </w:tcPr>
+          <w:p>
+            <w:pPr>
+              <w:spacing w:before="20" w:after="20"/>
+              <w:jc w:val="left"/>
+              <w:rPr>
+                <w:rFonts w:ascii="Times New Roman" w:cs="Times New Roman" w:eastAsia="Times New Roman" w:hAnsi="Times New Roman"/>
+                <w:sz w:val="22"/>
+                <w:szCs w:val="22"/>
+              </w:rPr>
+            </w:pPr>
+            <w:r>
+              <w:rPr>
+                <w:rFonts w:ascii="Times New Roman" w:cs="Times New Roman" w:eastAsia="Times New Roman" w:hAnsi="Times New Roman"/>
+                <w:sz w:val="22"/>
+                <w:szCs w:val="22"/>
+              </w:rPr>
+              <w:t xml:space="preserve">BR-B10</w:t>
+            </w:r>
+          </w:p>
+        </w:tc>
+        <w:tc>
+          <w:tcPr>
+            <w:tcW w:w="5953" w:type="dxa"/>
+          </w:tcPr>
+          <w:p>
+            <w:pPr>
+              <w:spacing w:before="20" w:after="20"/>
+              <w:jc w:val="left"/>
+              <w:rPr>
+                <w:rFonts w:ascii="Times New Roman" w:cs="Times New Roman" w:eastAsia="Times New Roman" w:hAnsi="Times New Roman"/>
+                <w:sz w:val="22"/>
+                <w:szCs w:val="22"/>
+              </w:rPr>
+            </w:pPr>
+            <w:r>
+              <w:rPr>
+                <w:rFonts w:ascii="Times New Roman" w:cs="Times New Roman" w:eastAsia="Times New Roman" w:hAnsi="Times New Roman"/>
+                <w:sz w:val="22"/>
+                <w:szCs w:val="22"/>
+              </w:rPr>
+              <w:t xml:space="preserve">Chỉ quản trị được tạo tài khoản nhân viên, đổi vai trò và khóa, mở khóa tài khoản; lễ tân chỉ được tạo tài khoản bệnh nhân và đặt lại mật khẩu cho tài khoản bệnh nhân; mỗi người chỉ đổi được mật khẩu của chính mình; tài khoản không bị xóa</w:t>
+            </w:r>
+          </w:p>
+        </w:tc>
+        <w:tc>
+          <w:tcPr>
+            <w:tcW w:w="1870" w:type="dxa"/>
+          </w:tcPr>
+          <w:p>
+            <w:pPr>
+              <w:spacing w:before="20" w:after="20"/>
+              <w:jc w:val="left"/>
+              <w:rPr>
+                <w:rFonts w:ascii="Times New Roman" w:cs="Times New Roman" w:eastAsia="Times New Roman" w:hAnsi="Times New Roman"/>
+                <w:sz w:val="22"/>
+                <w:szCs w:val="22"/>
+              </w:rPr>
+            </w:pPr>
+            <w:r>
+              <w:rPr>
+                <w:rFonts w:ascii="Times New Roman" w:cs="Times New Roman" w:eastAsia="Times New Roman" w:hAnsi="Times New Roman"/>
+                <w:sz w:val="22"/>
+                <w:szCs w:val="22"/>
+              </w:rPr>
+              <w:t xml:space="preserve">Hành vi</w:t>
             </w:r>
           </w:p>
         </w:tc>
@@ -4793,9 +4758,8 @@
       </w:tblPr>
       <w:tblGrid>
         <w:gridCol w:w="967"/>
-        <w:gridCol w:w="4395"/>
-        <w:gridCol w:w="1670"/>
-        <w:gridCol w:w="1758"/>
+        <w:gridCol w:w="5953"/>
+        <w:gridCol w:w="1870"/>
       </w:tblGrid>
       <w:tr>
         <w:trPr>
@@ -4833,7 +4797,7 @@
         </w:tc>
         <w:tc>
           <w:tcPr>
-            <w:tcW w:w="4395" w:type="dxa"/>
+            <w:tcW w:w="5953" w:type="dxa"/>
             <w:shd w:val="clear" w:color="auto" w:fill="D9E2F3"/>
           </w:tcPr>
           <w:p>
@@ -4862,7 +4826,7 @@
         </w:tc>
         <w:tc>
           <w:tcPr>
-            <w:tcW w:w="1670" w:type="dxa"/>
+            <w:tcW w:w="1870" w:type="dxa"/>
             <w:shd w:val="clear" w:color="auto" w:fill="D9E2F3"/>
           </w:tcPr>
           <w:p>
@@ -4886,35 +4850,6 @@
                 <w:szCs w:val="22"/>
               </w:rPr>
               <w:t xml:space="preserve">Loại ràng buộc</w:t>
-            </w:r>
-          </w:p>
-        </w:tc>
-        <w:tc>
-          <w:tcPr>
-            <w:tcW w:w="1758" w:type="dxa"/>
-            <w:shd w:val="clear" w:color="auto" w:fill="D9E2F3"/>
-          </w:tcPr>
-          <w:p>
-            <w:pPr>
-              <w:spacing w:before="20" w:after="20"/>
-              <w:jc w:val="center"/>
-              <w:rPr>
-                <w:rFonts w:ascii="Times New Roman" w:cs="Times New Roman" w:eastAsia="Times New Roman" w:hAnsi="Times New Roman"/>
-                <w:b w:val="1"/>
-                <w:bCs w:val="1"/>
-                <w:sz w:val="22"/>
-                <w:szCs w:val="22"/>
-              </w:rPr>
-            </w:pPr>
-            <w:r>
-              <w:rPr>
-                <w:rFonts w:ascii="Times New Roman" w:cs="Times New Roman" w:eastAsia="Times New Roman" w:hAnsi="Times New Roman"/>
-                <w:b w:val="1"/>
-                <w:bCs w:val="1"/>
-                <w:sz w:val="22"/>
-                <w:szCs w:val="22"/>
-              </w:rPr>
-              <w:t xml:space="preserve">Cơ chế đảm bảo</w:t>
             </w:r>
           </w:p>
         </w:tc>
@@ -4949,7 +4884,7 @@
         </w:tc>
         <w:tc>
           <w:tcPr>
-            <w:tcW w:w="4395" w:type="dxa"/>
+            <w:tcW w:w="5953" w:type="dxa"/>
           </w:tcPr>
           <w:p>
             <w:pPr>
@@ -4973,7 +4908,7 @@
         </w:tc>
         <w:tc>
           <w:tcPr>
-            <w:tcW w:w="1670" w:type="dxa"/>
+            <w:tcW w:w="1870" w:type="dxa"/>
           </w:tcPr>
           <w:p>
             <w:pPr>
@@ -4992,30 +4927,6 @@
                 <w:szCs w:val="22"/>
               </w:rPr>
               <w:t xml:space="preserve">Hành vi</w:t>
-            </w:r>
-          </w:p>
-        </w:tc>
-        <w:tc>
-          <w:tcPr>
-            <w:tcW w:w="1758" w:type="dxa"/>
-          </w:tcPr>
-          <w:p>
-            <w:pPr>
-              <w:spacing w:before="20" w:after="20"/>
-              <w:jc w:val="left"/>
-              <w:rPr>
-                <w:rFonts w:ascii="Times New Roman" w:cs="Times New Roman" w:eastAsia="Times New Roman" w:hAnsi="Times New Roman"/>
-                <w:sz w:val="22"/>
-                <w:szCs w:val="22"/>
-              </w:rPr>
-            </w:pPr>
-            <w:r>
-              <w:rPr>
-                <w:rFonts w:ascii="Times New Roman" w:cs="Times New Roman" w:eastAsia="Times New Roman" w:hAnsi="Times New Roman"/>
-                <w:sz w:val="22"/>
-                <w:szCs w:val="22"/>
-              </w:rPr>
-              <w:t xml:space="preserve">Trigger trg_chan_thuoc_di_ung</w:t>
             </w:r>
           </w:p>
         </w:tc>
@@ -5050,7 +4961,7 @@
         </w:tc>
         <w:tc>
           <w:tcPr>
-            <w:tcW w:w="4395" w:type="dxa"/>
+            <w:tcW w:w="5953" w:type="dxa"/>
           </w:tcPr>
           <w:p>
             <w:pPr>
@@ -5074,7 +4985,7 @@
         </w:tc>
         <w:tc>
           <w:tcPr>
-            <w:tcW w:w="1670" w:type="dxa"/>
+            <w:tcW w:w="1870" w:type="dxa"/>
           </w:tcPr>
           <w:p>
             <w:pPr>
@@ -5093,30 +5004,6 @@
                 <w:szCs w:val="22"/>
               </w:rPr>
               <w:t xml:space="preserve">Hành vi</w:t>
-            </w:r>
-          </w:p>
-        </w:tc>
-        <w:tc>
-          <w:tcPr>
-            <w:tcW w:w="1758" w:type="dxa"/>
-          </w:tcPr>
-          <w:p>
-            <w:pPr>
-              <w:spacing w:before="20" w:after="20"/>
-              <w:jc w:val="left"/>
-              <w:rPr>
-                <w:rFonts w:ascii="Times New Roman" w:cs="Times New Roman" w:eastAsia="Times New Roman" w:hAnsi="Times New Roman"/>
-                <w:sz w:val="22"/>
-                <w:szCs w:val="22"/>
-              </w:rPr>
-            </w:pPr>
-            <w:r>
-              <w:rPr>
-                <w:rFonts w:ascii="Times New Roman" w:cs="Times New Roman" w:eastAsia="Times New Roman" w:hAnsi="Times New Roman"/>
-                <w:sz w:val="22"/>
-                <w:szCs w:val="22"/>
-              </w:rPr>
-              <w:t xml:space="preserve">Trigger trg_lan_kham_hoan_thanh</w:t>
             </w:r>
           </w:p>
         </w:tc>
@@ -5151,7 +5038,7 @@
         </w:tc>
         <w:tc>
           <w:tcPr>
-            <w:tcW w:w="4395" w:type="dxa"/>
+            <w:tcW w:w="5953" w:type="dxa"/>
           </w:tcPr>
           <w:p>
             <w:pPr>
@@ -5175,7 +5062,7 @@
         </w:tc>
         <w:tc>
           <w:tcPr>
-            <w:tcW w:w="1670" w:type="dxa"/>
+            <w:tcW w:w="1870" w:type="dxa"/>
           </w:tcPr>
           <w:p>
             <w:pPr>
@@ -5194,30 +5081,6 @@
                 <w:szCs w:val="22"/>
               </w:rPr>
               <w:t xml:space="preserve">Hành vi</w:t>
-            </w:r>
-          </w:p>
-        </w:tc>
-        <w:tc>
-          <w:tcPr>
-            <w:tcW w:w="1758" w:type="dxa"/>
-          </w:tcPr>
-          <w:p>
-            <w:pPr>
-              <w:spacing w:before="20" w:after="20"/>
-              <w:jc w:val="left"/>
-              <w:rPr>
-                <w:rFonts w:ascii="Times New Roman" w:cs="Times New Roman" w:eastAsia="Times New Roman" w:hAnsi="Times New Roman"/>
-                <w:sz w:val="22"/>
-                <w:szCs w:val="22"/>
-              </w:rPr>
-            </w:pPr>
-            <w:r>
-              <w:rPr>
-                <w:rFonts w:ascii="Times New Roman" w:cs="Times New Roman" w:eastAsia="Times New Roman" w:hAnsi="Times New Roman"/>
-                <w:sz w:val="22"/>
-                <w:szCs w:val="22"/>
-              </w:rPr>
-              <w:t xml:space="preserve">Trigger khi tạo đơn</w:t>
             </w:r>
           </w:p>
         </w:tc>
@@ -5252,7 +5115,7 @@
         </w:tc>
         <w:tc>
           <w:tcPr>
-            <w:tcW w:w="4395" w:type="dxa"/>
+            <w:tcW w:w="5953" w:type="dxa"/>
           </w:tcPr>
           <w:p>
             <w:pPr>
@@ -5276,7 +5139,7 @@
         </w:tc>
         <w:tc>
           <w:tcPr>
-            <w:tcW w:w="1670" w:type="dxa"/>
+            <w:tcW w:w="1870" w:type="dxa"/>
           </w:tcPr>
           <w:p>
             <w:pPr>
@@ -5295,30 +5158,6 @@
                 <w:szCs w:val="22"/>
               </w:rPr>
               <w:t xml:space="preserve">Cấu trúc</w:t>
-            </w:r>
-          </w:p>
-        </w:tc>
-        <w:tc>
-          <w:tcPr>
-            <w:tcW w:w="1758" w:type="dxa"/>
-          </w:tcPr>
-          <w:p>
-            <w:pPr>
-              <w:spacing w:before="20" w:after="20"/>
-              <w:jc w:val="left"/>
-              <w:rPr>
-                <w:rFonts w:ascii="Times New Roman" w:cs="Times New Roman" w:eastAsia="Times New Roman" w:hAnsi="Times New Roman"/>
-                <w:sz w:val="22"/>
-                <w:szCs w:val="22"/>
-              </w:rPr>
-            </w:pPr>
-            <w:r>
-              <w:rPr>
-                <w:rFonts w:ascii="Times New Roman" w:cs="Times New Roman" w:eastAsia="Times New Roman" w:hAnsi="Times New Roman"/>
-                <w:sz w:val="22"/>
-                <w:szCs w:val="22"/>
-              </w:rPr>
-              <w:t xml:space="preserve">NOT NULL + CHECK</w:t>
             </w:r>
           </w:p>
         </w:tc>
@@ -5353,7 +5192,7 @@
         </w:tc>
         <w:tc>
           <w:tcPr>
-            <w:tcW w:w="4395" w:type="dxa"/>
+            <w:tcW w:w="5953" w:type="dxa"/>
           </w:tcPr>
           <w:p>
             <w:pPr>
@@ -5377,7 +5216,7 @@
         </w:tc>
         <w:tc>
           <w:tcPr>
-            <w:tcW w:w="1670" w:type="dxa"/>
+            <w:tcW w:w="1870" w:type="dxa"/>
           </w:tcPr>
           <w:p>
             <w:pPr>
@@ -5399,27 +5238,80 @@
             </w:r>
           </w:p>
         </w:tc>
-        <w:tc>
-          <w:tcPr>
-            <w:tcW w:w="1758" w:type="dxa"/>
-          </w:tcPr>
-          <w:p>
-            <w:pPr>
-              <w:spacing w:before="20" w:after="20"/>
-              <w:jc w:val="left"/>
-              <w:rPr>
-                <w:rFonts w:ascii="Times New Roman" w:cs="Times New Roman" w:eastAsia="Times New Roman" w:hAnsi="Times New Roman"/>
-                <w:sz w:val="22"/>
-                <w:szCs w:val="22"/>
-              </w:rPr>
-            </w:pPr>
-            <w:r>
-              <w:rPr>
-                <w:rFonts w:ascii="Times New Roman" w:cs="Times New Roman" w:eastAsia="Times New Roman" w:hAnsi="Times New Roman"/>
-                <w:sz w:val="22"/>
-                <w:szCs w:val="22"/>
-              </w:rPr>
-              <w:t xml:space="preserve">Trigger trg_khong_xoa_benh_an; FK không CASCADE</w:t>
+      </w:tr>
+      <w:tr>
+        <w:trPr>
+          <w:cantSplit/>
+        </w:trPr>
+        <w:tc>
+          <w:tcPr>
+            <w:tcW w:w="967" w:type="dxa"/>
+          </w:tcPr>
+          <w:p>
+            <w:pPr>
+              <w:spacing w:before="20" w:after="20"/>
+              <w:jc w:val="left"/>
+              <w:rPr>
+                <w:rFonts w:ascii="Times New Roman" w:cs="Times New Roman" w:eastAsia="Times New Roman" w:hAnsi="Times New Roman"/>
+                <w:sz w:val="22"/>
+                <w:szCs w:val="22"/>
+              </w:rPr>
+            </w:pPr>
+            <w:r>
+              <w:rPr>
+                <w:rFonts w:ascii="Times New Roman" w:cs="Times New Roman" w:eastAsia="Times New Roman" w:hAnsi="Times New Roman"/>
+                <w:sz w:val="22"/>
+                <w:szCs w:val="22"/>
+              </w:rPr>
+              <w:t xml:space="preserve">BR-C06</w:t>
+            </w:r>
+          </w:p>
+        </w:tc>
+        <w:tc>
+          <w:tcPr>
+            <w:tcW w:w="5953" w:type="dxa"/>
+          </w:tcPr>
+          <w:p>
+            <w:pPr>
+              <w:spacing w:before="20" w:after="20"/>
+              <w:jc w:val="left"/>
+              <w:rPr>
+                <w:rFonts w:ascii="Times New Roman" w:cs="Times New Roman" w:eastAsia="Times New Roman" w:hAnsi="Times New Roman"/>
+                <w:sz w:val="22"/>
+                <w:szCs w:val="22"/>
+              </w:rPr>
+            </w:pPr>
+            <w:r>
+              <w:rPr>
+                <w:rFonts w:ascii="Times New Roman" w:cs="Times New Roman" w:eastAsia="Times New Roman" w:hAnsi="Times New Roman"/>
+                <w:sz w:val="22"/>
+                <w:szCs w:val="22"/>
+              </w:rPr>
+              <w:t xml:space="preserve">Chỉ bác sĩ được ghi lần khám, chẩn đoán, đơn thuốc và dị ứng; lễ tân không được xem các dữ liệu này; bệnh nhân chỉ được xem bệnh án của chính mình</w:t>
+            </w:r>
+          </w:p>
+        </w:tc>
+        <w:tc>
+          <w:tcPr>
+            <w:tcW w:w="1870" w:type="dxa"/>
+          </w:tcPr>
+          <w:p>
+            <w:pPr>
+              <w:spacing w:before="20" w:after="20"/>
+              <w:jc w:val="left"/>
+              <w:rPr>
+                <w:rFonts w:ascii="Times New Roman" w:cs="Times New Roman" w:eastAsia="Times New Roman" w:hAnsi="Times New Roman"/>
+                <w:sz w:val="22"/>
+                <w:szCs w:val="22"/>
+              </w:rPr>
+            </w:pPr>
+            <w:r>
+              <w:rPr>
+                <w:rFonts w:ascii="Times New Roman" w:cs="Times New Roman" w:eastAsia="Times New Roman" w:hAnsi="Times New Roman"/>
+                <w:sz w:val="22"/>
+                <w:szCs w:val="22"/>
+              </w:rPr>
+              <w:t xml:space="preserve">Hành vi</w:t>
             </w:r>
           </w:p>
         </w:tc>
@@ -5462,7 +5354,7 @@
         <w:rPr>
           <w:rFonts w:ascii="Times New Roman" w:cs="Times New Roman" w:eastAsia="Times New Roman" w:hAnsi="Times New Roman"/>
         </w:rPr>
-        <w:t xml:space="preserve">– Mỗi bảng có khóa chính; khóa ngoại không để lại bản ghi mồ côi và không dùng ON DELETE CASCADE với dữ liệu y tế.</w:t>
+        <w:t xml:space="preserve">– Mỗi đối tượng được nhận diện bằng một mã duy nhất; mọi tham chiếu phải trỏ tới đối tượng có thật; xóa một đối tượng không được kéo theo mất dữ liệu y tế.</w:t>
       </w:r>
     </w:p>
     <w:p>
@@ -5477,7 +5369,7 @@
         <w:rPr>
           <w:rFonts w:ascii="Times New Roman" w:cs="Times New Roman" w:eastAsia="Times New Roman" w:hAnsi="Times New Roman"/>
         </w:rPr>
-        <w:t xml:space="preserve">– Mã, số điện thoại, email đúng định dạng; ngày sinh không ở tương lai; số tiền (phí khám) không âm; số điện thoại bệnh nhân không trùng (UNIQUE).</w:t>
+        <w:t xml:space="preserve">– Mã, số điện thoại, email đúng định dạng; ngày sinh không ở tương lai; số tiền (phí khám) không âm; số điện thoại bệnh nhân không trùng.</w:t>
       </w:r>
     </w:p>
     <w:p>
@@ -5507,7 +5399,7 @@
         <w:rPr>
           <w:rFonts w:ascii="Times New Roman" w:cs="Times New Roman" w:eastAsia="Times New Roman" w:hAnsi="Times New Roman"/>
         </w:rPr>
-        <w:t xml:space="preserve">– Mọi khoảng thời gian (lịch hẹn, ca làm việc) có thời điểm kết thúc sau thời điểm bắt đầu (CHECK).</w:t>
+        <w:t xml:space="preserve">– Mọi khoảng thời gian (lịch hẹn, ca làm việc) có thời điểm kết thúc sau thời điểm bắt đầu.</w:t>
       </w:r>
     </w:p>
     <w:p>
@@ -5569,7 +5461,7 @@
         <w:rPr>
           <w:rFonts w:ascii="Times New Roman" w:cs="Times New Roman" w:eastAsia="Times New Roman" w:hAnsi="Times New Roman"/>
         </w:rPr>
-        <w:t xml:space="preserve">– Công cụ và ký hiệu: draw.io, ký hiệu ER/EER theo Elmasri &amp; Navathe [1], Chương 3–4.</w:t>
+        <w:t xml:space="preserve">– Công cụ và ký hiệu: vẽ bằng draw.io, ký hiệu ER/EER theo Elmasri &amp; Navathe [1].</w:t>
       </w:r>
     </w:p>
     <w:p>
@@ -5624,22 +5516,6 @@
           <w:rtl w:val="0"/>
         </w:rPr>
         <w:t xml:space="preserve">2.1 Mô hình khái niệm (Conceptual Model)</w:t>
-      </w:r>
-    </w:p>
-    <w:p>
-      <w:pPr>
-        <w:ind w:left="567" w:firstLine="0"/>
-        <w:jc w:val="both"/>
-        <w:rPr>
-          <w:rFonts w:ascii="Times New Roman" w:cs="Times New Roman" w:eastAsia="Times New Roman" w:hAnsi="Times New Roman"/>
-        </w:rPr>
-      </w:pPr>
-      <w:r>
-        <w:rPr>
-          <w:rFonts w:ascii="Times New Roman" w:cs="Times New Roman" w:eastAsia="Times New Roman" w:hAnsi="Times New Roman"/>
-          <w:rtl w:val="0"/>
-        </w:rPr>
-        <w:t xml:space="preserve">(– Mô tả chi tiết, kèm các sơ đồ ER/EER)</w:t>
       </w:r>
     </w:p>
     <w:p>
@@ -5860,7 +5736,7 @@
                 <w:sz w:val="22"/>
                 <w:szCs w:val="22"/>
               </w:rPr>
-              <w:t xml:space="preserve">BAC_SI</w:t>
+              <w:t xml:space="preserve">NHAN_VIEN</w:t>
             </w:r>
           </w:p>
         </w:tc>
@@ -5884,7 +5760,7 @@
                 <w:sz w:val="22"/>
                 <w:szCs w:val="22"/>
               </w:rPr>
-              <w:t xml:space="preserve">Bác sĩ của phòng khám; lớp cha phân theo loại bác sĩ</w:t>
+              <w:t xml:space="preserve">Người làm việc tại phòng khám: bác sĩ, lễ tân, quản trị; lớp cha phân theo loại nhân viên</w:t>
             </w:r>
           </w:p>
         </w:tc>
@@ -5908,7 +5784,7 @@
                 <w:sz w:val="22"/>
                 <w:szCs w:val="22"/>
               </w:rPr>
-              <w:t xml:space="preserve">ma_bac_si; so_chung_chi (khóa ứng viên)</w:t>
+              <w:t xml:space="preserve">ma_nv</w:t>
             </w:r>
           </w:p>
         </w:tc>
@@ -5932,7 +5808,7 @@
                 <w:sz w:val="22"/>
                 <w:szCs w:val="22"/>
               </w:rPr>
-              <w:t xml:space="preserve">ho_ten, ngay_sinh, sdt, email, so_chung_chi, ngay_cap_cc, ngay_het_han_cc, loai_bac_si</w:t>
+              <w:t xml:space="preserve">ho_ten, ngay_sinh, sdt, email, loai_nv</w:t>
             </w:r>
           </w:p>
         </w:tc>
@@ -5985,7 +5861,7 @@
                 <w:sz w:val="22"/>
                 <w:szCs w:val="22"/>
               </w:rPr>
-              <w:t xml:space="preserve">BAC_SI_DA_KHOA</w:t>
+              <w:t xml:space="preserve">BAC_SI</w:t>
             </w:r>
           </w:p>
         </w:tc>
@@ -6009,7 +5885,7 @@
                 <w:sz w:val="22"/>
                 <w:szCs w:val="22"/>
               </w:rPr>
-              <w:t xml:space="preserve">Lớp con của BAC_SI: khám ban đầu, lập giấy chuyển chuyên khoa</w:t>
+              <w:t xml:space="preserve">Lớp con của NHAN_VIEN; lớp cha phân theo loại bác sĩ</w:t>
             </w:r>
           </w:p>
         </w:tc>
@@ -6033,7 +5909,7 @@
                 <w:sz w:val="22"/>
                 <w:szCs w:val="22"/>
               </w:rPr>
-              <w:t xml:space="preserve">ma_bac_si (kế thừa)</w:t>
+              <w:t xml:space="preserve">ma_bac_si (kế thừa ma_nv); so_chung_chi (khóa ứng viên)</w:t>
             </w:r>
           </w:p>
         </w:tc>
@@ -6057,7 +5933,7 @@
                 <w:sz w:val="22"/>
                 <w:szCs w:val="22"/>
               </w:rPr>
-              <w:t xml:space="preserve">–</w:t>
+              <w:t xml:space="preserve">so_chung_chi, ngay_cap_cc, ngay_het_han_cc, loai_bac_si</w:t>
             </w:r>
           </w:p>
         </w:tc>
@@ -6110,7 +5986,7 @@
                 <w:sz w:val="22"/>
                 <w:szCs w:val="22"/>
               </w:rPr>
-              <w:t xml:space="preserve">BAC_SI_CHUYEN_KHOA</w:t>
+              <w:t xml:space="preserve">BAC_SI_DA_KHOA</w:t>
             </w:r>
           </w:p>
         </w:tc>
@@ -6134,7 +6010,7 @@
                 <w:sz w:val="22"/>
                 <w:szCs w:val="22"/>
               </w:rPr>
-              <w:t xml:space="preserve">Lớp con của BAC_SI: khám theo một chuyên khoa</w:t>
+              <w:t xml:space="preserve">Lớp con của BAC_SI: khám ban đầu, lập giấy chuyển chuyên khoa</w:t>
             </w:r>
           </w:p>
         </w:tc>
@@ -6235,7 +6111,7 @@
                 <w:sz w:val="22"/>
                 <w:szCs w:val="22"/>
               </w:rPr>
-              <w:t xml:space="preserve">CHUYEN_KHOA</w:t>
+              <w:t xml:space="preserve">BAC_SI_CHUYEN_KHOA</w:t>
             </w:r>
           </w:p>
         </w:tc>
@@ -6259,7 +6135,7 @@
                 <w:sz w:val="22"/>
                 <w:szCs w:val="22"/>
               </w:rPr>
-              <w:t xml:space="preserve">Danh mục chuyên khoa</w:t>
+              <w:t xml:space="preserve">Lớp con của BAC_SI: khám theo một chuyên khoa</w:t>
             </w:r>
           </w:p>
         </w:tc>
@@ -6283,7 +6159,7 @@
                 <w:sz w:val="22"/>
                 <w:szCs w:val="22"/>
               </w:rPr>
-              <w:t xml:space="preserve">ma_chuyen_khoa</w:t>
+              <w:t xml:space="preserve">ma_bac_si (kế thừa)</w:t>
             </w:r>
           </w:p>
         </w:tc>
@@ -6307,7 +6183,7 @@
                 <w:sz w:val="22"/>
                 <w:szCs w:val="22"/>
               </w:rPr>
-              <w:t xml:space="preserve">ten_chuyen_khoa</w:t>
+              <w:t xml:space="preserve">–</w:t>
             </w:r>
           </w:p>
         </w:tc>
@@ -6360,7 +6236,7 @@
                 <w:sz w:val="22"/>
                 <w:szCs w:val="22"/>
               </w:rPr>
-              <w:t xml:space="preserve">CA_LAM_VIEC</w:t>
+              <w:t xml:space="preserve">CHUYEN_KHOA</w:t>
             </w:r>
           </w:p>
         </w:tc>
@@ -6384,7 +6260,7 @@
                 <w:sz w:val="22"/>
                 <w:szCs w:val="22"/>
               </w:rPr>
-              <w:t xml:space="preserve">Ca làm việc của bác sĩ</w:t>
+              <w:t xml:space="preserve">Danh mục chuyên khoa</w:t>
             </w:r>
           </w:p>
         </w:tc>
@@ -6408,7 +6284,7 @@
                 <w:sz w:val="22"/>
                 <w:szCs w:val="22"/>
               </w:rPr>
-              <w:t xml:space="preserve">ma_ca</w:t>
+              <w:t xml:space="preserve">ma_chuyen_khoa</w:t>
             </w:r>
           </w:p>
         </w:tc>
@@ -6432,7 +6308,7 @@
                 <w:sz w:val="22"/>
                 <w:szCs w:val="22"/>
               </w:rPr>
-              <w:t xml:space="preserve">thoi_gian_bd, thoi_gian_kt, trang_thai</w:t>
+              <w:t xml:space="preserve">ten_chuyen_khoa</w:t>
             </w:r>
           </w:p>
         </w:tc>
@@ -6485,7 +6361,7 @@
                 <w:sz w:val="22"/>
                 <w:szCs w:val="22"/>
               </w:rPr>
-              <w:t xml:space="preserve">BENH_NHAN</w:t>
+              <w:t xml:space="preserve">CA_LAM_VIEC</w:t>
             </w:r>
           </w:p>
         </w:tc>
@@ -6509,7 +6385,7 @@
                 <w:sz w:val="22"/>
                 <w:szCs w:val="22"/>
               </w:rPr>
-              <w:t xml:space="preserve">Người đặt lịch khám, chủ hồ sơ bệnh án</w:t>
+              <w:t xml:space="preserve">Ca làm việc của bác sĩ</w:t>
             </w:r>
           </w:p>
         </w:tc>
@@ -6533,7 +6409,7 @@
                 <w:sz w:val="22"/>
                 <w:szCs w:val="22"/>
               </w:rPr>
-              <w:t xml:space="preserve">ma_bn; sdt (khóa ứng viên)</w:t>
+              <w:t xml:space="preserve">ma_ca</w:t>
             </w:r>
           </w:p>
         </w:tc>
@@ -6557,7 +6433,7 @@
                 <w:sz w:val="22"/>
                 <w:szCs w:val="22"/>
               </w:rPr>
-              <w:t xml:space="preserve">ho_ten, ngay_sinh, gioi_tinh, sdt, email</w:t>
+              <w:t xml:space="preserve">thoi_gian_bd, thoi_gian_kt, trang_thai</w:t>
             </w:r>
           </w:p>
         </w:tc>
@@ -6581,7 +6457,7 @@
                 <w:sz w:val="22"/>
                 <w:szCs w:val="22"/>
               </w:rPr>
-              <w:t xml:space="preserve">B</w:t>
+              <w:t xml:space="preserve">A</w:t>
             </w:r>
           </w:p>
         </w:tc>
@@ -6610,7 +6486,7 @@
                 <w:sz w:val="22"/>
                 <w:szCs w:val="22"/>
               </w:rPr>
-              <w:t xml:space="preserve">LICH_HEN</w:t>
+              <w:t xml:space="preserve">BENH_NHAN</w:t>
             </w:r>
           </w:p>
         </w:tc>
@@ -6634,7 +6510,7 @@
                 <w:sz w:val="22"/>
                 <w:szCs w:val="22"/>
               </w:rPr>
-              <w:t xml:space="preserve">Lịch hẹn của bệnh nhân với một bác sĩ; lớp cha phân theo hình thức khám</w:t>
+              <w:t xml:space="preserve">Người đặt lịch khám, chủ hồ sơ bệnh án</w:t>
             </w:r>
           </w:p>
         </w:tc>
@@ -6658,7 +6534,7 @@
                 <w:sz w:val="22"/>
                 <w:szCs w:val="22"/>
               </w:rPr>
-              <w:t xml:space="preserve">ma_lh</w:t>
+              <w:t xml:space="preserve">ma_bn; sdt (khóa ứng viên)</w:t>
             </w:r>
           </w:p>
         </w:tc>
@@ -6682,7 +6558,7 @@
                 <w:sz w:val="22"/>
                 <w:szCs w:val="22"/>
               </w:rPr>
-              <w:t xml:space="preserve">thoi_gian_bd, thoi_gian_kt, ly_do_kham, trang_thai, hinh_thuc, phi_kham, ngay_tao</w:t>
+              <w:t xml:space="preserve">ho_ten, ngay_sinh, gioi_tinh, sdt, email</w:t>
             </w:r>
           </w:p>
         </w:tc>
@@ -6735,7 +6611,7 @@
                 <w:sz w:val="22"/>
                 <w:szCs w:val="22"/>
               </w:rPr>
-              <w:t xml:space="preserve">KHAM_TRUC_TIEP</w:t>
+              <w:t xml:space="preserve">LICH_HEN</w:t>
             </w:r>
           </w:p>
         </w:tc>
@@ -6759,7 +6635,7 @@
                 <w:sz w:val="22"/>
                 <w:szCs w:val="22"/>
               </w:rPr>
-              <w:t xml:space="preserve">Lớp con của LICH_HEN: khám tại cơ sở</w:t>
+              <w:t xml:space="preserve">Lịch hẹn của bệnh nhân với một bác sĩ; lớp cha phân theo hình thức khám</w:t>
             </w:r>
           </w:p>
         </w:tc>
@@ -6783,7 +6659,7 @@
                 <w:sz w:val="22"/>
                 <w:szCs w:val="22"/>
               </w:rPr>
-              <w:t xml:space="preserve">ma_lh (kế thừa)</w:t>
+              <w:t xml:space="preserve">ma_lh</w:t>
             </w:r>
           </w:p>
         </w:tc>
@@ -6807,7 +6683,7 @@
                 <w:sz w:val="22"/>
                 <w:szCs w:val="22"/>
               </w:rPr>
-              <w:t xml:space="preserve">phong_kham</w:t>
+              <w:t xml:space="preserve">thoi_gian_bd, thoi_gian_kt, ly_do_kham, trang_thai, hinh_thuc, phi_kham, ngay_tao</w:t>
             </w:r>
           </w:p>
         </w:tc>
@@ -6860,7 +6736,7 @@
                 <w:sz w:val="22"/>
                 <w:szCs w:val="22"/>
               </w:rPr>
-              <w:t xml:space="preserve">TU_VAN_TU_XA</w:t>
+              <w:t xml:space="preserve">KHAM_TRUC_TIEP</w:t>
             </w:r>
           </w:p>
         </w:tc>
@@ -6884,7 +6760,7 @@
                 <w:sz w:val="22"/>
                 <w:szCs w:val="22"/>
               </w:rPr>
-              <w:t xml:space="preserve">Lớp con của LICH_HEN: tư vấn qua video</w:t>
+              <w:t xml:space="preserve">Lớp con của LICH_HEN: khám tại cơ sở</w:t>
             </w:r>
           </w:p>
         </w:tc>
@@ -6932,7 +6808,7 @@
                 <w:sz w:val="22"/>
                 <w:szCs w:val="22"/>
               </w:rPr>
-              <w:t xml:space="preserve">nen_tang, link_phien</w:t>
+              <w:t xml:space="preserve">phong_kham</w:t>
             </w:r>
           </w:p>
         </w:tc>
@@ -6985,6 +6861,131 @@
                 <w:sz w:val="22"/>
                 <w:szCs w:val="22"/>
               </w:rPr>
+              <w:t xml:space="preserve">TU_VAN_TU_XA</w:t>
+            </w:r>
+          </w:p>
+        </w:tc>
+        <w:tc>
+          <w:tcPr>
+            <w:tcW w:w="2367" w:type="dxa"/>
+          </w:tcPr>
+          <w:p>
+            <w:pPr>
+              <w:spacing w:before="20" w:after="20"/>
+              <w:jc w:val="left"/>
+              <w:rPr>
+                <w:rFonts w:ascii="Times New Roman" w:cs="Times New Roman" w:eastAsia="Times New Roman" w:hAnsi="Times New Roman"/>
+                <w:sz w:val="22"/>
+                <w:szCs w:val="22"/>
+              </w:rPr>
+            </w:pPr>
+            <w:r>
+              <w:rPr>
+                <w:rFonts w:ascii="Times New Roman" w:cs="Times New Roman" w:eastAsia="Times New Roman" w:hAnsi="Times New Roman"/>
+                <w:sz w:val="22"/>
+                <w:szCs w:val="22"/>
+              </w:rPr>
+              <w:t xml:space="preserve">Lớp con của LICH_HEN: tư vấn qua video</w:t>
+            </w:r>
+          </w:p>
+        </w:tc>
+        <w:tc>
+          <w:tcPr>
+            <w:tcW w:w="1014" w:type="dxa"/>
+          </w:tcPr>
+          <w:p>
+            <w:pPr>
+              <w:spacing w:before="20" w:after="20"/>
+              <w:jc w:val="left"/>
+              <w:rPr>
+                <w:rFonts w:ascii="Times New Roman" w:cs="Times New Roman" w:eastAsia="Times New Roman" w:hAnsi="Times New Roman"/>
+                <w:sz w:val="22"/>
+                <w:szCs w:val="22"/>
+              </w:rPr>
+            </w:pPr>
+            <w:r>
+              <w:rPr>
+                <w:rFonts w:ascii="Times New Roman" w:cs="Times New Roman" w:eastAsia="Times New Roman" w:hAnsi="Times New Roman"/>
+                <w:sz w:val="22"/>
+                <w:szCs w:val="22"/>
+              </w:rPr>
+              <w:t xml:space="preserve">ma_lh (kế thừa)</w:t>
+            </w:r>
+          </w:p>
+        </w:tc>
+        <w:tc>
+          <w:tcPr>
+            <w:tcW w:w="2705" w:type="dxa"/>
+          </w:tcPr>
+          <w:p>
+            <w:pPr>
+              <w:spacing w:before="20" w:after="20"/>
+              <w:jc w:val="left"/>
+              <w:rPr>
+                <w:rFonts w:ascii="Times New Roman" w:cs="Times New Roman" w:eastAsia="Times New Roman" w:hAnsi="Times New Roman"/>
+                <w:sz w:val="22"/>
+                <w:szCs w:val="22"/>
+              </w:rPr>
+            </w:pPr>
+            <w:r>
+              <w:rPr>
+                <w:rFonts w:ascii="Times New Roman" w:cs="Times New Roman" w:eastAsia="Times New Roman" w:hAnsi="Times New Roman"/>
+                <w:sz w:val="22"/>
+                <w:szCs w:val="22"/>
+              </w:rPr>
+              <w:t xml:space="preserve">nen_tang, link_phien</w:t>
+            </w:r>
+          </w:p>
+        </w:tc>
+        <w:tc>
+          <w:tcPr>
+            <w:tcW w:w="676" w:type="dxa"/>
+          </w:tcPr>
+          <w:p>
+            <w:pPr>
+              <w:spacing w:before="20" w:after="20"/>
+              <w:jc w:val="left"/>
+              <w:rPr>
+                <w:rFonts w:ascii="Times New Roman" w:cs="Times New Roman" w:eastAsia="Times New Roman" w:hAnsi="Times New Roman"/>
+                <w:sz w:val="22"/>
+                <w:szCs w:val="22"/>
+              </w:rPr>
+            </w:pPr>
+            <w:r>
+              <w:rPr>
+                <w:rFonts w:ascii="Times New Roman" w:cs="Times New Roman" w:eastAsia="Times New Roman" w:hAnsi="Times New Roman"/>
+                <w:sz w:val="22"/>
+                <w:szCs w:val="22"/>
+              </w:rPr>
+              <w:t xml:space="preserve">B</w:t>
+            </w:r>
+          </w:p>
+        </w:tc>
+      </w:tr>
+      <w:tr>
+        <w:trPr>
+          <w:cantSplit/>
+        </w:trPr>
+        <w:tc>
+          <w:tcPr>
+            <w:tcW w:w="2028" w:type="dxa"/>
+          </w:tcPr>
+          <w:p>
+            <w:pPr>
+              <w:spacing w:before="20" w:after="20"/>
+              <w:jc w:val="left"/>
+              <w:rPr>
+                <w:rFonts w:ascii="Times New Roman" w:cs="Times New Roman" w:eastAsia="Times New Roman" w:hAnsi="Times New Roman"/>
+                <w:sz w:val="22"/>
+                <w:szCs w:val="22"/>
+              </w:rPr>
+            </w:pPr>
+            <w:r>
+              <w:rPr>
+                <w:rFonts w:ascii="Times New Roman" w:cs="Times New Roman" w:eastAsia="Times New Roman" w:hAnsi="Times New Roman"/>
+                <w:sz w:val="22"/>
+                <w:szCs w:val="22"/>
+              </w:rPr>
               <w:t xml:space="preserve">GIAY_CHUYEN_KHOA</w:t>
             </w:r>
           </w:p>
@@ -7058,6 +7059,131 @@
                 <w:szCs w:val="22"/>
               </w:rPr>
               <w:t xml:space="preserve">ngay_lap, ly_do, ngay_het_han</w:t>
+            </w:r>
+          </w:p>
+        </w:tc>
+        <w:tc>
+          <w:tcPr>
+            <w:tcW w:w="676" w:type="dxa"/>
+          </w:tcPr>
+          <w:p>
+            <w:pPr>
+              <w:spacing w:before="20" w:after="20"/>
+              <w:jc w:val="left"/>
+              <w:rPr>
+                <w:rFonts w:ascii="Times New Roman" w:cs="Times New Roman" w:eastAsia="Times New Roman" w:hAnsi="Times New Roman"/>
+                <w:sz w:val="22"/>
+                <w:szCs w:val="22"/>
+              </w:rPr>
+            </w:pPr>
+            <w:r>
+              <w:rPr>
+                <w:rFonts w:ascii="Times New Roman" w:cs="Times New Roman" w:eastAsia="Times New Roman" w:hAnsi="Times New Roman"/>
+                <w:sz w:val="22"/>
+                <w:szCs w:val="22"/>
+              </w:rPr>
+              <w:t xml:space="preserve">B</w:t>
+            </w:r>
+          </w:p>
+        </w:tc>
+      </w:tr>
+      <w:tr>
+        <w:trPr>
+          <w:cantSplit/>
+        </w:trPr>
+        <w:tc>
+          <w:tcPr>
+            <w:tcW w:w="2028" w:type="dxa"/>
+          </w:tcPr>
+          <w:p>
+            <w:pPr>
+              <w:spacing w:before="20" w:after="20"/>
+              <w:jc w:val="left"/>
+              <w:rPr>
+                <w:rFonts w:ascii="Times New Roman" w:cs="Times New Roman" w:eastAsia="Times New Roman" w:hAnsi="Times New Roman"/>
+                <w:sz w:val="22"/>
+                <w:szCs w:val="22"/>
+              </w:rPr>
+            </w:pPr>
+            <w:r>
+              <w:rPr>
+                <w:rFonts w:ascii="Times New Roman" w:cs="Times New Roman" w:eastAsia="Times New Roman" w:hAnsi="Times New Roman"/>
+                <w:sz w:val="22"/>
+                <w:szCs w:val="22"/>
+              </w:rPr>
+              <w:t xml:space="preserve">TAI_KHOAN</w:t>
+            </w:r>
+          </w:p>
+        </w:tc>
+        <w:tc>
+          <w:tcPr>
+            <w:tcW w:w="2367" w:type="dxa"/>
+          </w:tcPr>
+          <w:p>
+            <w:pPr>
+              <w:spacing w:before="20" w:after="20"/>
+              <w:jc w:val="left"/>
+              <w:rPr>
+                <w:rFonts w:ascii="Times New Roman" w:cs="Times New Roman" w:eastAsia="Times New Roman" w:hAnsi="Times New Roman"/>
+                <w:sz w:val="22"/>
+                <w:szCs w:val="22"/>
+              </w:rPr>
+            </w:pPr>
+            <w:r>
+              <w:rPr>
+                <w:rFonts w:ascii="Times New Roman" w:cs="Times New Roman" w:eastAsia="Times New Roman" w:hAnsi="Times New Roman"/>
+                <w:sz w:val="22"/>
+                <w:szCs w:val="22"/>
+              </w:rPr>
+              <w:t xml:space="preserve">Tài khoản đăng nhập của người dùng, mang đúng một vai trò: quản trị, bác sĩ, lễ tân, bệnh nhân</w:t>
+            </w:r>
+          </w:p>
+        </w:tc>
+        <w:tc>
+          <w:tcPr>
+            <w:tcW w:w="1014" w:type="dxa"/>
+          </w:tcPr>
+          <w:p>
+            <w:pPr>
+              <w:spacing w:before="20" w:after="20"/>
+              <w:jc w:val="left"/>
+              <w:rPr>
+                <w:rFonts w:ascii="Times New Roman" w:cs="Times New Roman" w:eastAsia="Times New Roman" w:hAnsi="Times New Roman"/>
+                <w:sz w:val="22"/>
+                <w:szCs w:val="22"/>
+              </w:rPr>
+            </w:pPr>
+            <w:r>
+              <w:rPr>
+                <w:rFonts w:ascii="Times New Roman" w:cs="Times New Roman" w:eastAsia="Times New Roman" w:hAnsi="Times New Roman"/>
+                <w:sz w:val="22"/>
+                <w:szCs w:val="22"/>
+              </w:rPr>
+              <w:t xml:space="preserve">ten_dang_nhap</w:t>
+            </w:r>
+          </w:p>
+        </w:tc>
+        <w:tc>
+          <w:tcPr>
+            <w:tcW w:w="2705" w:type="dxa"/>
+          </w:tcPr>
+          <w:p>
+            <w:pPr>
+              <w:spacing w:before="20" w:after="20"/>
+              <w:jc w:val="left"/>
+              <w:rPr>
+                <w:rFonts w:ascii="Times New Roman" w:cs="Times New Roman" w:eastAsia="Times New Roman" w:hAnsi="Times New Roman"/>
+                <w:sz w:val="22"/>
+                <w:szCs w:val="22"/>
+              </w:rPr>
+            </w:pPr>
+            <w:r>
+              <w:rPr>
+                <w:rFonts w:ascii="Times New Roman" w:cs="Times New Roman" w:eastAsia="Times New Roman" w:hAnsi="Times New Roman"/>
+                <w:sz w:val="22"/>
+                <w:szCs w:val="22"/>
+              </w:rPr>
+              <w:t xml:space="preserve">mat_khau_hash, vai_tro, trang_thai</w:t>
             </w:r>
           </w:p>
         </w:tc>
@@ -7860,6 +7986,51 @@
           <w:bCs w:val="1"/>
         </w:rPr>
         <w:t xml:space="preserve">2.1.2 Các mối liên kết</w:t>
+      </w:r>
+    </w:p>
+    <w:p>
+      <w:pPr>
+        <w:ind w:left="567" w:firstLine="0"/>
+        <w:jc w:val="both"/>
+        <w:rPr>
+          <w:rFonts w:ascii="Times New Roman" w:cs="Times New Roman" w:eastAsia="Times New Roman" w:hAnsi="Times New Roman"/>
+        </w:rPr>
+      </w:pPr>
+      <w:r>
+        <w:rPr>
+          <w:rFonts w:ascii="Times New Roman" w:cs="Times New Roman" w:eastAsia="Times New Roman" w:hAnsi="Times New Roman"/>
+        </w:rPr>
+        <w:t xml:space="preserve">Tỉ số lực lượng (1:1, 1:N, M:N) cho biết một thể hiện của thực thể này liên kết với tối đa bao nhiêu thể hiện của thực thể kia. Ràng buộc tham gia cho biết mỗi thể hiện có bắt buộc tham gia liên kết hay không [1]:</w:t>
+      </w:r>
+    </w:p>
+    <w:p>
+      <w:pPr>
+        <w:ind w:left="567" w:firstLine="0"/>
+        <w:jc w:val="both"/>
+        <w:rPr>
+          <w:rFonts w:ascii="Times New Roman" w:cs="Times New Roman" w:eastAsia="Times New Roman" w:hAnsi="Times New Roman"/>
+        </w:rPr>
+      </w:pPr>
+      <w:r>
+        <w:rPr>
+          <w:rFonts w:ascii="Times New Roman" w:cs="Times New Roman" w:eastAsia="Times New Roman" w:hAnsi="Times New Roman"/>
+        </w:rPr>
+        <w:t xml:space="preserve">– Total (toàn phần, vẽ nét đôi): mọi thể hiện của thực thể đều phải tham gia liên kết. Ví dụ trong ĐẶT, LICH_HEN total vì không có lịch hẹn nào không thuộc một bệnh nhân.</w:t>
+      </w:r>
+    </w:p>
+    <w:p>
+      <w:pPr>
+        <w:ind w:left="567" w:firstLine="0"/>
+        <w:jc w:val="both"/>
+        <w:rPr>
+          <w:rFonts w:ascii="Times New Roman" w:cs="Times New Roman" w:eastAsia="Times New Roman" w:hAnsi="Times New Roman"/>
+        </w:rPr>
+      </w:pPr>
+      <w:r>
+        <w:rPr>
+          <w:rFonts w:ascii="Times New Roman" w:cs="Times New Roman" w:eastAsia="Times New Roman" w:hAnsi="Times New Roman"/>
+        </w:rPr>
+        <w:t xml:space="preserve">– Partial (bộ phận, vẽ nét đơn): thể hiện có thể không tham gia. Ví dụ trong ĐẶT, BENH_NHAN partial vì bệnh nhân mới tiếp nhận có thể chưa đặt lịch nào.</w:t>
       </w:r>
     </w:p>
     <w:tbl>
@@ -8962,6 +9133,256 @@
                 <w:szCs w:val="22"/>
               </w:rPr>
               <w:t xml:space="preserve">GIAY_CHUYEN_KHOA – LICH_HEN</w:t>
+            </w:r>
+          </w:p>
+        </w:tc>
+        <w:tc>
+          <w:tcPr>
+            <w:tcW w:w="1206" w:type="dxa"/>
+          </w:tcPr>
+          <w:p>
+            <w:pPr>
+              <w:spacing w:before="20" w:after="20"/>
+              <w:jc w:val="left"/>
+              <w:rPr>
+                <w:rFonts w:ascii="Times New Roman" w:cs="Times New Roman" w:eastAsia="Times New Roman" w:hAnsi="Times New Roman"/>
+                <w:sz w:val="22"/>
+                <w:szCs w:val="22"/>
+              </w:rPr>
+            </w:pPr>
+            <w:r>
+              <w:rPr>
+                <w:rFonts w:ascii="Times New Roman" w:cs="Times New Roman" w:eastAsia="Times New Roman" w:hAnsi="Times New Roman"/>
+                <w:sz w:val="22"/>
+                <w:szCs w:val="22"/>
+              </w:rPr>
+              <w:t xml:space="preserve">1:1</w:t>
+            </w:r>
+          </w:p>
+        </w:tc>
+        <w:tc>
+          <w:tcPr>
+            <w:tcW w:w="2585" w:type="dxa"/>
+          </w:tcPr>
+          <w:p>
+            <w:pPr>
+              <w:spacing w:before="20" w:after="20"/>
+              <w:jc w:val="left"/>
+              <w:rPr>
+                <w:rFonts w:ascii="Times New Roman" w:cs="Times New Roman" w:eastAsia="Times New Roman" w:hAnsi="Times New Roman"/>
+                <w:sz w:val="22"/>
+                <w:szCs w:val="22"/>
+              </w:rPr>
+            </w:pPr>
+            <w:r>
+              <w:rPr>
+                <w:rFonts w:ascii="Times New Roman" w:cs="Times New Roman" w:eastAsia="Times New Roman" w:hAnsi="Times New Roman"/>
+                <w:sz w:val="22"/>
+                <w:szCs w:val="22"/>
+              </w:rPr>
+              <w:t xml:space="preserve">Cả hai partial</w:t>
+            </w:r>
+          </w:p>
+        </w:tc>
+        <w:tc>
+          <w:tcPr>
+            <w:tcW w:w="1207" w:type="dxa"/>
+          </w:tcPr>
+          <w:p>
+            <w:pPr>
+              <w:spacing w:before="20" w:after="20"/>
+              <w:jc w:val="left"/>
+              <w:rPr>
+                <w:rFonts w:ascii="Times New Roman" w:cs="Times New Roman" w:eastAsia="Times New Roman" w:hAnsi="Times New Roman"/>
+                <w:sz w:val="22"/>
+                <w:szCs w:val="22"/>
+              </w:rPr>
+            </w:pPr>
+            <w:r>
+              <w:rPr>
+                <w:rFonts w:ascii="Times New Roman" w:cs="Times New Roman" w:eastAsia="Times New Roman" w:hAnsi="Times New Roman"/>
+                <w:sz w:val="22"/>
+                <w:szCs w:val="22"/>
+              </w:rPr>
+              <w:t xml:space="preserve">–</w:t>
+            </w:r>
+          </w:p>
+        </w:tc>
+      </w:tr>
+      <w:tr>
+        <w:trPr>
+          <w:cantSplit/>
+        </w:trPr>
+        <w:tc>
+          <w:tcPr>
+            <w:tcW w:w="1551" w:type="dxa"/>
+          </w:tcPr>
+          <w:p>
+            <w:pPr>
+              <w:spacing w:before="20" w:after="20"/>
+              <w:jc w:val="left"/>
+              <w:rPr>
+                <w:rFonts w:ascii="Times New Roman" w:cs="Times New Roman" w:eastAsia="Times New Roman" w:hAnsi="Times New Roman"/>
+                <w:sz w:val="22"/>
+                <w:szCs w:val="22"/>
+              </w:rPr>
+            </w:pPr>
+            <w:r>
+              <w:rPr>
+                <w:rFonts w:ascii="Times New Roman" w:cs="Times New Roman" w:eastAsia="Times New Roman" w:hAnsi="Times New Roman"/>
+                <w:sz w:val="22"/>
+                <w:szCs w:val="22"/>
+              </w:rPr>
+              <w:t xml:space="preserve">TK_BỆNH_NHÂN</w:t>
+            </w:r>
+          </w:p>
+        </w:tc>
+        <w:tc>
+          <w:tcPr>
+            <w:tcW w:w="2241" w:type="dxa"/>
+          </w:tcPr>
+          <w:p>
+            <w:pPr>
+              <w:spacing w:before="20" w:after="20"/>
+              <w:jc w:val="left"/>
+              <w:rPr>
+                <w:rFonts w:ascii="Times New Roman" w:cs="Times New Roman" w:eastAsia="Times New Roman" w:hAnsi="Times New Roman"/>
+                <w:sz w:val="22"/>
+                <w:szCs w:val="22"/>
+              </w:rPr>
+            </w:pPr>
+            <w:r>
+              <w:rPr>
+                <w:rFonts w:ascii="Times New Roman" w:cs="Times New Roman" w:eastAsia="Times New Roman" w:hAnsi="Times New Roman"/>
+                <w:sz w:val="22"/>
+                <w:szCs w:val="22"/>
+              </w:rPr>
+              <w:t xml:space="preserve">BENH_NHAN – TAI_KHOAN</w:t>
+            </w:r>
+          </w:p>
+        </w:tc>
+        <w:tc>
+          <w:tcPr>
+            <w:tcW w:w="1206" w:type="dxa"/>
+          </w:tcPr>
+          <w:p>
+            <w:pPr>
+              <w:spacing w:before="20" w:after="20"/>
+              <w:jc w:val="left"/>
+              <w:rPr>
+                <w:rFonts w:ascii="Times New Roman" w:cs="Times New Roman" w:eastAsia="Times New Roman" w:hAnsi="Times New Roman"/>
+                <w:sz w:val="22"/>
+                <w:szCs w:val="22"/>
+              </w:rPr>
+            </w:pPr>
+            <w:r>
+              <w:rPr>
+                <w:rFonts w:ascii="Times New Roman" w:cs="Times New Roman" w:eastAsia="Times New Roman" w:hAnsi="Times New Roman"/>
+                <w:sz w:val="22"/>
+                <w:szCs w:val="22"/>
+              </w:rPr>
+              <w:t xml:space="preserve">1:1</w:t>
+            </w:r>
+          </w:p>
+        </w:tc>
+        <w:tc>
+          <w:tcPr>
+            <w:tcW w:w="2585" w:type="dxa"/>
+          </w:tcPr>
+          <w:p>
+            <w:pPr>
+              <w:spacing w:before="20" w:after="20"/>
+              <w:jc w:val="left"/>
+              <w:rPr>
+                <w:rFonts w:ascii="Times New Roman" w:cs="Times New Roman" w:eastAsia="Times New Roman" w:hAnsi="Times New Roman"/>
+                <w:sz w:val="22"/>
+                <w:szCs w:val="22"/>
+              </w:rPr>
+            </w:pPr>
+            <w:r>
+              <w:rPr>
+                <w:rFonts w:ascii="Times New Roman" w:cs="Times New Roman" w:eastAsia="Times New Roman" w:hAnsi="Times New Roman"/>
+                <w:sz w:val="22"/>
+                <w:szCs w:val="22"/>
+              </w:rPr>
+              <w:t xml:space="preserve">Cả hai partial</w:t>
+            </w:r>
+          </w:p>
+        </w:tc>
+        <w:tc>
+          <w:tcPr>
+            <w:tcW w:w="1207" w:type="dxa"/>
+          </w:tcPr>
+          <w:p>
+            <w:pPr>
+              <w:spacing w:before="20" w:after="20"/>
+              <w:jc w:val="left"/>
+              <w:rPr>
+                <w:rFonts w:ascii="Times New Roman" w:cs="Times New Roman" w:eastAsia="Times New Roman" w:hAnsi="Times New Roman"/>
+                <w:sz w:val="22"/>
+                <w:szCs w:val="22"/>
+              </w:rPr>
+            </w:pPr>
+            <w:r>
+              <w:rPr>
+                <w:rFonts w:ascii="Times New Roman" w:cs="Times New Roman" w:eastAsia="Times New Roman" w:hAnsi="Times New Roman"/>
+                <w:sz w:val="22"/>
+                <w:szCs w:val="22"/>
+              </w:rPr>
+              <w:t xml:space="preserve">–</w:t>
+            </w:r>
+          </w:p>
+        </w:tc>
+      </w:tr>
+      <w:tr>
+        <w:trPr>
+          <w:cantSplit/>
+        </w:trPr>
+        <w:tc>
+          <w:tcPr>
+            <w:tcW w:w="1551" w:type="dxa"/>
+          </w:tcPr>
+          <w:p>
+            <w:pPr>
+              <w:spacing w:before="20" w:after="20"/>
+              <w:jc w:val="left"/>
+              <w:rPr>
+                <w:rFonts w:ascii="Times New Roman" w:cs="Times New Roman" w:eastAsia="Times New Roman" w:hAnsi="Times New Roman"/>
+                <w:sz w:val="22"/>
+                <w:szCs w:val="22"/>
+              </w:rPr>
+            </w:pPr>
+            <w:r>
+              <w:rPr>
+                <w:rFonts w:ascii="Times New Roman" w:cs="Times New Roman" w:eastAsia="Times New Roman" w:hAnsi="Times New Roman"/>
+                <w:sz w:val="22"/>
+                <w:szCs w:val="22"/>
+              </w:rPr>
+              <w:t xml:space="preserve">TK_NHÂN_VIÊN</w:t>
+            </w:r>
+          </w:p>
+        </w:tc>
+        <w:tc>
+          <w:tcPr>
+            <w:tcW w:w="2241" w:type="dxa"/>
+          </w:tcPr>
+          <w:p>
+            <w:pPr>
+              <w:spacing w:before="20" w:after="20"/>
+              <w:jc w:val="left"/>
+              <w:rPr>
+                <w:rFonts w:ascii="Times New Roman" w:cs="Times New Roman" w:eastAsia="Times New Roman" w:hAnsi="Times New Roman"/>
+                <w:sz w:val="22"/>
+                <w:szCs w:val="22"/>
+              </w:rPr>
+            </w:pPr>
+            <w:r>
+              <w:rPr>
+                <w:rFonts w:ascii="Times New Roman" w:cs="Times New Roman" w:eastAsia="Times New Roman" w:hAnsi="Times New Roman"/>
+                <w:sz w:val="22"/>
+                <w:szCs w:val="22"/>
+              </w:rPr>
+              <w:t xml:space="preserve">NHAN_VIEN – TAI_KHOAN</w:t>
             </w:r>
           </w:p>
         </w:tc>
@@ -10169,6 +10590,155 @@
                 <w:sz w:val="22"/>
                 <w:szCs w:val="22"/>
               </w:rPr>
+              <w:t xml:space="preserve">NHAN_VIEN</w:t>
+            </w:r>
+          </w:p>
+        </w:tc>
+        <w:tc>
+          <w:tcPr>
+            <w:tcW w:w="2068" w:type="dxa"/>
+          </w:tcPr>
+          <w:p>
+            <w:pPr>
+              <w:spacing w:before="20" w:after="20"/>
+              <w:jc w:val="left"/>
+              <w:rPr>
+                <w:rFonts w:ascii="Times New Roman" w:cs="Times New Roman" w:eastAsia="Times New Roman" w:hAnsi="Times New Roman"/>
+                <w:sz w:val="22"/>
+                <w:szCs w:val="22"/>
+              </w:rPr>
+            </w:pPr>
+            <w:r>
+              <w:rPr>
+                <w:rFonts w:ascii="Times New Roman" w:cs="Times New Roman" w:eastAsia="Times New Roman" w:hAnsi="Times New Roman"/>
+                <w:sz w:val="22"/>
+                <w:szCs w:val="22"/>
+              </w:rPr>
+              <w:t xml:space="preserve">BAC_SI</w:t>
+            </w:r>
+          </w:p>
+        </w:tc>
+        <w:tc>
+          <w:tcPr>
+            <w:tcW w:w="1120" w:type="dxa"/>
+          </w:tcPr>
+          <w:p>
+            <w:pPr>
+              <w:spacing w:before="20" w:after="20"/>
+              <w:jc w:val="left"/>
+              <w:rPr>
+                <w:rFonts w:ascii="Times New Roman" w:cs="Times New Roman" w:eastAsia="Times New Roman" w:hAnsi="Times New Roman"/>
+                <w:sz w:val="22"/>
+                <w:szCs w:val="22"/>
+              </w:rPr>
+            </w:pPr>
+            <w:r>
+              <w:rPr>
+                <w:rFonts w:ascii="Times New Roman" w:cs="Times New Roman" w:eastAsia="Times New Roman" w:hAnsi="Times New Roman"/>
+                <w:sz w:val="22"/>
+                <w:szCs w:val="22"/>
+              </w:rPr>
+              <w:t xml:space="preserve">loai_nv = 'BAC_SI' (định nghĩa theo thuộc tính)</w:t>
+            </w:r>
+          </w:p>
+        </w:tc>
+        <w:tc>
+          <w:tcPr>
+            <w:tcW w:w="603" w:type="dxa"/>
+          </w:tcPr>
+          <w:p>
+            <w:pPr>
+              <w:spacing w:before="20" w:after="20"/>
+              <w:jc w:val="left"/>
+              <w:rPr>
+                <w:rFonts w:ascii="Times New Roman" w:cs="Times New Roman" w:eastAsia="Times New Roman" w:hAnsi="Times New Roman"/>
+                <w:sz w:val="22"/>
+                <w:szCs w:val="22"/>
+              </w:rPr>
+            </w:pPr>
+            <w:r>
+              <w:rPr>
+                <w:rFonts w:ascii="Times New Roman" w:cs="Times New Roman" w:eastAsia="Times New Roman" w:hAnsi="Times New Roman"/>
+                <w:sz w:val="22"/>
+                <w:szCs w:val="22"/>
+              </w:rPr>
+              <w:t xml:space="preserve">– (một lớp con)</w:t>
+            </w:r>
+          </w:p>
+        </w:tc>
+        <w:tc>
+          <w:tcPr>
+            <w:tcW w:w="948" w:type="dxa"/>
+          </w:tcPr>
+          <w:p>
+            <w:pPr>
+              <w:spacing w:before="20" w:after="20"/>
+              <w:jc w:val="left"/>
+              <w:rPr>
+                <w:rFonts w:ascii="Times New Roman" w:cs="Times New Roman" w:eastAsia="Times New Roman" w:hAnsi="Times New Roman"/>
+                <w:sz w:val="22"/>
+                <w:szCs w:val="22"/>
+              </w:rPr>
+            </w:pPr>
+            <w:r>
+              <w:rPr>
+                <w:rFonts w:ascii="Times New Roman" w:cs="Times New Roman" w:eastAsia="Times New Roman" w:hAnsi="Times New Roman"/>
+                <w:sz w:val="22"/>
+                <w:szCs w:val="22"/>
+              </w:rPr>
+              <w:t xml:space="preserve">partial</w:t>
+            </w:r>
+          </w:p>
+        </w:tc>
+        <w:tc>
+          <w:tcPr>
+            <w:tcW w:w="2500" w:type="dxa"/>
+          </w:tcPr>
+          <w:p>
+            <w:pPr>
+              <w:spacing w:before="20" w:after="20"/>
+              <w:jc w:val="left"/>
+              <w:rPr>
+                <w:rFonts w:ascii="Times New Roman" w:cs="Times New Roman" w:eastAsia="Times New Roman" w:hAnsi="Times New Roman"/>
+                <w:sz w:val="22"/>
+                <w:szCs w:val="22"/>
+              </w:rPr>
+            </w:pPr>
+            <w:r>
+              <w:rPr>
+                <w:rFonts w:ascii="Times New Roman" w:cs="Times New Roman" w:eastAsia="Times New Roman" w:hAnsi="Times New Roman"/>
+                <w:sz w:val="22"/>
+                <w:szCs w:val="22"/>
+              </w:rPr>
+              <w:t xml:space="preserve">Giấy phép hành nghề; liên kết XẾP_CA, PHỤ_TRÁCH</w:t>
+            </w:r>
+          </w:p>
+        </w:tc>
+      </w:tr>
+      <w:tr>
+        <w:trPr>
+          <w:cantSplit/>
+        </w:trPr>
+        <w:tc>
+          <w:tcPr>
+            <w:tcW w:w="1551" w:type="dxa"/>
+          </w:tcPr>
+          <w:p>
+            <w:pPr>
+              <w:spacing w:before="20" w:after="20"/>
+              <w:jc w:val="left"/>
+              <w:rPr>
+                <w:rFonts w:ascii="Times New Roman" w:cs="Times New Roman" w:eastAsia="Times New Roman" w:hAnsi="Times New Roman"/>
+                <w:sz w:val="22"/>
+                <w:szCs w:val="22"/>
+              </w:rPr>
+            </w:pPr>
+            <w:r>
+              <w:rPr>
+                <w:rFonts w:ascii="Times New Roman" w:cs="Times New Roman" w:eastAsia="Times New Roman" w:hAnsi="Times New Roman"/>
+                <w:sz w:val="22"/>
+                <w:szCs w:val="22"/>
+              </w:rPr>
               <w:t xml:space="preserve">BAC_SI</w:t>
             </w:r>
           </w:p>
@@ -10499,7 +11069,7 @@
         </w:rPr>
         <w:drawing>
           <wp:inline distT="0" distB="0" distL="0" distR="0">
-            <wp:extent cx="5580000" cy="3286530"/>
+            <wp:extent cx="5580000" cy="3157709"/>
             <wp:docPr id="99" name="ERD 99"/>
             <wp:cNvGraphicFramePr>
               <a:graphicFrameLocks noChangeAspect="1"/>
@@ -10520,7 +11090,7 @@
                   <pic:spPr>
                     <a:xfrm>
                       <a:off x="0" y="0"/>
-                      <a:ext cx="5580000" cy="3286530"/>
+                      <a:ext cx="5580000" cy="3157709"/>
                     </a:xfrm>
                     <a:prstGeom prst="rect">
                       <a:avLst/>
@@ -10565,7 +11135,7 @@
         </w:rPr>
         <w:drawing>
           <wp:inline distT="0" distB="0" distL="0" distR="0">
-            <wp:extent cx="5580000" cy="3928392"/>
+            <wp:extent cx="5580000" cy="4867492"/>
             <wp:docPr id="100" name="ERD 100"/>
             <wp:cNvGraphicFramePr>
               <a:graphicFrameLocks noChangeAspect="1"/>
@@ -10586,7 +11156,7 @@
                   <pic:spPr>
                     <a:xfrm>
                       <a:off x="0" y="0"/>
-                      <a:ext cx="5580000" cy="3928392"/>
+                      <a:ext cx="5580000" cy="4867492"/>
                     </a:xfrm>
                     <a:prstGeom prst="rect">
                       <a:avLst/>
@@ -10631,7 +11201,7 @@
         </w:rPr>
         <w:drawing>
           <wp:inline distT="0" distB="0" distL="0" distR="0">
-            <wp:extent cx="5580000" cy="3430082"/>
+            <wp:extent cx="5580000" cy="3245143"/>
             <wp:docPr id="101" name="ERD 101"/>
             <wp:cNvGraphicFramePr>
               <a:graphicFrameLocks noChangeAspect="1"/>
@@ -10652,7 +11222,7 @@
                   <pic:spPr>
                     <a:xfrm>
                       <a:off x="0" y="0"/>
-                      <a:ext cx="5580000" cy="3430082"/>
+                      <a:ext cx="5580000" cy="3245143"/>
                     </a:xfrm>
                     <a:prstGeom prst="rect">
                       <a:avLst/>
@@ -10697,7 +11267,7 @@
         </w:rPr>
         <w:drawing>
           <wp:inline distT="0" distB="0" distL="0" distR="0">
-            <wp:extent cx="5580000" cy="3383040"/>
+            <wp:extent cx="5580000" cy="3218253"/>
             <wp:docPr id="102" name="ERD 102"/>
             <wp:cNvGraphicFramePr>
               <a:graphicFrameLocks noChangeAspect="1"/>
@@ -10718,7 +11288,7 @@
                   <pic:spPr>
                     <a:xfrm>
                       <a:off x="0" y="0"/>
-                      <a:ext cx="5580000" cy="3383040"/>
+                      <a:ext cx="5580000" cy="3218253"/>
                     </a:xfrm>
                     <a:prstGeom prst="rect">
                       <a:avLst/>
@@ -10786,8 +11356,7 @@
       </w:tblPr>
       <w:tblGrid>
         <w:gridCol w:w="1147"/>
-        <w:gridCol w:w="3822"/>
-        <w:gridCol w:w="3821"/>
+        <w:gridCol w:w="7643"/>
       </w:tblGrid>
       <w:tr>
         <w:trPr>
@@ -10825,7 +11394,7 @@
         </w:tc>
         <w:tc>
           <w:tcPr>
-            <w:tcW w:w="3822" w:type="dxa"/>
+            <w:tcW w:w="7643" w:type="dxa"/>
             <w:shd w:val="clear" w:color="auto" w:fill="D9E2F3"/>
           </w:tcPr>
           <w:p>
@@ -10849,35 +11418,6 @@
                 <w:szCs w:val="22"/>
               </w:rPr>
               <w:t xml:space="preserve">Thể hiện trong ER/EER</w:t>
-            </w:r>
-          </w:p>
-        </w:tc>
-        <w:tc>
-          <w:tcPr>
-            <w:tcW w:w="3821" w:type="dxa"/>
-            <w:shd w:val="clear" w:color="auto" w:fill="D9E2F3"/>
-          </w:tcPr>
-          <w:p>
-            <w:pPr>
-              <w:spacing w:before="20" w:after="20"/>
-              <w:jc w:val="center"/>
-              <w:rPr>
-                <w:rFonts w:ascii="Times New Roman" w:cs="Times New Roman" w:eastAsia="Times New Roman" w:hAnsi="Times New Roman"/>
-                <w:b w:val="1"/>
-                <w:bCs w:val="1"/>
-                <w:sz w:val="22"/>
-                <w:szCs w:val="22"/>
-              </w:rPr>
-            </w:pPr>
-            <w:r>
-              <w:rPr>
-                <w:rFonts w:ascii="Times New Roman" w:cs="Times New Roman" w:eastAsia="Times New Roman" w:hAnsi="Times New Roman"/>
-                <w:b w:val="1"/>
-                <w:bCs w:val="1"/>
-                <w:sz w:val="22"/>
-                <w:szCs w:val="22"/>
-              </w:rPr>
-              <w:t xml:space="preserve">Cần cài đặt thêm ở mức SQL</w:t>
             </w:r>
           </w:p>
         </w:tc>
@@ -10912,7 +11452,7 @@
         </w:tc>
         <w:tc>
           <w:tcPr>
-            <w:tcW w:w="3822" w:type="dxa"/>
+            <w:tcW w:w="7643" w:type="dxa"/>
           </w:tcPr>
           <w:p>
             <w:pPr>
@@ -10931,30 +11471,6 @@
                 <w:szCs w:val="22"/>
               </w:rPr>
               <w:t xml:space="preserve">Phân lớp BAC_SI theo loai_bac_si</w:t>
-            </w:r>
-          </w:p>
-        </w:tc>
-        <w:tc>
-          <w:tcPr>
-            <w:tcW w:w="3821" w:type="dxa"/>
-          </w:tcPr>
-          <w:p>
-            <w:pPr>
-              <w:spacing w:before="20" w:after="20"/>
-              <w:jc w:val="left"/>
-              <w:rPr>
-                <w:rFonts w:ascii="Times New Roman" w:cs="Times New Roman" w:eastAsia="Times New Roman" w:hAnsi="Times New Roman"/>
-                <w:sz w:val="22"/>
-                <w:szCs w:val="22"/>
-              </w:rPr>
-            </w:pPr>
-            <w:r>
-              <w:rPr>
-                <w:rFonts w:ascii="Times New Roman" w:cs="Times New Roman" w:eastAsia="Times New Roman" w:hAnsi="Times New Roman"/>
-                <w:sz w:val="22"/>
-                <w:szCs w:val="22"/>
-              </w:rPr>
-              <w:t xml:space="preserve">Cột phân loại + CHECK</w:t>
             </w:r>
           </w:p>
         </w:tc>
@@ -10989,7 +11505,7 @@
         </w:tc>
         <w:tc>
           <w:tcPr>
-            <w:tcW w:w="3822" w:type="dxa"/>
+            <w:tcW w:w="7643" w:type="dxa"/>
           </w:tcPr>
           <w:p>
             <w:pPr>
@@ -11008,30 +11524,6 @@
                 <w:szCs w:val="22"/>
               </w:rPr>
               <w:t xml:space="preserve">Liên kết THUỘC, bác sĩ chuyên khoa bắt buộc tham gia</w:t>
-            </w:r>
-          </w:p>
-        </w:tc>
-        <w:tc>
-          <w:tcPr>
-            <w:tcW w:w="3821" w:type="dxa"/>
-          </w:tcPr>
-          <w:p>
-            <w:pPr>
-              <w:spacing w:before="20" w:after="20"/>
-              <w:jc w:val="left"/>
-              <w:rPr>
-                <w:rFonts w:ascii="Times New Roman" w:cs="Times New Roman" w:eastAsia="Times New Roman" w:hAnsi="Times New Roman"/>
-                <w:sz w:val="22"/>
-                <w:szCs w:val="22"/>
-              </w:rPr>
-            </w:pPr>
-            <w:r>
-              <w:rPr>
-                <w:rFonts w:ascii="Times New Roman" w:cs="Times New Roman" w:eastAsia="Times New Roman" w:hAnsi="Times New Roman"/>
-                <w:sz w:val="22"/>
-                <w:szCs w:val="22"/>
-              </w:rPr>
-              <w:t xml:space="preserve">FK NOT NULL</w:t>
             </w:r>
           </w:p>
         </w:tc>
@@ -11066,7 +11558,7 @@
         </w:tc>
         <w:tc>
           <w:tcPr>
-            <w:tcW w:w="3822" w:type="dxa"/>
+            <w:tcW w:w="7643" w:type="dxa"/>
           </w:tcPr>
           <w:p>
             <w:pPr>
@@ -11085,30 +11577,6 @@
                 <w:szCs w:val="22"/>
               </w:rPr>
               <w:t xml:space="preserve">Liên kết XẾP_CA; thuộc tính ngay_het_han_cc</w:t>
-            </w:r>
-          </w:p>
-        </w:tc>
-        <w:tc>
-          <w:tcPr>
-            <w:tcW w:w="3821" w:type="dxa"/>
-          </w:tcPr>
-          <w:p>
-            <w:pPr>
-              <w:spacing w:before="20" w:after="20"/>
-              <w:jc w:val="left"/>
-              <w:rPr>
-                <w:rFonts w:ascii="Times New Roman" w:cs="Times New Roman" w:eastAsia="Times New Roman" w:hAnsi="Times New Roman"/>
-                <w:sz w:val="22"/>
-                <w:szCs w:val="22"/>
-              </w:rPr>
-            </w:pPr>
-            <w:r>
-              <w:rPr>
-                <w:rFonts w:ascii="Times New Roman" w:cs="Times New Roman" w:eastAsia="Times New Roman" w:hAnsi="Times New Roman"/>
-                <w:sz w:val="22"/>
-                <w:szCs w:val="22"/>
-              </w:rPr>
-              <w:t xml:space="preserve">Trigger trg_kiem_tra_chung_chi</w:t>
             </w:r>
           </w:p>
         </w:tc>
@@ -11143,7 +11611,7 @@
         </w:tc>
         <w:tc>
           <w:tcPr>
-            <w:tcW w:w="3822" w:type="dxa"/>
+            <w:tcW w:w="7643" w:type="dxa"/>
           </w:tcPr>
           <w:p>
             <w:pPr>
@@ -11162,30 +11630,6 @@
                 <w:szCs w:val="22"/>
               </w:rPr>
               <w:t xml:space="preserve">Liên kết XẾP_CA 1:N</w:t>
-            </w:r>
-          </w:p>
-        </w:tc>
-        <w:tc>
-          <w:tcPr>
-            <w:tcW w:w="3821" w:type="dxa"/>
-          </w:tcPr>
-          <w:p>
-            <w:pPr>
-              <w:spacing w:before="20" w:after="20"/>
-              <w:jc w:val="left"/>
-              <w:rPr>
-                <w:rFonts w:ascii="Times New Roman" w:cs="Times New Roman" w:eastAsia="Times New Roman" w:hAnsi="Times New Roman"/>
-                <w:sz w:val="22"/>
-                <w:szCs w:val="22"/>
-              </w:rPr>
-            </w:pPr>
-            <w:r>
-              <w:rPr>
-                <w:rFonts w:ascii="Times New Roman" w:cs="Times New Roman" w:eastAsia="Times New Roman" w:hAnsi="Times New Roman"/>
-                <w:sz w:val="22"/>
-                <w:szCs w:val="22"/>
-              </w:rPr>
-              <w:t xml:space="preserve">EXCLUDE USING gist</w:t>
             </w:r>
           </w:p>
         </w:tc>
@@ -11220,7 +11664,7 @@
         </w:tc>
         <w:tc>
           <w:tcPr>
-            <w:tcW w:w="3822" w:type="dxa"/>
+            <w:tcW w:w="7643" w:type="dxa"/>
           </w:tcPr>
           <w:p>
             <w:pPr>
@@ -11239,30 +11683,6 @@
                 <w:szCs w:val="22"/>
               </w:rPr>
               <w:t xml:space="preserve">so_chung_chi là khóa ứng viên của BAC_SI</w:t>
-            </w:r>
-          </w:p>
-        </w:tc>
-        <w:tc>
-          <w:tcPr>
-            <w:tcW w:w="3821" w:type="dxa"/>
-          </w:tcPr>
-          <w:p>
-            <w:pPr>
-              <w:spacing w:before="20" w:after="20"/>
-              <w:jc w:val="left"/>
-              <w:rPr>
-                <w:rFonts w:ascii="Times New Roman" w:cs="Times New Roman" w:eastAsia="Times New Roman" w:hAnsi="Times New Roman"/>
-                <w:sz w:val="22"/>
-                <w:szCs w:val="22"/>
-              </w:rPr>
-            </w:pPr>
-            <w:r>
-              <w:rPr>
-                <w:rFonts w:ascii="Times New Roman" w:cs="Times New Roman" w:eastAsia="Times New Roman" w:hAnsi="Times New Roman"/>
-                <w:sz w:val="22"/>
-                <w:szCs w:val="22"/>
-              </w:rPr>
-              <w:t xml:space="preserve">UNIQUE</w:t>
             </w:r>
           </w:p>
         </w:tc>
@@ -11297,7 +11717,7 @@
         </w:tc>
         <w:tc>
           <w:tcPr>
-            <w:tcW w:w="3822" w:type="dxa"/>
+            <w:tcW w:w="7643" w:type="dxa"/>
           </w:tcPr>
           <w:p>
             <w:pPr>
@@ -11316,30 +11736,6 @@
                 <w:szCs w:val="22"/>
               </w:rPr>
               <w:t xml:space="preserve">Thuộc tính thoi_gian_bd, thoi_gian_kt của CA_LAM_VIEC</w:t>
-            </w:r>
-          </w:p>
-        </w:tc>
-        <w:tc>
-          <w:tcPr>
-            <w:tcW w:w="3821" w:type="dxa"/>
-          </w:tcPr>
-          <w:p>
-            <w:pPr>
-              <w:spacing w:before="20" w:after="20"/>
-              <w:jc w:val="left"/>
-              <w:rPr>
-                <w:rFonts w:ascii="Times New Roman" w:cs="Times New Roman" w:eastAsia="Times New Roman" w:hAnsi="Times New Roman"/>
-                <w:sz w:val="22"/>
-                <w:szCs w:val="22"/>
-              </w:rPr>
-            </w:pPr>
-            <w:r>
-              <w:rPr>
-                <w:rFonts w:ascii="Times New Roman" w:cs="Times New Roman" w:eastAsia="Times New Roman" w:hAnsi="Times New Roman"/>
-                <w:sz w:val="22"/>
-                <w:szCs w:val="22"/>
-              </w:rPr>
-              <w:t xml:space="preserve">CHECK (thoi_gian_kt &gt; thoi_gian_bd)</w:t>
             </w:r>
           </w:p>
         </w:tc>
@@ -11374,7 +11770,7 @@
         </w:tc>
         <w:tc>
           <w:tcPr>
-            <w:tcW w:w="3822" w:type="dxa"/>
+            <w:tcW w:w="7643" w:type="dxa"/>
           </w:tcPr>
           <w:p>
             <w:pPr>
@@ -11393,30 +11789,6 @@
                 <w:szCs w:val="22"/>
               </w:rPr>
               <w:t xml:space="preserve">Thuộc tính ngay_cap_cc, ngay_het_han_cc</w:t>
-            </w:r>
-          </w:p>
-        </w:tc>
-        <w:tc>
-          <w:tcPr>
-            <w:tcW w:w="3821" w:type="dxa"/>
-          </w:tcPr>
-          <w:p>
-            <w:pPr>
-              <w:spacing w:before="20" w:after="20"/>
-              <w:jc w:val="left"/>
-              <w:rPr>
-                <w:rFonts w:ascii="Times New Roman" w:cs="Times New Roman" w:eastAsia="Times New Roman" w:hAnsi="Times New Roman"/>
-                <w:sz w:val="22"/>
-                <w:szCs w:val="22"/>
-              </w:rPr>
-            </w:pPr>
-            <w:r>
-              <w:rPr>
-                <w:rFonts w:ascii="Times New Roman" w:cs="Times New Roman" w:eastAsia="Times New Roman" w:hAnsi="Times New Roman"/>
-                <w:sz w:val="22"/>
-                <w:szCs w:val="22"/>
-              </w:rPr>
-              <w:t xml:space="preserve">CHECK (ngay_het_han_cc &gt; ngay_cap_cc)</w:t>
             </w:r>
           </w:p>
         </w:tc>
@@ -11451,7 +11823,7 @@
         </w:tc>
         <w:tc>
           <w:tcPr>
-            <w:tcW w:w="3822" w:type="dxa"/>
+            <w:tcW w:w="7643" w:type="dxa"/>
           </w:tcPr>
           <w:p>
             <w:pPr>
@@ -11470,30 +11842,6 @@
                 <w:szCs w:val="22"/>
               </w:rPr>
               <w:t xml:space="preserve">Liên kết XẾP_CA; PHỤ_TRÁCH (mảng B)</w:t>
-            </w:r>
-          </w:p>
-        </w:tc>
-        <w:tc>
-          <w:tcPr>
-            <w:tcW w:w="3821" w:type="dxa"/>
-          </w:tcPr>
-          <w:p>
-            <w:pPr>
-              <w:spacing w:before="20" w:after="20"/>
-              <w:jc w:val="left"/>
-              <w:rPr>
-                <w:rFonts w:ascii="Times New Roman" w:cs="Times New Roman" w:eastAsia="Times New Roman" w:hAnsi="Times New Roman"/>
-                <w:sz w:val="22"/>
-                <w:szCs w:val="22"/>
-              </w:rPr>
-            </w:pPr>
-            <w:r>
-              <w:rPr>
-                <w:rFonts w:ascii="Times New Roman" w:cs="Times New Roman" w:eastAsia="Times New Roman" w:hAnsi="Times New Roman"/>
-                <w:sz w:val="22"/>
-                <w:szCs w:val="22"/>
-              </w:rPr>
-              <w:t xml:space="preserve">Trigger trg_bao_ve_ca_lam_viec</w:t>
             </w:r>
           </w:p>
         </w:tc>
@@ -11522,55 +11870,31 @@
                 <w:sz w:val="22"/>
                 <w:szCs w:val="22"/>
               </w:rPr>
-              <w:t xml:space="preserve">BR-B01</w:t>
-            </w:r>
-          </w:p>
-        </w:tc>
-        <w:tc>
-          <w:tcPr>
-            <w:tcW w:w="3822" w:type="dxa"/>
-          </w:tcPr>
-          <w:p>
-            <w:pPr>
-              <w:spacing w:before="20" w:after="20"/>
-              <w:jc w:val="left"/>
-              <w:rPr>
-                <w:rFonts w:ascii="Times New Roman" w:cs="Times New Roman" w:eastAsia="Times New Roman" w:hAnsi="Times New Roman"/>
-                <w:sz w:val="22"/>
-                <w:szCs w:val="22"/>
-              </w:rPr>
-            </w:pPr>
-            <w:r>
-              <w:rPr>
-                <w:rFonts w:ascii="Times New Roman" w:cs="Times New Roman" w:eastAsia="Times New Roman" w:hAnsi="Times New Roman"/>
-                <w:sz w:val="22"/>
-                <w:szCs w:val="22"/>
-              </w:rPr>
-              <w:t xml:space="preserve">Không biểu diễn được (liên bảng với ca làm việc còn hiệu lực ở mảng A)</w:t>
-            </w:r>
-          </w:p>
-        </w:tc>
-        <w:tc>
-          <w:tcPr>
-            <w:tcW w:w="3821" w:type="dxa"/>
-          </w:tcPr>
-          <w:p>
-            <w:pPr>
-              <w:spacing w:before="20" w:after="20"/>
-              <w:jc w:val="left"/>
-              <w:rPr>
-                <w:rFonts w:ascii="Times New Roman" w:cs="Times New Roman" w:eastAsia="Times New Roman" w:hAnsi="Times New Roman"/>
-                <w:sz w:val="22"/>
-                <w:szCs w:val="22"/>
-              </w:rPr>
-            </w:pPr>
-            <w:r>
-              <w:rPr>
-                <w:rFonts w:ascii="Times New Roman" w:cs="Times New Roman" w:eastAsia="Times New Roman" w:hAnsi="Times New Roman"/>
-                <w:sz w:val="22"/>
-                <w:szCs w:val="22"/>
-              </w:rPr>
-              <w:t xml:space="preserve">Trigger trg_lich_hen_hop_le</w:t>
+              <w:t xml:space="preserve">BR-A09</w:t>
+            </w:r>
+          </w:p>
+        </w:tc>
+        <w:tc>
+          <w:tcPr>
+            <w:tcW w:w="7643" w:type="dxa"/>
+          </w:tcPr>
+          <w:p>
+            <w:pPr>
+              <w:spacing w:before="20" w:after="20"/>
+              <w:jc w:val="left"/>
+              <w:rPr>
+                <w:rFonts w:ascii="Times New Roman" w:cs="Times New Roman" w:eastAsia="Times New Roman" w:hAnsi="Times New Roman"/>
+                <w:sz w:val="22"/>
+                <w:szCs w:val="22"/>
+              </w:rPr>
+            </w:pPr>
+            <w:r>
+              <w:rPr>
+                <w:rFonts w:ascii="Times New Roman" w:cs="Times New Roman" w:eastAsia="Times New Roman" w:hAnsi="Times New Roman"/>
+                <w:sz w:val="22"/>
+                <w:szCs w:val="22"/>
+              </w:rPr>
+              <w:t xml:space="preserve">NHAN_VIEN, BAC_SI, CHUYEN_KHOA, CA_LAM_VIEC; quyền theo vai trò không thể hiện trên ERD</w:t>
             </w:r>
           </w:p>
         </w:tc>
@@ -11599,55 +11923,31 @@
                 <w:sz w:val="22"/>
                 <w:szCs w:val="22"/>
               </w:rPr>
-              <w:t xml:space="preserve">BR-B02</w:t>
-            </w:r>
-          </w:p>
-        </w:tc>
-        <w:tc>
-          <w:tcPr>
-            <w:tcW w:w="3822" w:type="dxa"/>
-          </w:tcPr>
-          <w:p>
-            <w:pPr>
-              <w:spacing w:before="20" w:after="20"/>
-              <w:jc w:val="left"/>
-              <w:rPr>
-                <w:rFonts w:ascii="Times New Roman" w:cs="Times New Roman" w:eastAsia="Times New Roman" w:hAnsi="Times New Roman"/>
-                <w:sz w:val="22"/>
-                <w:szCs w:val="22"/>
-              </w:rPr>
-            </w:pPr>
-            <w:r>
-              <w:rPr>
-                <w:rFonts w:ascii="Times New Roman" w:cs="Times New Roman" w:eastAsia="Times New Roman" w:hAnsi="Times New Roman"/>
-                <w:sz w:val="22"/>
-                <w:szCs w:val="22"/>
-              </w:rPr>
-              <w:t xml:space="preserve">Không biểu diễn được (theo bác sĩ và theo bệnh nhân)</w:t>
-            </w:r>
-          </w:p>
-        </w:tc>
-        <w:tc>
-          <w:tcPr>
-            <w:tcW w:w="3821" w:type="dxa"/>
-          </w:tcPr>
-          <w:p>
-            <w:pPr>
-              <w:spacing w:before="20" w:after="20"/>
-              <w:jc w:val="left"/>
-              <w:rPr>
-                <w:rFonts w:ascii="Times New Roman" w:cs="Times New Roman" w:eastAsia="Times New Roman" w:hAnsi="Times New Roman"/>
-                <w:sz w:val="22"/>
-                <w:szCs w:val="22"/>
-              </w:rPr>
-            </w:pPr>
-            <w:r>
-              <w:rPr>
-                <w:rFonts w:ascii="Times New Roman" w:cs="Times New Roman" w:eastAsia="Times New Roman" w:hAnsi="Times New Roman"/>
-                <w:sz w:val="22"/>
-                <w:szCs w:val="22"/>
-              </w:rPr>
-              <w:t xml:space="preserve">Hai EXCLUDE USING gist (btree_gist)</w:t>
+              <w:t xml:space="preserve">BR-A10</w:t>
+            </w:r>
+          </w:p>
+        </w:tc>
+        <w:tc>
+          <w:tcPr>
+            <w:tcW w:w="7643" w:type="dxa"/>
+          </w:tcPr>
+          <w:p>
+            <w:pPr>
+              <w:spacing w:before="20" w:after="20"/>
+              <w:jc w:val="left"/>
+              <w:rPr>
+                <w:rFonts w:ascii="Times New Roman" w:cs="Times New Roman" w:eastAsia="Times New Roman" w:hAnsi="Times New Roman"/>
+                <w:sz w:val="22"/>
+                <w:szCs w:val="22"/>
+              </w:rPr>
+            </w:pPr>
+            <w:r>
+              <w:rPr>
+                <w:rFonts w:ascii="Times New Roman" w:cs="Times New Roman" w:eastAsia="Times New Roman" w:hAnsi="Times New Roman"/>
+                <w:sz w:val="22"/>
+                <w:szCs w:val="22"/>
+              </w:rPr>
+              <w:t xml:space="preserve">Phân lớp NHAN_VIEN → BAC_SI theo loai_nv</w:t>
             </w:r>
           </w:p>
         </w:tc>
@@ -11676,55 +11976,31 @@
                 <w:sz w:val="22"/>
                 <w:szCs w:val="22"/>
               </w:rPr>
-              <w:t xml:space="preserve">BR-B03</w:t>
-            </w:r>
-          </w:p>
-        </w:tc>
-        <w:tc>
-          <w:tcPr>
-            <w:tcW w:w="3822" w:type="dxa"/>
-          </w:tcPr>
-          <w:p>
-            <w:pPr>
-              <w:spacing w:before="20" w:after="20"/>
-              <w:jc w:val="left"/>
-              <w:rPr>
-                <w:rFonts w:ascii="Times New Roman" w:cs="Times New Roman" w:eastAsia="Times New Roman" w:hAnsi="Times New Roman"/>
-                <w:sz w:val="22"/>
-                <w:szCs w:val="22"/>
-              </w:rPr>
-            </w:pPr>
-            <w:r>
-              <w:rPr>
-                <w:rFonts w:ascii="Times New Roman" w:cs="Times New Roman" w:eastAsia="Times New Roman" w:hAnsi="Times New Roman"/>
-                <w:sz w:val="22"/>
-                <w:szCs w:val="22"/>
-              </w:rPr>
-              <w:t xml:space="preserve">Liên kết SỬ_DỤNG 1:1 giữa GIAY_CHUYEN_KHOA và LICH_HEN</w:t>
-            </w:r>
-          </w:p>
-        </w:tc>
-        <w:tc>
-          <w:tcPr>
-            <w:tcW w:w="3821" w:type="dxa"/>
-          </w:tcPr>
-          <w:p>
-            <w:pPr>
-              <w:spacing w:before="20" w:after="20"/>
-              <w:jc w:val="left"/>
-              <w:rPr>
-                <w:rFonts w:ascii="Times New Roman" w:cs="Times New Roman" w:eastAsia="Times New Roman" w:hAnsi="Times New Roman"/>
-                <w:sz w:val="22"/>
-                <w:szCs w:val="22"/>
-              </w:rPr>
-            </w:pPr>
-            <w:r>
-              <w:rPr>
-                <w:rFonts w:ascii="Times New Roman" w:cs="Times New Roman" w:eastAsia="Times New Roman" w:hAnsi="Times New Roman"/>
-                <w:sz w:val="22"/>
-                <w:szCs w:val="22"/>
-              </w:rPr>
-              <w:t xml:space="preserve">Trigger trg_lich_hen_hop_le kiểm tra giấy của chính bệnh nhân, hạn, chuyên khoa, tái khám; UNIQUE mã giấy</w:t>
+              <w:t xml:space="preserve">BR-B01</w:t>
+            </w:r>
+          </w:p>
+        </w:tc>
+        <w:tc>
+          <w:tcPr>
+            <w:tcW w:w="7643" w:type="dxa"/>
+          </w:tcPr>
+          <w:p>
+            <w:pPr>
+              <w:spacing w:before="20" w:after="20"/>
+              <w:jc w:val="left"/>
+              <w:rPr>
+                <w:rFonts w:ascii="Times New Roman" w:cs="Times New Roman" w:eastAsia="Times New Roman" w:hAnsi="Times New Roman"/>
+                <w:sz w:val="22"/>
+                <w:szCs w:val="22"/>
+              </w:rPr>
+            </w:pPr>
+            <w:r>
+              <w:rPr>
+                <w:rFonts w:ascii="Times New Roman" w:cs="Times New Roman" w:eastAsia="Times New Roman" w:hAnsi="Times New Roman"/>
+                <w:sz w:val="22"/>
+                <w:szCs w:val="22"/>
+              </w:rPr>
+              <w:t xml:space="preserve">Không biểu diễn được (đối chiếu với ca làm việc còn hiệu lực ở mảng A)</w:t>
             </w:r>
           </w:p>
         </w:tc>
@@ -11753,55 +12029,31 @@
                 <w:sz w:val="22"/>
                 <w:szCs w:val="22"/>
               </w:rPr>
-              <w:t xml:space="preserve">BR-B04</w:t>
-            </w:r>
-          </w:p>
-        </w:tc>
-        <w:tc>
-          <w:tcPr>
-            <w:tcW w:w="3822" w:type="dxa"/>
-          </w:tcPr>
-          <w:p>
-            <w:pPr>
-              <w:spacing w:before="20" w:after="20"/>
-              <w:jc w:val="left"/>
-              <w:rPr>
-                <w:rFonts w:ascii="Times New Roman" w:cs="Times New Roman" w:eastAsia="Times New Roman" w:hAnsi="Times New Roman"/>
-                <w:sz w:val="22"/>
-                <w:szCs w:val="22"/>
-              </w:rPr>
-            </w:pPr>
-            <w:r>
-              <w:rPr>
-                <w:rFonts w:ascii="Times New Roman" w:cs="Times New Roman" w:eastAsia="Times New Roman" w:hAnsi="Times New Roman"/>
-                <w:sz w:val="22"/>
-                <w:szCs w:val="22"/>
-              </w:rPr>
-              <w:t xml:space="preserve">Thuộc tính nen_tang, link_phien của TU_VAN_TU_XA</w:t>
-            </w:r>
-          </w:p>
-        </w:tc>
-        <w:tc>
-          <w:tcPr>
-            <w:tcW w:w="3821" w:type="dxa"/>
-          </w:tcPr>
-          <w:p>
-            <w:pPr>
-              <w:spacing w:before="20" w:after="20"/>
-              <w:jc w:val="left"/>
-              <w:rPr>
-                <w:rFonts w:ascii="Times New Roman" w:cs="Times New Roman" w:eastAsia="Times New Roman" w:hAnsi="Times New Roman"/>
-                <w:sz w:val="22"/>
-                <w:szCs w:val="22"/>
-              </w:rPr>
-            </w:pPr>
-            <w:r>
-              <w:rPr>
-                <w:rFonts w:ascii="Times New Roman" w:cs="Times New Roman" w:eastAsia="Times New Roman" w:hAnsi="Times New Roman"/>
-                <w:sz w:val="22"/>
-                <w:szCs w:val="22"/>
-              </w:rPr>
-              <w:t xml:space="preserve">NOT NULL</w:t>
+              <w:t xml:space="preserve">BR-B02</w:t>
+            </w:r>
+          </w:p>
+        </w:tc>
+        <w:tc>
+          <w:tcPr>
+            <w:tcW w:w="7643" w:type="dxa"/>
+          </w:tcPr>
+          <w:p>
+            <w:pPr>
+              <w:spacing w:before="20" w:after="20"/>
+              <w:jc w:val="left"/>
+              <w:rPr>
+                <w:rFonts w:ascii="Times New Roman" w:cs="Times New Roman" w:eastAsia="Times New Roman" w:hAnsi="Times New Roman"/>
+                <w:sz w:val="22"/>
+                <w:szCs w:val="22"/>
+              </w:rPr>
+            </w:pPr>
+            <w:r>
+              <w:rPr>
+                <w:rFonts w:ascii="Times New Roman" w:cs="Times New Roman" w:eastAsia="Times New Roman" w:hAnsi="Times New Roman"/>
+                <w:sz w:val="22"/>
+                <w:szCs w:val="22"/>
+              </w:rPr>
+              <w:t xml:space="preserve">Không biểu diễn được (theo bác sĩ và theo bệnh nhân)</w:t>
             </w:r>
           </w:p>
         </w:tc>
@@ -11830,55 +12082,31 @@
                 <w:sz w:val="22"/>
                 <w:szCs w:val="22"/>
               </w:rPr>
-              <w:t xml:space="preserve">BR-B05</w:t>
-            </w:r>
-          </w:p>
-        </w:tc>
-        <w:tc>
-          <w:tcPr>
-            <w:tcW w:w="3822" w:type="dxa"/>
-          </w:tcPr>
-          <w:p>
-            <w:pPr>
-              <w:spacing w:before="20" w:after="20"/>
-              <w:jc w:val="left"/>
-              <w:rPr>
-                <w:rFonts w:ascii="Times New Roman" w:cs="Times New Roman" w:eastAsia="Times New Roman" w:hAnsi="Times New Roman"/>
-                <w:sz w:val="22"/>
-                <w:szCs w:val="22"/>
-              </w:rPr>
-            </w:pPr>
-            <w:r>
-              <w:rPr>
-                <w:rFonts w:ascii="Times New Roman" w:cs="Times New Roman" w:eastAsia="Times New Roman" w:hAnsi="Times New Roman"/>
-                <w:sz w:val="22"/>
-                <w:szCs w:val="22"/>
-              </w:rPr>
-              <w:t xml:space="preserve">Thuộc tính trang_thai của LICH_HEN</w:t>
-            </w:r>
-          </w:p>
-        </w:tc>
-        <w:tc>
-          <w:tcPr>
-            <w:tcW w:w="3821" w:type="dxa"/>
-          </w:tcPr>
-          <w:p>
-            <w:pPr>
-              <w:spacing w:before="20" w:after="20"/>
-              <w:jc w:val="left"/>
-              <w:rPr>
-                <w:rFonts w:ascii="Times New Roman" w:cs="Times New Roman" w:eastAsia="Times New Roman" w:hAnsi="Times New Roman"/>
-                <w:sz w:val="22"/>
-                <w:szCs w:val="22"/>
-              </w:rPr>
-            </w:pPr>
-            <w:r>
-              <w:rPr>
-                <w:rFonts w:ascii="Times New Roman" w:cs="Times New Roman" w:eastAsia="Times New Roman" w:hAnsi="Times New Roman"/>
-                <w:sz w:val="22"/>
-                <w:szCs w:val="22"/>
-              </w:rPr>
-              <w:t xml:space="preserve">CHECK + DEFAULT + trigger trg_trang_thai_lich_hen</w:t>
+              <w:t xml:space="preserve">BR-B03</w:t>
+            </w:r>
+          </w:p>
+        </w:tc>
+        <w:tc>
+          <w:tcPr>
+            <w:tcW w:w="7643" w:type="dxa"/>
+          </w:tcPr>
+          <w:p>
+            <w:pPr>
+              <w:spacing w:before="20" w:after="20"/>
+              <w:jc w:val="left"/>
+              <w:rPr>
+                <w:rFonts w:ascii="Times New Roman" w:cs="Times New Roman" w:eastAsia="Times New Roman" w:hAnsi="Times New Roman"/>
+                <w:sz w:val="22"/>
+                <w:szCs w:val="22"/>
+              </w:rPr>
+            </w:pPr>
+            <w:r>
+              <w:rPr>
+                <w:rFonts w:ascii="Times New Roman" w:cs="Times New Roman" w:eastAsia="Times New Roman" w:hAnsi="Times New Roman"/>
+                <w:sz w:val="22"/>
+                <w:szCs w:val="22"/>
+              </w:rPr>
+              <w:t xml:space="preserve">Liên kết SỬ_DỤNG 1:1 giữa GIAY_CHUYEN_KHOA và LICH_HEN</w:t>
             </w:r>
           </w:p>
         </w:tc>
@@ -11907,55 +12135,31 @@
                 <w:sz w:val="22"/>
                 <w:szCs w:val="22"/>
               </w:rPr>
-              <w:t xml:space="preserve">BR-B06</w:t>
-            </w:r>
-          </w:p>
-        </w:tc>
-        <w:tc>
-          <w:tcPr>
-            <w:tcW w:w="3822" w:type="dxa"/>
-          </w:tcPr>
-          <w:p>
-            <w:pPr>
-              <w:spacing w:before="20" w:after="20"/>
-              <w:jc w:val="left"/>
-              <w:rPr>
-                <w:rFonts w:ascii="Times New Roman" w:cs="Times New Roman" w:eastAsia="Times New Roman" w:hAnsi="Times New Roman"/>
-                <w:sz w:val="22"/>
-                <w:szCs w:val="22"/>
-              </w:rPr>
-            </w:pPr>
-            <w:r>
-              <w:rPr>
-                <w:rFonts w:ascii="Times New Roman" w:cs="Times New Roman" w:eastAsia="Times New Roman" w:hAnsi="Times New Roman"/>
-                <w:sz w:val="22"/>
-                <w:szCs w:val="22"/>
-              </w:rPr>
-              <w:t xml:space="preserve">Phân lớp LICH_HEN (d, total) theo hinh_thuc</w:t>
-            </w:r>
-          </w:p>
-        </w:tc>
-        <w:tc>
-          <w:tcPr>
-            <w:tcW w:w="3821" w:type="dxa"/>
-          </w:tcPr>
-          <w:p>
-            <w:pPr>
-              <w:spacing w:before="20" w:after="20"/>
-              <w:jc w:val="left"/>
-              <w:rPr>
-                <w:rFonts w:ascii="Times New Roman" w:cs="Times New Roman" w:eastAsia="Times New Roman" w:hAnsi="Times New Roman"/>
-                <w:sz w:val="22"/>
-                <w:szCs w:val="22"/>
-              </w:rPr>
-            </w:pPr>
-            <w:r>
-              <w:rPr>
-                <w:rFonts w:ascii="Times New Roman" w:cs="Times New Roman" w:eastAsia="Times New Roman" w:hAnsi="Times New Roman"/>
-                <w:sz w:val="22"/>
-                <w:szCs w:val="22"/>
-              </w:rPr>
-              <w:t xml:space="preserve">Cột phân loại + CHECK</w:t>
+              <w:t xml:space="preserve">BR-B04</w:t>
+            </w:r>
+          </w:p>
+        </w:tc>
+        <w:tc>
+          <w:tcPr>
+            <w:tcW w:w="7643" w:type="dxa"/>
+          </w:tcPr>
+          <w:p>
+            <w:pPr>
+              <w:spacing w:before="20" w:after="20"/>
+              <w:jc w:val="left"/>
+              <w:rPr>
+                <w:rFonts w:ascii="Times New Roman" w:cs="Times New Roman" w:eastAsia="Times New Roman" w:hAnsi="Times New Roman"/>
+                <w:sz w:val="22"/>
+                <w:szCs w:val="22"/>
+              </w:rPr>
+            </w:pPr>
+            <w:r>
+              <w:rPr>
+                <w:rFonts w:ascii="Times New Roman" w:cs="Times New Roman" w:eastAsia="Times New Roman" w:hAnsi="Times New Roman"/>
+                <w:sz w:val="22"/>
+                <w:szCs w:val="22"/>
+              </w:rPr>
+              <w:t xml:space="preserve">Thuộc tính nen_tang, link_phien của TU_VAN_TU_XA</w:t>
             </w:r>
           </w:p>
         </w:tc>
@@ -11984,55 +12188,31 @@
                 <w:sz w:val="22"/>
                 <w:szCs w:val="22"/>
               </w:rPr>
-              <w:t xml:space="preserve">BR-B07</w:t>
-            </w:r>
-          </w:p>
-        </w:tc>
-        <w:tc>
-          <w:tcPr>
-            <w:tcW w:w="3822" w:type="dxa"/>
-          </w:tcPr>
-          <w:p>
-            <w:pPr>
-              <w:spacing w:before="20" w:after="20"/>
-              <w:jc w:val="left"/>
-              <w:rPr>
-                <w:rFonts w:ascii="Times New Roman" w:cs="Times New Roman" w:eastAsia="Times New Roman" w:hAnsi="Times New Roman"/>
-                <w:sz w:val="22"/>
-                <w:szCs w:val="22"/>
-              </w:rPr>
-            </w:pPr>
-            <w:r>
-              <w:rPr>
-                <w:rFonts w:ascii="Times New Roman" w:cs="Times New Roman" w:eastAsia="Times New Roman" w:hAnsi="Times New Roman"/>
-                <w:sz w:val="22"/>
-                <w:szCs w:val="22"/>
-              </w:rPr>
-              <w:t xml:space="preserve">LẬP_GIẤY nối với lớp BAC_SI_DA_KHOA</w:t>
-            </w:r>
-          </w:p>
-        </w:tc>
-        <w:tc>
-          <w:tcPr>
-            <w:tcW w:w="3821" w:type="dxa"/>
-          </w:tcPr>
-          <w:p>
-            <w:pPr>
-              <w:spacing w:before="20" w:after="20"/>
-              <w:jc w:val="left"/>
-              <w:rPr>
-                <w:rFonts w:ascii="Times New Roman" w:cs="Times New Roman" w:eastAsia="Times New Roman" w:hAnsi="Times New Roman"/>
-                <w:sz w:val="22"/>
-                <w:szCs w:val="22"/>
-              </w:rPr>
-            </w:pPr>
-            <w:r>
-              <w:rPr>
-                <w:rFonts w:ascii="Times New Roman" w:cs="Times New Roman" w:eastAsia="Times New Roman" w:hAnsi="Times New Roman"/>
-                <w:sz w:val="22"/>
-                <w:szCs w:val="22"/>
-              </w:rPr>
-              <w:t xml:space="preserve">FK tới lớp bác sĩ đa khoa + CHECK (ngay_het_han ≤ ngay_lap + 30)</w:t>
+              <w:t xml:space="preserve">BR-B05</w:t>
+            </w:r>
+          </w:p>
+        </w:tc>
+        <w:tc>
+          <w:tcPr>
+            <w:tcW w:w="7643" w:type="dxa"/>
+          </w:tcPr>
+          <w:p>
+            <w:pPr>
+              <w:spacing w:before="20" w:after="20"/>
+              <w:jc w:val="left"/>
+              <w:rPr>
+                <w:rFonts w:ascii="Times New Roman" w:cs="Times New Roman" w:eastAsia="Times New Roman" w:hAnsi="Times New Roman"/>
+                <w:sz w:val="22"/>
+                <w:szCs w:val="22"/>
+              </w:rPr>
+            </w:pPr>
+            <w:r>
+              <w:rPr>
+                <w:rFonts w:ascii="Times New Roman" w:cs="Times New Roman" w:eastAsia="Times New Roman" w:hAnsi="Times New Roman"/>
+                <w:sz w:val="22"/>
+                <w:szCs w:val="22"/>
+              </w:rPr>
+              <w:t xml:space="preserve">Thuộc tính trang_thai của LICH_HEN</w:t>
             </w:r>
           </w:p>
         </w:tc>
@@ -12061,55 +12241,31 @@
                 <w:sz w:val="22"/>
                 <w:szCs w:val="22"/>
               </w:rPr>
-              <w:t xml:space="preserve">BR-C01</w:t>
-            </w:r>
-          </w:p>
-        </w:tc>
-        <w:tc>
-          <w:tcPr>
-            <w:tcW w:w="3822" w:type="dxa"/>
-          </w:tcPr>
-          <w:p>
-            <w:pPr>
-              <w:spacing w:before="20" w:after="20"/>
-              <w:jc w:val="left"/>
-              <w:rPr>
-                <w:rFonts w:ascii="Times New Roman" w:cs="Times New Roman" w:eastAsia="Times New Roman" w:hAnsi="Times New Roman"/>
-                <w:sz w:val="22"/>
-                <w:szCs w:val="22"/>
-              </w:rPr>
-            </w:pPr>
-            <w:r>
-              <w:rPr>
-                <w:rFonts w:ascii="Times New Roman" w:cs="Times New Roman" w:eastAsia="Times New Roman" w:hAnsi="Times New Roman"/>
-                <w:sz w:val="22"/>
-                <w:szCs w:val="22"/>
-              </w:rPr>
-              <w:t xml:space="preserve">DỊ_ỨNG, CHỨA, KÊ (đều M:N)</w:t>
-            </w:r>
-          </w:p>
-        </w:tc>
-        <w:tc>
-          <w:tcPr>
-            <w:tcW w:w="3821" w:type="dxa"/>
-          </w:tcPr>
-          <w:p>
-            <w:pPr>
-              <w:spacing w:before="20" w:after="20"/>
-              <w:jc w:val="left"/>
-              <w:rPr>
-                <w:rFonts w:ascii="Times New Roman" w:cs="Times New Roman" w:eastAsia="Times New Roman" w:hAnsi="Times New Roman"/>
-                <w:sz w:val="22"/>
-                <w:szCs w:val="22"/>
-              </w:rPr>
-            </w:pPr>
-            <w:r>
-              <w:rPr>
-                <w:rFonts w:ascii="Times New Roman" w:cs="Times New Roman" w:eastAsia="Times New Roman" w:hAnsi="Times New Roman"/>
-                <w:sz w:val="22"/>
-                <w:szCs w:val="22"/>
-              </w:rPr>
-              <w:t xml:space="preserve">Trigger trg_chan_thuoc_di_ung</w:t>
+              <w:t xml:space="preserve">BR-B06</w:t>
+            </w:r>
+          </w:p>
+        </w:tc>
+        <w:tc>
+          <w:tcPr>
+            <w:tcW w:w="7643" w:type="dxa"/>
+          </w:tcPr>
+          <w:p>
+            <w:pPr>
+              <w:spacing w:before="20" w:after="20"/>
+              <w:jc w:val="left"/>
+              <w:rPr>
+                <w:rFonts w:ascii="Times New Roman" w:cs="Times New Roman" w:eastAsia="Times New Roman" w:hAnsi="Times New Roman"/>
+                <w:sz w:val="22"/>
+                <w:szCs w:val="22"/>
+              </w:rPr>
+            </w:pPr>
+            <w:r>
+              <w:rPr>
+                <w:rFonts w:ascii="Times New Roman" w:cs="Times New Roman" w:eastAsia="Times New Roman" w:hAnsi="Times New Roman"/>
+                <w:sz w:val="22"/>
+                <w:szCs w:val="22"/>
+              </w:rPr>
+              <w:t xml:space="preserve">Phân lớp LICH_HEN (d, total) theo hinh_thuc</w:t>
             </w:r>
           </w:p>
         </w:tc>
@@ -12138,55 +12294,31 @@
                 <w:sz w:val="22"/>
                 <w:szCs w:val="22"/>
               </w:rPr>
-              <w:t xml:space="preserve">BR-C02</w:t>
-            </w:r>
-          </w:p>
-        </w:tc>
-        <w:tc>
-          <w:tcPr>
-            <w:tcW w:w="3822" w:type="dxa"/>
-          </w:tcPr>
-          <w:p>
-            <w:pPr>
-              <w:spacing w:before="20" w:after="20"/>
-              <w:jc w:val="left"/>
-              <w:rPr>
-                <w:rFonts w:ascii="Times New Roman" w:cs="Times New Roman" w:eastAsia="Times New Roman" w:hAnsi="Times New Roman"/>
-                <w:sz w:val="22"/>
-                <w:szCs w:val="22"/>
-              </w:rPr>
-            </w:pPr>
-            <w:r>
-              <w:rPr>
-                <w:rFonts w:ascii="Times New Roman" w:cs="Times New Roman" w:eastAsia="Times New Roman" w:hAnsi="Times New Roman"/>
-                <w:sz w:val="22"/>
-                <w:szCs w:val="22"/>
-              </w:rPr>
-              <w:t xml:space="preserve">PHÁT_SINH 1:1, LAN_KHAM tham gia toàn phần; bác sĩ suy ra qua PHỤ_TRÁCH</w:t>
-            </w:r>
-          </w:p>
-        </w:tc>
-        <w:tc>
-          <w:tcPr>
-            <w:tcW w:w="3821" w:type="dxa"/>
-          </w:tcPr>
-          <w:p>
-            <w:pPr>
-              <w:spacing w:before="20" w:after="20"/>
-              <w:jc w:val="left"/>
-              <w:rPr>
-                <w:rFonts w:ascii="Times New Roman" w:cs="Times New Roman" w:eastAsia="Times New Roman" w:hAnsi="Times New Roman"/>
-                <w:sz w:val="22"/>
-                <w:szCs w:val="22"/>
-              </w:rPr>
-            </w:pPr>
-            <w:r>
-              <w:rPr>
-                <w:rFonts w:ascii="Times New Roman" w:cs="Times New Roman" w:eastAsia="Times New Roman" w:hAnsi="Times New Roman"/>
-                <w:sz w:val="22"/>
-                <w:szCs w:val="22"/>
-              </w:rPr>
-              <w:t xml:space="preserve">Trigger trg_lan_kham_hoan_thanh</w:t>
+              <w:t xml:space="preserve">BR-B07</w:t>
+            </w:r>
+          </w:p>
+        </w:tc>
+        <w:tc>
+          <w:tcPr>
+            <w:tcW w:w="7643" w:type="dxa"/>
+          </w:tcPr>
+          <w:p>
+            <w:pPr>
+              <w:spacing w:before="20" w:after="20"/>
+              <w:jc w:val="left"/>
+              <w:rPr>
+                <w:rFonts w:ascii="Times New Roman" w:cs="Times New Roman" w:eastAsia="Times New Roman" w:hAnsi="Times New Roman"/>
+                <w:sz w:val="22"/>
+                <w:szCs w:val="22"/>
+              </w:rPr>
+            </w:pPr>
+            <w:r>
+              <w:rPr>
+                <w:rFonts w:ascii="Times New Roman" w:cs="Times New Roman" w:eastAsia="Times New Roman" w:hAnsi="Times New Roman"/>
+                <w:sz w:val="22"/>
+                <w:szCs w:val="22"/>
+              </w:rPr>
+              <w:t xml:space="preserve">LẬP_GIẤY nối với lớp BAC_SI_DA_KHOA</w:t>
             </w:r>
           </w:p>
         </w:tc>
@@ -12215,55 +12347,31 @@
                 <w:sz w:val="22"/>
                 <w:szCs w:val="22"/>
               </w:rPr>
-              <w:t xml:space="preserve">BR-C03</w:t>
-            </w:r>
-          </w:p>
-        </w:tc>
-        <w:tc>
-          <w:tcPr>
-            <w:tcW w:w="3822" w:type="dxa"/>
-          </w:tcPr>
-          <w:p>
-            <w:pPr>
-              <w:spacing w:before="20" w:after="20"/>
-              <w:jc w:val="left"/>
-              <w:rPr>
-                <w:rFonts w:ascii="Times New Roman" w:cs="Times New Roman" w:eastAsia="Times New Roman" w:hAnsi="Times New Roman"/>
-                <w:sz w:val="22"/>
-                <w:szCs w:val="22"/>
-              </w:rPr>
-            </w:pPr>
-            <w:r>
-              <w:rPr>
-                <w:rFonts w:ascii="Times New Roman" w:cs="Times New Roman" w:eastAsia="Times New Roman" w:hAnsi="Times New Roman"/>
-                <w:sz w:val="22"/>
-                <w:szCs w:val="22"/>
-              </w:rPr>
-              <w:t xml:space="preserve">CÓ_CHẨN_ĐOÁN, LẬP_ĐƠN</w:t>
-            </w:r>
-          </w:p>
-        </w:tc>
-        <w:tc>
-          <w:tcPr>
-            <w:tcW w:w="3821" w:type="dxa"/>
-          </w:tcPr>
-          <w:p>
-            <w:pPr>
-              <w:spacing w:before="20" w:after="20"/>
-              <w:jc w:val="left"/>
-              <w:rPr>
-                <w:rFonts w:ascii="Times New Roman" w:cs="Times New Roman" w:eastAsia="Times New Roman" w:hAnsi="Times New Roman"/>
-                <w:sz w:val="22"/>
-                <w:szCs w:val="22"/>
-              </w:rPr>
-            </w:pPr>
-            <w:r>
-              <w:rPr>
-                <w:rFonts w:ascii="Times New Roman" w:cs="Times New Roman" w:eastAsia="Times New Roman" w:hAnsi="Times New Roman"/>
-                <w:sz w:val="22"/>
-                <w:szCs w:val="22"/>
-              </w:rPr>
-              <w:t xml:space="preserve">Trigger khi tạo đơn kiểm tra chẩn đoán HIEU_LUC</w:t>
+              <w:t xml:space="preserve">BR-B08</w:t>
+            </w:r>
+          </w:p>
+        </w:tc>
+        <w:tc>
+          <w:tcPr>
+            <w:tcW w:w="7643" w:type="dxa"/>
+          </w:tcPr>
+          <w:p>
+            <w:pPr>
+              <w:spacing w:before="20" w:after="20"/>
+              <w:jc w:val="left"/>
+              <w:rPr>
+                <w:rFonts w:ascii="Times New Roman" w:cs="Times New Roman" w:eastAsia="Times New Roman" w:hAnsi="Times New Roman"/>
+                <w:sz w:val="22"/>
+                <w:szCs w:val="22"/>
+              </w:rPr>
+            </w:pPr>
+            <w:r>
+              <w:rPr>
+                <w:rFonts w:ascii="Times New Roman" w:cs="Times New Roman" w:eastAsia="Times New Roman" w:hAnsi="Times New Roman"/>
+                <w:sz w:val="22"/>
+                <w:szCs w:val="22"/>
+              </w:rPr>
+              <w:t xml:space="preserve">BENH_NHAN, LICH_HEN, GIAY_CHUYEN_KHOA; liên kết ĐẶT để lọc lịch hẹn của từng bệnh nhân</w:t>
             </w:r>
           </w:p>
         </w:tc>
@@ -12292,55 +12400,31 @@
                 <w:sz w:val="22"/>
                 <w:szCs w:val="22"/>
               </w:rPr>
-              <w:t xml:space="preserve">BR-C04</w:t>
-            </w:r>
-          </w:p>
-        </w:tc>
-        <w:tc>
-          <w:tcPr>
-            <w:tcW w:w="3822" w:type="dxa"/>
-          </w:tcPr>
-          <w:p>
-            <w:pPr>
-              <w:spacing w:before="20" w:after="20"/>
-              <w:jc w:val="left"/>
-              <w:rPr>
-                <w:rFonts w:ascii="Times New Roman" w:cs="Times New Roman" w:eastAsia="Times New Roman" w:hAnsi="Times New Roman"/>
-                <w:sz w:val="22"/>
-                <w:szCs w:val="22"/>
-              </w:rPr>
-            </w:pPr>
-            <w:r>
-              <w:rPr>
-                <w:rFonts w:ascii="Times New Roman" w:cs="Times New Roman" w:eastAsia="Times New Roman" w:hAnsi="Times New Roman"/>
-                <w:sz w:val="22"/>
-                <w:szCs w:val="22"/>
-              </w:rPr>
-              <w:t xml:space="preserve">Thuộc tính so_luong, lieu_dung của liên kết KÊ</w:t>
-            </w:r>
-          </w:p>
-        </w:tc>
-        <w:tc>
-          <w:tcPr>
-            <w:tcW w:w="3821" w:type="dxa"/>
-          </w:tcPr>
-          <w:p>
-            <w:pPr>
-              <w:spacing w:before="20" w:after="20"/>
-              <w:jc w:val="left"/>
-              <w:rPr>
-                <w:rFonts w:ascii="Times New Roman" w:cs="Times New Roman" w:eastAsia="Times New Roman" w:hAnsi="Times New Roman"/>
-                <w:sz w:val="22"/>
-                <w:szCs w:val="22"/>
-              </w:rPr>
-            </w:pPr>
-            <w:r>
-              <w:rPr>
-                <w:rFonts w:ascii="Times New Roman" w:cs="Times New Roman" w:eastAsia="Times New Roman" w:hAnsi="Times New Roman"/>
-                <w:sz w:val="22"/>
-                <w:szCs w:val="22"/>
-              </w:rPr>
-              <w:t xml:space="preserve">NOT NULL + CHECK (so_luong &gt; 0, btrim(lieu_dung) &lt;&gt; '')</w:t>
+              <w:t xml:space="preserve">BR-B09</w:t>
+            </w:r>
+          </w:p>
+        </w:tc>
+        <w:tc>
+          <w:tcPr>
+            <w:tcW w:w="7643" w:type="dxa"/>
+          </w:tcPr>
+          <w:p>
+            <w:pPr>
+              <w:spacing w:before="20" w:after="20"/>
+              <w:jc w:val="left"/>
+              <w:rPr>
+                <w:rFonts w:ascii="Times New Roman" w:cs="Times New Roman" w:eastAsia="Times New Roman" w:hAnsi="Times New Roman"/>
+                <w:sz w:val="22"/>
+                <w:szCs w:val="22"/>
+              </w:rPr>
+            </w:pPr>
+            <w:r>
+              <w:rPr>
+                <w:rFonts w:ascii="Times New Roman" w:cs="Times New Roman" w:eastAsia="Times New Roman" w:hAnsi="Times New Roman"/>
+                <w:sz w:val="22"/>
+                <w:szCs w:val="22"/>
+              </w:rPr>
+              <w:t xml:space="preserve">Thực thể TAI_KHOAN; liên kết TK_BỆNH_NHÂN, TK_NHÂN_VIÊN 1:1</w:t>
             </w:r>
           </w:p>
         </w:tc>
@@ -12369,13 +12453,278 @@
                 <w:sz w:val="22"/>
                 <w:szCs w:val="22"/>
               </w:rPr>
+              <w:t xml:space="preserve">BR-B10</w:t>
+            </w:r>
+          </w:p>
+        </w:tc>
+        <w:tc>
+          <w:tcPr>
+            <w:tcW w:w="7643" w:type="dxa"/>
+          </w:tcPr>
+          <w:p>
+            <w:pPr>
+              <w:spacing w:before="20" w:after="20"/>
+              <w:jc w:val="left"/>
+              <w:rPr>
+                <w:rFonts w:ascii="Times New Roman" w:cs="Times New Roman" w:eastAsia="Times New Roman" w:hAnsi="Times New Roman"/>
+                <w:sz w:val="22"/>
+                <w:szCs w:val="22"/>
+              </w:rPr>
+            </w:pPr>
+            <w:r>
+              <w:rPr>
+                <w:rFonts w:ascii="Times New Roman" w:cs="Times New Roman" w:eastAsia="Times New Roman" w:hAnsi="Times New Roman"/>
+                <w:sz w:val="22"/>
+                <w:szCs w:val="22"/>
+              </w:rPr>
+              <w:t xml:space="preserve">Thuộc tính vai_tro, trang_thai của TAI_KHOAN; ai được tạo, sửa tài khoản loại nào không thể hiện trên ERD</w:t>
+            </w:r>
+          </w:p>
+        </w:tc>
+      </w:tr>
+      <w:tr>
+        <w:trPr>
+          <w:cantSplit/>
+        </w:trPr>
+        <w:tc>
+          <w:tcPr>
+            <w:tcW w:w="1147" w:type="dxa"/>
+          </w:tcPr>
+          <w:p>
+            <w:pPr>
+              <w:spacing w:before="20" w:after="20"/>
+              <w:jc w:val="left"/>
+              <w:rPr>
+                <w:rFonts w:ascii="Times New Roman" w:cs="Times New Roman" w:eastAsia="Times New Roman" w:hAnsi="Times New Roman"/>
+                <w:sz w:val="22"/>
+                <w:szCs w:val="22"/>
+              </w:rPr>
+            </w:pPr>
+            <w:r>
+              <w:rPr>
+                <w:rFonts w:ascii="Times New Roman" w:cs="Times New Roman" w:eastAsia="Times New Roman" w:hAnsi="Times New Roman"/>
+                <w:sz w:val="22"/>
+                <w:szCs w:val="22"/>
+              </w:rPr>
+              <w:t xml:space="preserve">BR-C01</w:t>
+            </w:r>
+          </w:p>
+        </w:tc>
+        <w:tc>
+          <w:tcPr>
+            <w:tcW w:w="7643" w:type="dxa"/>
+          </w:tcPr>
+          <w:p>
+            <w:pPr>
+              <w:spacing w:before="20" w:after="20"/>
+              <w:jc w:val="left"/>
+              <w:rPr>
+                <w:rFonts w:ascii="Times New Roman" w:cs="Times New Roman" w:eastAsia="Times New Roman" w:hAnsi="Times New Roman"/>
+                <w:sz w:val="22"/>
+                <w:szCs w:val="22"/>
+              </w:rPr>
+            </w:pPr>
+            <w:r>
+              <w:rPr>
+                <w:rFonts w:ascii="Times New Roman" w:cs="Times New Roman" w:eastAsia="Times New Roman" w:hAnsi="Times New Roman"/>
+                <w:sz w:val="22"/>
+                <w:szCs w:val="22"/>
+              </w:rPr>
+              <w:t xml:space="preserve">DỊ_ỨNG, CHỨA, KÊ (đều M:N)</w:t>
+            </w:r>
+          </w:p>
+        </w:tc>
+      </w:tr>
+      <w:tr>
+        <w:trPr>
+          <w:cantSplit/>
+        </w:trPr>
+        <w:tc>
+          <w:tcPr>
+            <w:tcW w:w="1147" w:type="dxa"/>
+          </w:tcPr>
+          <w:p>
+            <w:pPr>
+              <w:spacing w:before="20" w:after="20"/>
+              <w:jc w:val="left"/>
+              <w:rPr>
+                <w:rFonts w:ascii="Times New Roman" w:cs="Times New Roman" w:eastAsia="Times New Roman" w:hAnsi="Times New Roman"/>
+                <w:sz w:val="22"/>
+                <w:szCs w:val="22"/>
+              </w:rPr>
+            </w:pPr>
+            <w:r>
+              <w:rPr>
+                <w:rFonts w:ascii="Times New Roman" w:cs="Times New Roman" w:eastAsia="Times New Roman" w:hAnsi="Times New Roman"/>
+                <w:sz w:val="22"/>
+                <w:szCs w:val="22"/>
+              </w:rPr>
+              <w:t xml:space="preserve">BR-C02</w:t>
+            </w:r>
+          </w:p>
+        </w:tc>
+        <w:tc>
+          <w:tcPr>
+            <w:tcW w:w="7643" w:type="dxa"/>
+          </w:tcPr>
+          <w:p>
+            <w:pPr>
+              <w:spacing w:before="20" w:after="20"/>
+              <w:jc w:val="left"/>
+              <w:rPr>
+                <w:rFonts w:ascii="Times New Roman" w:cs="Times New Roman" w:eastAsia="Times New Roman" w:hAnsi="Times New Roman"/>
+                <w:sz w:val="22"/>
+                <w:szCs w:val="22"/>
+              </w:rPr>
+            </w:pPr>
+            <w:r>
+              <w:rPr>
+                <w:rFonts w:ascii="Times New Roman" w:cs="Times New Roman" w:eastAsia="Times New Roman" w:hAnsi="Times New Roman"/>
+                <w:sz w:val="22"/>
+                <w:szCs w:val="22"/>
+              </w:rPr>
+              <w:t xml:space="preserve">PHÁT_SINH 1:1, LAN_KHAM tham gia toàn phần; bác sĩ suy ra qua PHỤ_TRÁCH</w:t>
+            </w:r>
+          </w:p>
+        </w:tc>
+      </w:tr>
+      <w:tr>
+        <w:trPr>
+          <w:cantSplit/>
+        </w:trPr>
+        <w:tc>
+          <w:tcPr>
+            <w:tcW w:w="1147" w:type="dxa"/>
+          </w:tcPr>
+          <w:p>
+            <w:pPr>
+              <w:spacing w:before="20" w:after="20"/>
+              <w:jc w:val="left"/>
+              <w:rPr>
+                <w:rFonts w:ascii="Times New Roman" w:cs="Times New Roman" w:eastAsia="Times New Roman" w:hAnsi="Times New Roman"/>
+                <w:sz w:val="22"/>
+                <w:szCs w:val="22"/>
+              </w:rPr>
+            </w:pPr>
+            <w:r>
+              <w:rPr>
+                <w:rFonts w:ascii="Times New Roman" w:cs="Times New Roman" w:eastAsia="Times New Roman" w:hAnsi="Times New Roman"/>
+                <w:sz w:val="22"/>
+                <w:szCs w:val="22"/>
+              </w:rPr>
+              <w:t xml:space="preserve">BR-C03</w:t>
+            </w:r>
+          </w:p>
+        </w:tc>
+        <w:tc>
+          <w:tcPr>
+            <w:tcW w:w="7643" w:type="dxa"/>
+          </w:tcPr>
+          <w:p>
+            <w:pPr>
+              <w:spacing w:before="20" w:after="20"/>
+              <w:jc w:val="left"/>
+              <w:rPr>
+                <w:rFonts w:ascii="Times New Roman" w:cs="Times New Roman" w:eastAsia="Times New Roman" w:hAnsi="Times New Roman"/>
+                <w:sz w:val="22"/>
+                <w:szCs w:val="22"/>
+              </w:rPr>
+            </w:pPr>
+            <w:r>
+              <w:rPr>
+                <w:rFonts w:ascii="Times New Roman" w:cs="Times New Roman" w:eastAsia="Times New Roman" w:hAnsi="Times New Roman"/>
+                <w:sz w:val="22"/>
+                <w:szCs w:val="22"/>
+              </w:rPr>
+              <w:t xml:space="preserve">CÓ_CHẨN_ĐOÁN, LẬP_ĐƠN</w:t>
+            </w:r>
+          </w:p>
+        </w:tc>
+      </w:tr>
+      <w:tr>
+        <w:trPr>
+          <w:cantSplit/>
+        </w:trPr>
+        <w:tc>
+          <w:tcPr>
+            <w:tcW w:w="1147" w:type="dxa"/>
+          </w:tcPr>
+          <w:p>
+            <w:pPr>
+              <w:spacing w:before="20" w:after="20"/>
+              <w:jc w:val="left"/>
+              <w:rPr>
+                <w:rFonts w:ascii="Times New Roman" w:cs="Times New Roman" w:eastAsia="Times New Roman" w:hAnsi="Times New Roman"/>
+                <w:sz w:val="22"/>
+                <w:szCs w:val="22"/>
+              </w:rPr>
+            </w:pPr>
+            <w:r>
+              <w:rPr>
+                <w:rFonts w:ascii="Times New Roman" w:cs="Times New Roman" w:eastAsia="Times New Roman" w:hAnsi="Times New Roman"/>
+                <w:sz w:val="22"/>
+                <w:szCs w:val="22"/>
+              </w:rPr>
+              <w:t xml:space="preserve">BR-C04</w:t>
+            </w:r>
+          </w:p>
+        </w:tc>
+        <w:tc>
+          <w:tcPr>
+            <w:tcW w:w="7643" w:type="dxa"/>
+          </w:tcPr>
+          <w:p>
+            <w:pPr>
+              <w:spacing w:before="20" w:after="20"/>
+              <w:jc w:val="left"/>
+              <w:rPr>
+                <w:rFonts w:ascii="Times New Roman" w:cs="Times New Roman" w:eastAsia="Times New Roman" w:hAnsi="Times New Roman"/>
+                <w:sz w:val="22"/>
+                <w:szCs w:val="22"/>
+              </w:rPr>
+            </w:pPr>
+            <w:r>
+              <w:rPr>
+                <w:rFonts w:ascii="Times New Roman" w:cs="Times New Roman" w:eastAsia="Times New Roman" w:hAnsi="Times New Roman"/>
+                <w:sz w:val="22"/>
+                <w:szCs w:val="22"/>
+              </w:rPr>
+              <w:t xml:space="preserve">Thuộc tính so_luong, lieu_dung của liên kết KÊ</w:t>
+            </w:r>
+          </w:p>
+        </w:tc>
+      </w:tr>
+      <w:tr>
+        <w:trPr>
+          <w:cantSplit/>
+        </w:trPr>
+        <w:tc>
+          <w:tcPr>
+            <w:tcW w:w="1147" w:type="dxa"/>
+          </w:tcPr>
+          <w:p>
+            <w:pPr>
+              <w:spacing w:before="20" w:after="20"/>
+              <w:jc w:val="left"/>
+              <w:rPr>
+                <w:rFonts w:ascii="Times New Roman" w:cs="Times New Roman" w:eastAsia="Times New Roman" w:hAnsi="Times New Roman"/>
+                <w:sz w:val="22"/>
+                <w:szCs w:val="22"/>
+              </w:rPr>
+            </w:pPr>
+            <w:r>
+              <w:rPr>
+                <w:rFonts w:ascii="Times New Roman" w:cs="Times New Roman" w:eastAsia="Times New Roman" w:hAnsi="Times New Roman"/>
+                <w:sz w:val="22"/>
+                <w:szCs w:val="22"/>
+              </w:rPr>
               <w:t xml:space="preserve">BR-C05</w:t>
             </w:r>
           </w:p>
         </w:tc>
         <w:tc>
           <w:tcPr>
-            <w:tcW w:w="3822" w:type="dxa"/>
+            <w:tcW w:w="7643" w:type="dxa"/>
           </w:tcPr>
           <w:p>
             <w:pPr>
@@ -12397,27 +12746,56 @@
             </w:r>
           </w:p>
         </w:tc>
-        <w:tc>
-          <w:tcPr>
-            <w:tcW w:w="3821" w:type="dxa"/>
-          </w:tcPr>
-          <w:p>
-            <w:pPr>
-              <w:spacing w:before="20" w:after="20"/>
-              <w:jc w:val="left"/>
-              <w:rPr>
-                <w:rFonts w:ascii="Times New Roman" w:cs="Times New Roman" w:eastAsia="Times New Roman" w:hAnsi="Times New Roman"/>
-                <w:sz w:val="22"/>
-                <w:szCs w:val="22"/>
-              </w:rPr>
-            </w:pPr>
-            <w:r>
-              <w:rPr>
-                <w:rFonts w:ascii="Times New Roman" w:cs="Times New Roman" w:eastAsia="Times New Roman" w:hAnsi="Times New Roman"/>
-                <w:sz w:val="22"/>
-                <w:szCs w:val="22"/>
-              </w:rPr>
-              <w:t xml:space="preserve">Trigger trg_khong_xoa_benh_an chặn DELETE và sửa nội dung ở 4 bảng, chỉ cho hủy; FK không CASCADE</w:t>
+      </w:tr>
+      <w:tr>
+        <w:trPr>
+          <w:cantSplit/>
+        </w:trPr>
+        <w:tc>
+          <w:tcPr>
+            <w:tcW w:w="1147" w:type="dxa"/>
+          </w:tcPr>
+          <w:p>
+            <w:pPr>
+              <w:spacing w:before="20" w:after="20"/>
+              <w:jc w:val="left"/>
+              <w:rPr>
+                <w:rFonts w:ascii="Times New Roman" w:cs="Times New Roman" w:eastAsia="Times New Roman" w:hAnsi="Times New Roman"/>
+                <w:sz w:val="22"/>
+                <w:szCs w:val="22"/>
+              </w:rPr>
+            </w:pPr>
+            <w:r>
+              <w:rPr>
+                <w:rFonts w:ascii="Times New Roman" w:cs="Times New Roman" w:eastAsia="Times New Roman" w:hAnsi="Times New Roman"/>
+                <w:sz w:val="22"/>
+                <w:szCs w:val="22"/>
+              </w:rPr>
+              <w:t xml:space="preserve">BR-C06</w:t>
+            </w:r>
+          </w:p>
+        </w:tc>
+        <w:tc>
+          <w:tcPr>
+            <w:tcW w:w="7643" w:type="dxa"/>
+          </w:tcPr>
+          <w:p>
+            <w:pPr>
+              <w:spacing w:before="20" w:after="20"/>
+              <w:jc w:val="left"/>
+              <w:rPr>
+                <w:rFonts w:ascii="Times New Roman" w:cs="Times New Roman" w:eastAsia="Times New Roman" w:hAnsi="Times New Roman"/>
+                <w:sz w:val="22"/>
+                <w:szCs w:val="22"/>
+              </w:rPr>
+            </w:pPr>
+            <w:r>
+              <w:rPr>
+                <w:rFonts w:ascii="Times New Roman" w:cs="Times New Roman" w:eastAsia="Times New Roman" w:hAnsi="Times New Roman"/>
+                <w:sz w:val="22"/>
+                <w:szCs w:val="22"/>
+              </w:rPr>
+              <w:t xml:space="preserve">LAN_KHAM, CHAN_DOAN, DON_THUOC, KÊ, DỊ_ỨNG; bệnh nhân lấy qua lịch hẹn</w:t>
             </w:r>
           </w:p>
         </w:tc>
@@ -12520,7 +12898,7 @@
         <w:rPr>
           <w:rFonts w:ascii="Times New Roman" w:cs="Times New Roman" w:eastAsia="Times New Roman" w:hAnsi="Times New Roman"/>
         </w:rPr>
-        <w:t xml:space="preserve">– Không có bảng hồ sơ bệnh án; hồ sơ của bệnh nhân là các lần khám, chẩn đoán, đơn thuốc, dị ứng, trình bày bằng view v_ho_so_tom_tat_benh_nhan.</w:t>
+        <w:t xml:space="preserve">– Không có bảng hồ sơ bệnh án; hồ sơ của bệnh nhân là các lần khám, chẩn đoán, đơn thuốc, dị ứng, được tổng hợp khi tra cứu.</w:t>
       </w:r>
     </w:p>
     <w:p>
@@ -12595,7 +12973,7 @@
         <w:rPr>
           <w:rFonts w:ascii="Times New Roman" w:cs="Times New Roman" w:eastAsia="Times New Roman" w:hAnsi="Times New Roman"/>
         </w:rPr>
-        <w:t xml:space="preserve">– Chỉ quản lý bác sĩ; điều dưỡng, lễ tân không lưu trong CSDL, lễ tân và quản trị chỉ là role CSDL.</w:t>
+        <w:t xml:space="preserve">– Quản lý nhân viên gồm bác sĩ, lễ tân, quản trị; điều dưỡng không lưu trong CSDL. Lễ tân, quản trị chỉ ở lớp cha NHAN_VIEN vì không có thuộc tính, liên kết riêng; BAC_SI kế thừa khóa ma_nv. Vai trò không phải kiểu thực thể mà là thuộc tính vai_tro của TAI_KHOAN; quyền của từng vai trò không mô hình hóa trên ERD. Lễ tân tạo tài khoản bệnh nhân khi tiếp nhận, quản trị quản lý tài khoản nhân viên; tài khoản chỉ khóa, không xóa.</w:t>
       </w:r>
     </w:p>
     <w:p>
@@ -12745,7 +13123,7 @@
           <w:iCs w:val="1"/>
           <w:color w:val="7F7F7F"/>
         </w:rPr>
-        <w:t xml:space="preserve">Áp dụng thuật toán ánh xạ ER/EER sang quan hệ của Elmasri &amp; Navathe [1, Chương 9]: bước 1–7 cho ER, bước 8 cho phân lớp/tổng quát hóa, bước 9 cho kiểu hợp (category) nếu có.</w:t>
+        <w:t xml:space="preserve">Áp dụng thuật toán ánh xạ ER/EER sang quan hệ của Elmasri &amp; Navathe [1]: bước 1–7 cho ER, bước 8 cho phân lớp/tổng quát hóa, bước 9 cho kiểu hợp (category) nếu có.</w:t>
       </w:r>
     </w:p>
     <w:p>
@@ -14455,7 +14833,7 @@
           <w:iCs w:val="1"/>
           <w:color w:val="7F7F7F"/>
         </w:rPr>
-        <w:t xml:space="preserve">Với mỗi quan hệ: liệt kê phụ thuộc hàm (FD), tìm khóa ứng viên, kiểm tra lần lượt 1NF, 2NF, 3NF, BCNF theo định nghĩa trong [1, Chương 14]; nếu vi phạm thì tách theo thuật toán ở [1, Chương 15] và chứng minh phép tách bảo toàn phụ thuộc, không mất thông tin.</w:t>
+        <w:t xml:space="preserve">Với mỗi quan hệ: liệt kê phụ thuộc hàm (FD), tìm khóa ứng viên, kiểm tra lần lượt 1NF, 2NF, 3NF, BCNF theo định nghĩa trong [1]; nếu vi phạm thì tách theo thuật toán ở [1] và chứng minh phép tách bảo toàn phụ thuộc, không mất thông tin.</w:t>
       </w:r>
     </w:p>
     <w:p>
@@ -18840,6 +19218,1558 @@
     </w:p>
     <w:p>
       <w:pPr>
+        <w:keepNext/>
+        <w:ind w:left="567" w:firstLine="0"/>
+        <w:jc w:val="both"/>
+        <w:rPr>
+          <w:rFonts w:ascii="Times New Roman" w:cs="Times New Roman" w:eastAsia="Times New Roman" w:hAnsi="Times New Roman"/>
+        </w:rPr>
+      </w:pPr>
+      <w:r>
+        <w:rPr>
+          <w:rFonts w:ascii="Times New Roman" w:cs="Times New Roman" w:eastAsia="Times New Roman" w:hAnsi="Times New Roman"/>
+          <w:b w:val="1"/>
+          <w:bCs w:val="1"/>
+        </w:rPr>
+        <w:t xml:space="preserve">4.1.6 Cơ chế đảm bảo quy tắc nghiệp vụ</w:t>
+      </w:r>
+    </w:p>
+    <w:p>
+      <w:pPr>
+        <w:ind w:left="567" w:firstLine="0"/>
+        <w:jc w:val="both"/>
+        <w:rPr>
+          <w:rFonts w:ascii="Times New Roman" w:cs="Times New Roman" w:eastAsia="Times New Roman" w:hAnsi="Times New Roman"/>
+        </w:rPr>
+      </w:pPr>
+      <w:r>
+        <w:rPr>
+          <w:rFonts w:ascii="Times New Roman" w:cs="Times New Roman" w:eastAsia="Times New Roman" w:hAnsi="Times New Roman"/>
+        </w:rPr>
+        <w:t xml:space="preserve">Bảng dưới gắn mỗi quy tắc ở mục 1.2 với ràng buộc, trigger, view hoặc quyền cài đặt nó trong PostgreSQL.</w:t>
+      </w:r>
+    </w:p>
+    <w:tbl>
+      <w:tblPr>
+        <w:tblW w:w="8790" w:type="dxa"/>
+        <w:tblInd w:w="567" w:type="dxa"/>
+        <w:tblBorders>
+          <w:top w:val="single" w:sz="4" w:space="0" w:color="808080"/>
+          <w:left w:val="single" w:sz="4" w:space="0" w:color="808080"/>
+          <w:bottom w:val="single" w:sz="4" w:space="0" w:color="808080"/>
+          <w:right w:val="single" w:sz="4" w:space="0" w:color="808080"/>
+          <w:insideH w:val="single" w:sz="4" w:space="0" w:color="808080"/>
+          <w:insideV w:val="single" w:sz="4" w:space="0" w:color="808080"/>
+        </w:tblBorders>
+        <w:tblLayout w:type="fixed"/>
+        <w:tblCellMar>
+          <w:left w:w="80" w:type="dxa"/>
+          <w:right w:w="80" w:type="dxa"/>
+        </w:tblCellMar>
+      </w:tblPr>
+      <w:tblGrid>
+        <w:gridCol w:w="967"/>
+        <w:gridCol w:w="7823"/>
+      </w:tblGrid>
+      <w:tr>
+        <w:trPr>
+          <w:tblHeader/>
+          <w:cantSplit/>
+        </w:trPr>
+        <w:tc>
+          <w:tcPr>
+            <w:tcW w:w="967" w:type="dxa"/>
+            <w:shd w:val="clear" w:color="auto" w:fill="D9E2F3"/>
+          </w:tcPr>
+          <w:p>
+            <w:pPr>
+              <w:spacing w:before="20" w:after="20"/>
+              <w:jc w:val="center"/>
+              <w:rPr>
+                <w:rFonts w:ascii="Times New Roman" w:cs="Times New Roman" w:eastAsia="Times New Roman" w:hAnsi="Times New Roman"/>
+                <w:b w:val="1"/>
+                <w:bCs w:val="1"/>
+                <w:sz w:val="22"/>
+                <w:szCs w:val="22"/>
+              </w:rPr>
+            </w:pPr>
+            <w:r>
+              <w:rPr>
+                <w:rFonts w:ascii="Times New Roman" w:cs="Times New Roman" w:eastAsia="Times New Roman" w:hAnsi="Times New Roman"/>
+                <w:b w:val="1"/>
+                <w:bCs w:val="1"/>
+                <w:sz w:val="22"/>
+                <w:szCs w:val="22"/>
+              </w:rPr>
+              <w:t xml:space="preserve">Mã BR</w:t>
+            </w:r>
+          </w:p>
+        </w:tc>
+        <w:tc>
+          <w:tcPr>
+            <w:tcW w:w="7823" w:type="dxa"/>
+            <w:shd w:val="clear" w:color="auto" w:fill="D9E2F3"/>
+          </w:tcPr>
+          <w:p>
+            <w:pPr>
+              <w:spacing w:before="20" w:after="20"/>
+              <w:jc w:val="center"/>
+              <w:rPr>
+                <w:rFonts w:ascii="Times New Roman" w:cs="Times New Roman" w:eastAsia="Times New Roman" w:hAnsi="Times New Roman"/>
+                <w:b w:val="1"/>
+                <w:bCs w:val="1"/>
+                <w:sz w:val="22"/>
+                <w:szCs w:val="22"/>
+              </w:rPr>
+            </w:pPr>
+            <w:r>
+              <w:rPr>
+                <w:rFonts w:ascii="Times New Roman" w:cs="Times New Roman" w:eastAsia="Times New Roman" w:hAnsi="Times New Roman"/>
+                <w:b w:val="1"/>
+                <w:bCs w:val="1"/>
+                <w:sz w:val="22"/>
+                <w:szCs w:val="22"/>
+              </w:rPr>
+              <w:t xml:space="preserve">Cơ chế đảm bảo</w:t>
+            </w:r>
+          </w:p>
+        </w:tc>
+      </w:tr>
+      <w:tr>
+        <w:trPr>
+          <w:cantSplit/>
+        </w:trPr>
+        <w:tc>
+          <w:tcPr>
+            <w:tcW w:w="967" w:type="dxa"/>
+          </w:tcPr>
+          <w:p>
+            <w:pPr>
+              <w:spacing w:before="20" w:after="20"/>
+              <w:jc w:val="left"/>
+              <w:rPr>
+                <w:rFonts w:ascii="Times New Roman" w:cs="Times New Roman" w:eastAsia="Times New Roman" w:hAnsi="Times New Roman"/>
+                <w:sz w:val="22"/>
+                <w:szCs w:val="22"/>
+              </w:rPr>
+            </w:pPr>
+            <w:r>
+              <w:rPr>
+                <w:rFonts w:ascii="Times New Roman" w:cs="Times New Roman" w:eastAsia="Times New Roman" w:hAnsi="Times New Roman"/>
+                <w:sz w:val="22"/>
+                <w:szCs w:val="22"/>
+              </w:rPr>
+              <w:t xml:space="preserve">BR-A01</w:t>
+            </w:r>
+          </w:p>
+        </w:tc>
+        <w:tc>
+          <w:tcPr>
+            <w:tcW w:w="7823" w:type="dxa"/>
+          </w:tcPr>
+          <w:p>
+            <w:pPr>
+              <w:spacing w:before="20" w:after="20"/>
+              <w:jc w:val="left"/>
+              <w:rPr>
+                <w:rFonts w:ascii="Times New Roman" w:cs="Times New Roman" w:eastAsia="Times New Roman" w:hAnsi="Times New Roman"/>
+                <w:sz w:val="22"/>
+                <w:szCs w:val="22"/>
+              </w:rPr>
+            </w:pPr>
+            <w:r>
+              <w:rPr>
+                <w:rFonts w:ascii="Times New Roman" w:cs="Times New Roman" w:eastAsia="Times New Roman" w:hAnsi="Times New Roman"/>
+                <w:sz w:val="22"/>
+                <w:szCs w:val="22"/>
+              </w:rPr>
+              <w:t xml:space="preserve">Cột phân loại loai_bac_si + CHECK</w:t>
+            </w:r>
+          </w:p>
+        </w:tc>
+      </w:tr>
+      <w:tr>
+        <w:trPr>
+          <w:cantSplit/>
+        </w:trPr>
+        <w:tc>
+          <w:tcPr>
+            <w:tcW w:w="967" w:type="dxa"/>
+          </w:tcPr>
+          <w:p>
+            <w:pPr>
+              <w:spacing w:before="20" w:after="20"/>
+              <w:jc w:val="left"/>
+              <w:rPr>
+                <w:rFonts w:ascii="Times New Roman" w:cs="Times New Roman" w:eastAsia="Times New Roman" w:hAnsi="Times New Roman"/>
+                <w:sz w:val="22"/>
+                <w:szCs w:val="22"/>
+              </w:rPr>
+            </w:pPr>
+            <w:r>
+              <w:rPr>
+                <w:rFonts w:ascii="Times New Roman" w:cs="Times New Roman" w:eastAsia="Times New Roman" w:hAnsi="Times New Roman"/>
+                <w:sz w:val="22"/>
+                <w:szCs w:val="22"/>
+              </w:rPr>
+              <w:t xml:space="preserve">BR-A02</w:t>
+            </w:r>
+          </w:p>
+        </w:tc>
+        <w:tc>
+          <w:tcPr>
+            <w:tcW w:w="7823" w:type="dxa"/>
+          </w:tcPr>
+          <w:p>
+            <w:pPr>
+              <w:spacing w:before="20" w:after="20"/>
+              <w:jc w:val="left"/>
+              <w:rPr>
+                <w:rFonts w:ascii="Times New Roman" w:cs="Times New Roman" w:eastAsia="Times New Roman" w:hAnsi="Times New Roman"/>
+                <w:sz w:val="22"/>
+                <w:szCs w:val="22"/>
+              </w:rPr>
+            </w:pPr>
+            <w:r>
+              <w:rPr>
+                <w:rFonts w:ascii="Times New Roman" w:cs="Times New Roman" w:eastAsia="Times New Roman" w:hAnsi="Times New Roman"/>
+                <w:sz w:val="22"/>
+                <w:szCs w:val="22"/>
+              </w:rPr>
+              <w:t xml:space="preserve">FK ma_chuyen_khoa NOT NULL</w:t>
+            </w:r>
+          </w:p>
+        </w:tc>
+      </w:tr>
+      <w:tr>
+        <w:trPr>
+          <w:cantSplit/>
+        </w:trPr>
+        <w:tc>
+          <w:tcPr>
+            <w:tcW w:w="967" w:type="dxa"/>
+          </w:tcPr>
+          <w:p>
+            <w:pPr>
+              <w:spacing w:before="20" w:after="20"/>
+              <w:jc w:val="left"/>
+              <w:rPr>
+                <w:rFonts w:ascii="Times New Roman" w:cs="Times New Roman" w:eastAsia="Times New Roman" w:hAnsi="Times New Roman"/>
+                <w:sz w:val="22"/>
+                <w:szCs w:val="22"/>
+              </w:rPr>
+            </w:pPr>
+            <w:r>
+              <w:rPr>
+                <w:rFonts w:ascii="Times New Roman" w:cs="Times New Roman" w:eastAsia="Times New Roman" w:hAnsi="Times New Roman"/>
+                <w:sz w:val="22"/>
+                <w:szCs w:val="22"/>
+              </w:rPr>
+              <w:t xml:space="preserve">BR-A03</w:t>
+            </w:r>
+          </w:p>
+        </w:tc>
+        <w:tc>
+          <w:tcPr>
+            <w:tcW w:w="7823" w:type="dxa"/>
+          </w:tcPr>
+          <w:p>
+            <w:pPr>
+              <w:spacing w:before="20" w:after="20"/>
+              <w:jc w:val="left"/>
+              <w:rPr>
+                <w:rFonts w:ascii="Times New Roman" w:cs="Times New Roman" w:eastAsia="Times New Roman" w:hAnsi="Times New Roman"/>
+                <w:sz w:val="22"/>
+                <w:szCs w:val="22"/>
+              </w:rPr>
+            </w:pPr>
+            <w:r>
+              <w:rPr>
+                <w:rFonts w:ascii="Times New Roman" w:cs="Times New Roman" w:eastAsia="Times New Roman" w:hAnsi="Times New Roman"/>
+                <w:sz w:val="22"/>
+                <w:szCs w:val="22"/>
+              </w:rPr>
+              <w:t xml:space="preserve">Trigger trg_kiem_tra_chung_chi</w:t>
+            </w:r>
+          </w:p>
+        </w:tc>
+      </w:tr>
+      <w:tr>
+        <w:trPr>
+          <w:cantSplit/>
+        </w:trPr>
+        <w:tc>
+          <w:tcPr>
+            <w:tcW w:w="967" w:type="dxa"/>
+          </w:tcPr>
+          <w:p>
+            <w:pPr>
+              <w:spacing w:before="20" w:after="20"/>
+              <w:jc w:val="left"/>
+              <w:rPr>
+                <w:rFonts w:ascii="Times New Roman" w:cs="Times New Roman" w:eastAsia="Times New Roman" w:hAnsi="Times New Roman"/>
+                <w:sz w:val="22"/>
+                <w:szCs w:val="22"/>
+              </w:rPr>
+            </w:pPr>
+            <w:r>
+              <w:rPr>
+                <w:rFonts w:ascii="Times New Roman" w:cs="Times New Roman" w:eastAsia="Times New Roman" w:hAnsi="Times New Roman"/>
+                <w:sz w:val="22"/>
+                <w:szCs w:val="22"/>
+              </w:rPr>
+              <w:t xml:space="preserve">BR-A04</w:t>
+            </w:r>
+          </w:p>
+        </w:tc>
+        <w:tc>
+          <w:tcPr>
+            <w:tcW w:w="7823" w:type="dxa"/>
+          </w:tcPr>
+          <w:p>
+            <w:pPr>
+              <w:spacing w:before="20" w:after="20"/>
+              <w:jc w:val="left"/>
+              <w:rPr>
+                <w:rFonts w:ascii="Times New Roman" w:cs="Times New Roman" w:eastAsia="Times New Roman" w:hAnsi="Times New Roman"/>
+                <w:sz w:val="22"/>
+                <w:szCs w:val="22"/>
+              </w:rPr>
+            </w:pPr>
+            <w:r>
+              <w:rPr>
+                <w:rFonts w:ascii="Times New Roman" w:cs="Times New Roman" w:eastAsia="Times New Roman" w:hAnsi="Times New Roman"/>
+                <w:sz w:val="22"/>
+                <w:szCs w:val="22"/>
+              </w:rPr>
+              <w:t xml:space="preserve">EXCLUDE USING gist</w:t>
+            </w:r>
+          </w:p>
+        </w:tc>
+      </w:tr>
+      <w:tr>
+        <w:trPr>
+          <w:cantSplit/>
+        </w:trPr>
+        <w:tc>
+          <w:tcPr>
+            <w:tcW w:w="967" w:type="dxa"/>
+          </w:tcPr>
+          <w:p>
+            <w:pPr>
+              <w:spacing w:before="20" w:after="20"/>
+              <w:jc w:val="left"/>
+              <w:rPr>
+                <w:rFonts w:ascii="Times New Roman" w:cs="Times New Roman" w:eastAsia="Times New Roman" w:hAnsi="Times New Roman"/>
+                <w:sz w:val="22"/>
+                <w:szCs w:val="22"/>
+              </w:rPr>
+            </w:pPr>
+            <w:r>
+              <w:rPr>
+                <w:rFonts w:ascii="Times New Roman" w:cs="Times New Roman" w:eastAsia="Times New Roman" w:hAnsi="Times New Roman"/>
+                <w:sz w:val="22"/>
+                <w:szCs w:val="22"/>
+              </w:rPr>
+              <w:t xml:space="preserve">BR-A05</w:t>
+            </w:r>
+          </w:p>
+        </w:tc>
+        <w:tc>
+          <w:tcPr>
+            <w:tcW w:w="7823" w:type="dxa"/>
+          </w:tcPr>
+          <w:p>
+            <w:pPr>
+              <w:spacing w:before="20" w:after="20"/>
+              <w:jc w:val="left"/>
+              <w:rPr>
+                <w:rFonts w:ascii="Times New Roman" w:cs="Times New Roman" w:eastAsia="Times New Roman" w:hAnsi="Times New Roman"/>
+                <w:sz w:val="22"/>
+                <w:szCs w:val="22"/>
+              </w:rPr>
+            </w:pPr>
+            <w:r>
+              <w:rPr>
+                <w:rFonts w:ascii="Times New Roman" w:cs="Times New Roman" w:eastAsia="Times New Roman" w:hAnsi="Times New Roman"/>
+                <w:sz w:val="22"/>
+                <w:szCs w:val="22"/>
+              </w:rPr>
+              <w:t xml:space="preserve">NOT NULL + UNIQUE so_chung_chi</w:t>
+            </w:r>
+          </w:p>
+        </w:tc>
+      </w:tr>
+      <w:tr>
+        <w:trPr>
+          <w:cantSplit/>
+        </w:trPr>
+        <w:tc>
+          <w:tcPr>
+            <w:tcW w:w="967" w:type="dxa"/>
+          </w:tcPr>
+          <w:p>
+            <w:pPr>
+              <w:spacing w:before="20" w:after="20"/>
+              <w:jc w:val="left"/>
+              <w:rPr>
+                <w:rFonts w:ascii="Times New Roman" w:cs="Times New Roman" w:eastAsia="Times New Roman" w:hAnsi="Times New Roman"/>
+                <w:sz w:val="22"/>
+                <w:szCs w:val="22"/>
+              </w:rPr>
+            </w:pPr>
+            <w:r>
+              <w:rPr>
+                <w:rFonts w:ascii="Times New Roman" w:cs="Times New Roman" w:eastAsia="Times New Roman" w:hAnsi="Times New Roman"/>
+                <w:sz w:val="22"/>
+                <w:szCs w:val="22"/>
+              </w:rPr>
+              <w:t xml:space="preserve">BR-A06</w:t>
+            </w:r>
+          </w:p>
+        </w:tc>
+        <w:tc>
+          <w:tcPr>
+            <w:tcW w:w="7823" w:type="dxa"/>
+          </w:tcPr>
+          <w:p>
+            <w:pPr>
+              <w:spacing w:before="20" w:after="20"/>
+              <w:jc w:val="left"/>
+              <w:rPr>
+                <w:rFonts w:ascii="Times New Roman" w:cs="Times New Roman" w:eastAsia="Times New Roman" w:hAnsi="Times New Roman"/>
+                <w:sz w:val="22"/>
+                <w:szCs w:val="22"/>
+              </w:rPr>
+            </w:pPr>
+            <w:r>
+              <w:rPr>
+                <w:rFonts w:ascii="Times New Roman" w:cs="Times New Roman" w:eastAsia="Times New Roman" w:hAnsi="Times New Roman"/>
+                <w:sz w:val="22"/>
+                <w:szCs w:val="22"/>
+              </w:rPr>
+              <w:t xml:space="preserve">CHECK (thoi_gian_kt &gt; thoi_gian_bd)</w:t>
+            </w:r>
+          </w:p>
+        </w:tc>
+      </w:tr>
+      <w:tr>
+        <w:trPr>
+          <w:cantSplit/>
+        </w:trPr>
+        <w:tc>
+          <w:tcPr>
+            <w:tcW w:w="967" w:type="dxa"/>
+          </w:tcPr>
+          <w:p>
+            <w:pPr>
+              <w:spacing w:before="20" w:after="20"/>
+              <w:jc w:val="left"/>
+              <w:rPr>
+                <w:rFonts w:ascii="Times New Roman" w:cs="Times New Roman" w:eastAsia="Times New Roman" w:hAnsi="Times New Roman"/>
+                <w:sz w:val="22"/>
+                <w:szCs w:val="22"/>
+              </w:rPr>
+            </w:pPr>
+            <w:r>
+              <w:rPr>
+                <w:rFonts w:ascii="Times New Roman" w:cs="Times New Roman" w:eastAsia="Times New Roman" w:hAnsi="Times New Roman"/>
+                <w:sz w:val="22"/>
+                <w:szCs w:val="22"/>
+              </w:rPr>
+              <w:t xml:space="preserve">BR-A07</w:t>
+            </w:r>
+          </w:p>
+        </w:tc>
+        <w:tc>
+          <w:tcPr>
+            <w:tcW w:w="7823" w:type="dxa"/>
+          </w:tcPr>
+          <w:p>
+            <w:pPr>
+              <w:spacing w:before="20" w:after="20"/>
+              <w:jc w:val="left"/>
+              <w:rPr>
+                <w:rFonts w:ascii="Times New Roman" w:cs="Times New Roman" w:eastAsia="Times New Roman" w:hAnsi="Times New Roman"/>
+                <w:sz w:val="22"/>
+                <w:szCs w:val="22"/>
+              </w:rPr>
+            </w:pPr>
+            <w:r>
+              <w:rPr>
+                <w:rFonts w:ascii="Times New Roman" w:cs="Times New Roman" w:eastAsia="Times New Roman" w:hAnsi="Times New Roman"/>
+                <w:sz w:val="22"/>
+                <w:szCs w:val="22"/>
+              </w:rPr>
+              <w:t xml:space="preserve">CHECK (ngay_het_han_cc &gt; ngay_cap_cc)</w:t>
+            </w:r>
+          </w:p>
+        </w:tc>
+      </w:tr>
+      <w:tr>
+        <w:trPr>
+          <w:cantSplit/>
+        </w:trPr>
+        <w:tc>
+          <w:tcPr>
+            <w:tcW w:w="967" w:type="dxa"/>
+          </w:tcPr>
+          <w:p>
+            <w:pPr>
+              <w:spacing w:before="20" w:after="20"/>
+              <w:jc w:val="left"/>
+              <w:rPr>
+                <w:rFonts w:ascii="Times New Roman" w:cs="Times New Roman" w:eastAsia="Times New Roman" w:hAnsi="Times New Roman"/>
+                <w:sz w:val="22"/>
+                <w:szCs w:val="22"/>
+              </w:rPr>
+            </w:pPr>
+            <w:r>
+              <w:rPr>
+                <w:rFonts w:ascii="Times New Roman" w:cs="Times New Roman" w:eastAsia="Times New Roman" w:hAnsi="Times New Roman"/>
+                <w:sz w:val="22"/>
+                <w:szCs w:val="22"/>
+              </w:rPr>
+              <w:t xml:space="preserve">BR-A08</w:t>
+            </w:r>
+          </w:p>
+        </w:tc>
+        <w:tc>
+          <w:tcPr>
+            <w:tcW w:w="7823" w:type="dxa"/>
+          </w:tcPr>
+          <w:p>
+            <w:pPr>
+              <w:spacing w:before="20" w:after="20"/>
+              <w:jc w:val="left"/>
+              <w:rPr>
+                <w:rFonts w:ascii="Times New Roman" w:cs="Times New Roman" w:eastAsia="Times New Roman" w:hAnsi="Times New Roman"/>
+                <w:sz w:val="22"/>
+                <w:szCs w:val="22"/>
+              </w:rPr>
+            </w:pPr>
+            <w:r>
+              <w:rPr>
+                <w:rFonts w:ascii="Times New Roman" w:cs="Times New Roman" w:eastAsia="Times New Roman" w:hAnsi="Times New Roman"/>
+                <w:sz w:val="22"/>
+                <w:szCs w:val="22"/>
+              </w:rPr>
+              <w:t xml:space="preserve">Trigger trg_bao_ve_ca_lam_viec</w:t>
+            </w:r>
+          </w:p>
+        </w:tc>
+      </w:tr>
+      <w:tr>
+        <w:trPr>
+          <w:cantSplit/>
+        </w:trPr>
+        <w:tc>
+          <w:tcPr>
+            <w:tcW w:w="967" w:type="dxa"/>
+          </w:tcPr>
+          <w:p>
+            <w:pPr>
+              <w:spacing w:before="20" w:after="20"/>
+              <w:jc w:val="left"/>
+              <w:rPr>
+                <w:rFonts w:ascii="Times New Roman" w:cs="Times New Roman" w:eastAsia="Times New Roman" w:hAnsi="Times New Roman"/>
+                <w:sz w:val="22"/>
+                <w:szCs w:val="22"/>
+              </w:rPr>
+            </w:pPr>
+            <w:r>
+              <w:rPr>
+                <w:rFonts w:ascii="Times New Roman" w:cs="Times New Roman" w:eastAsia="Times New Roman" w:hAnsi="Times New Roman"/>
+                <w:sz w:val="22"/>
+                <w:szCs w:val="22"/>
+              </w:rPr>
+              <w:t xml:space="preserve">BR-A09</w:t>
+            </w:r>
+          </w:p>
+        </w:tc>
+        <w:tc>
+          <w:tcPr>
+            <w:tcW w:w="7823" w:type="dxa"/>
+          </w:tcPr>
+          <w:p>
+            <w:pPr>
+              <w:spacing w:before="20" w:after="20"/>
+              <w:jc w:val="left"/>
+              <w:rPr>
+                <w:rFonts w:ascii="Times New Roman" w:cs="Times New Roman" w:eastAsia="Times New Roman" w:hAnsi="Times New Roman"/>
+                <w:sz w:val="22"/>
+                <w:szCs w:val="22"/>
+              </w:rPr>
+            </w:pPr>
+            <w:r>
+              <w:rPr>
+                <w:rFonts w:ascii="Times New Roman" w:cs="Times New Roman" w:eastAsia="Times New Roman" w:hAnsi="Times New Roman"/>
+                <w:sz w:val="22"/>
+                <w:szCs w:val="22"/>
+              </w:rPr>
+              <w:t xml:space="preserve">GRANT/REVOKE theo role</w:t>
+            </w:r>
+          </w:p>
+        </w:tc>
+      </w:tr>
+      <w:tr>
+        <w:trPr>
+          <w:cantSplit/>
+        </w:trPr>
+        <w:tc>
+          <w:tcPr>
+            <w:tcW w:w="967" w:type="dxa"/>
+          </w:tcPr>
+          <w:p>
+            <w:pPr>
+              <w:spacing w:before="20" w:after="20"/>
+              <w:jc w:val="left"/>
+              <w:rPr>
+                <w:rFonts w:ascii="Times New Roman" w:cs="Times New Roman" w:eastAsia="Times New Roman" w:hAnsi="Times New Roman"/>
+                <w:sz w:val="22"/>
+                <w:szCs w:val="22"/>
+              </w:rPr>
+            </w:pPr>
+            <w:r>
+              <w:rPr>
+                <w:rFonts w:ascii="Times New Roman" w:cs="Times New Roman" w:eastAsia="Times New Roman" w:hAnsi="Times New Roman"/>
+                <w:sz w:val="22"/>
+                <w:szCs w:val="22"/>
+              </w:rPr>
+              <w:t xml:space="preserve">BR-A10</w:t>
+            </w:r>
+          </w:p>
+        </w:tc>
+        <w:tc>
+          <w:tcPr>
+            <w:tcW w:w="7823" w:type="dxa"/>
+          </w:tcPr>
+          <w:p>
+            <w:pPr>
+              <w:spacing w:before="20" w:after="20"/>
+              <w:jc w:val="left"/>
+              <w:rPr>
+                <w:rFonts w:ascii="Times New Roman" w:cs="Times New Roman" w:eastAsia="Times New Roman" w:hAnsi="Times New Roman"/>
+                <w:sz w:val="22"/>
+                <w:szCs w:val="22"/>
+              </w:rPr>
+            </w:pPr>
+            <w:r>
+              <w:rPr>
+                <w:rFonts w:ascii="Times New Roman" w:cs="Times New Roman" w:eastAsia="Times New Roman" w:hAnsi="Times New Roman"/>
+                <w:sz w:val="22"/>
+                <w:szCs w:val="22"/>
+              </w:rPr>
+              <w:t xml:space="preserve">CHECK miền loai_nv; FK (ma_bac_si, loai_nv) → nhan_vien(ma_nv, loai_nv)</w:t>
+            </w:r>
+          </w:p>
+        </w:tc>
+      </w:tr>
+      <w:tr>
+        <w:trPr>
+          <w:cantSplit/>
+        </w:trPr>
+        <w:tc>
+          <w:tcPr>
+            <w:tcW w:w="967" w:type="dxa"/>
+          </w:tcPr>
+          <w:p>
+            <w:pPr>
+              <w:spacing w:before="20" w:after="20"/>
+              <w:jc w:val="left"/>
+              <w:rPr>
+                <w:rFonts w:ascii="Times New Roman" w:cs="Times New Roman" w:eastAsia="Times New Roman" w:hAnsi="Times New Roman"/>
+                <w:sz w:val="22"/>
+                <w:szCs w:val="22"/>
+              </w:rPr>
+            </w:pPr>
+            <w:r>
+              <w:rPr>
+                <w:rFonts w:ascii="Times New Roman" w:cs="Times New Roman" w:eastAsia="Times New Roman" w:hAnsi="Times New Roman"/>
+                <w:sz w:val="22"/>
+                <w:szCs w:val="22"/>
+              </w:rPr>
+              <w:t xml:space="preserve">BR-B01</w:t>
+            </w:r>
+          </w:p>
+        </w:tc>
+        <w:tc>
+          <w:tcPr>
+            <w:tcW w:w="7823" w:type="dxa"/>
+          </w:tcPr>
+          <w:p>
+            <w:pPr>
+              <w:spacing w:before="20" w:after="20"/>
+              <w:jc w:val="left"/>
+              <w:rPr>
+                <w:rFonts w:ascii="Times New Roman" w:cs="Times New Roman" w:eastAsia="Times New Roman" w:hAnsi="Times New Roman"/>
+                <w:sz w:val="22"/>
+                <w:szCs w:val="22"/>
+              </w:rPr>
+            </w:pPr>
+            <w:r>
+              <w:rPr>
+                <w:rFonts w:ascii="Times New Roman" w:cs="Times New Roman" w:eastAsia="Times New Roman" w:hAnsi="Times New Roman"/>
+                <w:sz w:val="22"/>
+                <w:szCs w:val="22"/>
+              </w:rPr>
+              <w:t xml:space="preserve">Trigger trg_lich_hen_hop_le</w:t>
+            </w:r>
+          </w:p>
+        </w:tc>
+      </w:tr>
+      <w:tr>
+        <w:trPr>
+          <w:cantSplit/>
+        </w:trPr>
+        <w:tc>
+          <w:tcPr>
+            <w:tcW w:w="967" w:type="dxa"/>
+          </w:tcPr>
+          <w:p>
+            <w:pPr>
+              <w:spacing w:before="20" w:after="20"/>
+              <w:jc w:val="left"/>
+              <w:rPr>
+                <w:rFonts w:ascii="Times New Roman" w:cs="Times New Roman" w:eastAsia="Times New Roman" w:hAnsi="Times New Roman"/>
+                <w:sz w:val="22"/>
+                <w:szCs w:val="22"/>
+              </w:rPr>
+            </w:pPr>
+            <w:r>
+              <w:rPr>
+                <w:rFonts w:ascii="Times New Roman" w:cs="Times New Roman" w:eastAsia="Times New Roman" w:hAnsi="Times New Roman"/>
+                <w:sz w:val="22"/>
+                <w:szCs w:val="22"/>
+              </w:rPr>
+              <w:t xml:space="preserve">BR-B02</w:t>
+            </w:r>
+          </w:p>
+        </w:tc>
+        <w:tc>
+          <w:tcPr>
+            <w:tcW w:w="7823" w:type="dxa"/>
+          </w:tcPr>
+          <w:p>
+            <w:pPr>
+              <w:spacing w:before="20" w:after="20"/>
+              <w:jc w:val="left"/>
+              <w:rPr>
+                <w:rFonts w:ascii="Times New Roman" w:cs="Times New Roman" w:eastAsia="Times New Roman" w:hAnsi="Times New Roman"/>
+                <w:sz w:val="22"/>
+                <w:szCs w:val="22"/>
+              </w:rPr>
+            </w:pPr>
+            <w:r>
+              <w:rPr>
+                <w:rFonts w:ascii="Times New Roman" w:cs="Times New Roman" w:eastAsia="Times New Roman" w:hAnsi="Times New Roman"/>
+                <w:sz w:val="22"/>
+                <w:szCs w:val="22"/>
+              </w:rPr>
+              <w:t xml:space="preserve">Hai ràng buộc EXCLUDE USING gist (btree_gist)</w:t>
+            </w:r>
+          </w:p>
+        </w:tc>
+      </w:tr>
+      <w:tr>
+        <w:trPr>
+          <w:cantSplit/>
+        </w:trPr>
+        <w:tc>
+          <w:tcPr>
+            <w:tcW w:w="967" w:type="dxa"/>
+          </w:tcPr>
+          <w:p>
+            <w:pPr>
+              <w:spacing w:before="20" w:after="20"/>
+              <w:jc w:val="left"/>
+              <w:rPr>
+                <w:rFonts w:ascii="Times New Roman" w:cs="Times New Roman" w:eastAsia="Times New Roman" w:hAnsi="Times New Roman"/>
+                <w:sz w:val="22"/>
+                <w:szCs w:val="22"/>
+              </w:rPr>
+            </w:pPr>
+            <w:r>
+              <w:rPr>
+                <w:rFonts w:ascii="Times New Roman" w:cs="Times New Roman" w:eastAsia="Times New Roman" w:hAnsi="Times New Roman"/>
+                <w:sz w:val="22"/>
+                <w:szCs w:val="22"/>
+              </w:rPr>
+              <w:t xml:space="preserve">BR-B03</w:t>
+            </w:r>
+          </w:p>
+        </w:tc>
+        <w:tc>
+          <w:tcPr>
+            <w:tcW w:w="7823" w:type="dxa"/>
+          </w:tcPr>
+          <w:p>
+            <w:pPr>
+              <w:spacing w:before="20" w:after="20"/>
+              <w:jc w:val="left"/>
+              <w:rPr>
+                <w:rFonts w:ascii="Times New Roman" w:cs="Times New Roman" w:eastAsia="Times New Roman" w:hAnsi="Times New Roman"/>
+                <w:sz w:val="22"/>
+                <w:szCs w:val="22"/>
+              </w:rPr>
+            </w:pPr>
+            <w:r>
+              <w:rPr>
+                <w:rFonts w:ascii="Times New Roman" w:cs="Times New Roman" w:eastAsia="Times New Roman" w:hAnsi="Times New Roman"/>
+                <w:sz w:val="22"/>
+                <w:szCs w:val="22"/>
+              </w:rPr>
+              <w:t xml:space="preserve">Trigger trg_lich_hen_hop_le + UNIQUE mã giấy</w:t>
+            </w:r>
+          </w:p>
+        </w:tc>
+      </w:tr>
+      <w:tr>
+        <w:trPr>
+          <w:cantSplit/>
+        </w:trPr>
+        <w:tc>
+          <w:tcPr>
+            <w:tcW w:w="967" w:type="dxa"/>
+          </w:tcPr>
+          <w:p>
+            <w:pPr>
+              <w:spacing w:before="20" w:after="20"/>
+              <w:jc w:val="left"/>
+              <w:rPr>
+                <w:rFonts w:ascii="Times New Roman" w:cs="Times New Roman" w:eastAsia="Times New Roman" w:hAnsi="Times New Roman"/>
+                <w:sz w:val="22"/>
+                <w:szCs w:val="22"/>
+              </w:rPr>
+            </w:pPr>
+            <w:r>
+              <w:rPr>
+                <w:rFonts w:ascii="Times New Roman" w:cs="Times New Roman" w:eastAsia="Times New Roman" w:hAnsi="Times New Roman"/>
+                <w:sz w:val="22"/>
+                <w:szCs w:val="22"/>
+              </w:rPr>
+              <w:t xml:space="preserve">BR-B04</w:t>
+            </w:r>
+          </w:p>
+        </w:tc>
+        <w:tc>
+          <w:tcPr>
+            <w:tcW w:w="7823" w:type="dxa"/>
+          </w:tcPr>
+          <w:p>
+            <w:pPr>
+              <w:spacing w:before="20" w:after="20"/>
+              <w:jc w:val="left"/>
+              <w:rPr>
+                <w:rFonts w:ascii="Times New Roman" w:cs="Times New Roman" w:eastAsia="Times New Roman" w:hAnsi="Times New Roman"/>
+                <w:sz w:val="22"/>
+                <w:szCs w:val="22"/>
+              </w:rPr>
+            </w:pPr>
+            <w:r>
+              <w:rPr>
+                <w:rFonts w:ascii="Times New Roman" w:cs="Times New Roman" w:eastAsia="Times New Roman" w:hAnsi="Times New Roman"/>
+                <w:sz w:val="22"/>
+                <w:szCs w:val="22"/>
+              </w:rPr>
+              <w:t xml:space="preserve">NOT NULL nen_tang, link_phien</w:t>
+            </w:r>
+          </w:p>
+        </w:tc>
+      </w:tr>
+      <w:tr>
+        <w:trPr>
+          <w:cantSplit/>
+        </w:trPr>
+        <w:tc>
+          <w:tcPr>
+            <w:tcW w:w="967" w:type="dxa"/>
+          </w:tcPr>
+          <w:p>
+            <w:pPr>
+              <w:spacing w:before="20" w:after="20"/>
+              <w:jc w:val="left"/>
+              <w:rPr>
+                <w:rFonts w:ascii="Times New Roman" w:cs="Times New Roman" w:eastAsia="Times New Roman" w:hAnsi="Times New Roman"/>
+                <w:sz w:val="22"/>
+                <w:szCs w:val="22"/>
+              </w:rPr>
+            </w:pPr>
+            <w:r>
+              <w:rPr>
+                <w:rFonts w:ascii="Times New Roman" w:cs="Times New Roman" w:eastAsia="Times New Roman" w:hAnsi="Times New Roman"/>
+                <w:sz w:val="22"/>
+                <w:szCs w:val="22"/>
+              </w:rPr>
+              <w:t xml:space="preserve">BR-B05</w:t>
+            </w:r>
+          </w:p>
+        </w:tc>
+        <w:tc>
+          <w:tcPr>
+            <w:tcW w:w="7823" w:type="dxa"/>
+          </w:tcPr>
+          <w:p>
+            <w:pPr>
+              <w:spacing w:before="20" w:after="20"/>
+              <w:jc w:val="left"/>
+              <w:rPr>
+                <w:rFonts w:ascii="Times New Roman" w:cs="Times New Roman" w:eastAsia="Times New Roman" w:hAnsi="Times New Roman"/>
+                <w:sz w:val="22"/>
+                <w:szCs w:val="22"/>
+              </w:rPr>
+            </w:pPr>
+            <w:r>
+              <w:rPr>
+                <w:rFonts w:ascii="Times New Roman" w:cs="Times New Roman" w:eastAsia="Times New Roman" w:hAnsi="Times New Roman"/>
+                <w:sz w:val="22"/>
+                <w:szCs w:val="22"/>
+              </w:rPr>
+              <w:t xml:space="preserve">CHECK + DEFAULT + trigger trg_trang_thai_lich_hen</w:t>
+            </w:r>
+          </w:p>
+        </w:tc>
+      </w:tr>
+      <w:tr>
+        <w:trPr>
+          <w:cantSplit/>
+        </w:trPr>
+        <w:tc>
+          <w:tcPr>
+            <w:tcW w:w="967" w:type="dxa"/>
+          </w:tcPr>
+          <w:p>
+            <w:pPr>
+              <w:spacing w:before="20" w:after="20"/>
+              <w:jc w:val="left"/>
+              <w:rPr>
+                <w:rFonts w:ascii="Times New Roman" w:cs="Times New Roman" w:eastAsia="Times New Roman" w:hAnsi="Times New Roman"/>
+                <w:sz w:val="22"/>
+                <w:szCs w:val="22"/>
+              </w:rPr>
+            </w:pPr>
+            <w:r>
+              <w:rPr>
+                <w:rFonts w:ascii="Times New Roman" w:cs="Times New Roman" w:eastAsia="Times New Roman" w:hAnsi="Times New Roman"/>
+                <w:sz w:val="22"/>
+                <w:szCs w:val="22"/>
+              </w:rPr>
+              <w:t xml:space="preserve">BR-B06</w:t>
+            </w:r>
+          </w:p>
+        </w:tc>
+        <w:tc>
+          <w:tcPr>
+            <w:tcW w:w="7823" w:type="dxa"/>
+          </w:tcPr>
+          <w:p>
+            <w:pPr>
+              <w:spacing w:before="20" w:after="20"/>
+              <w:jc w:val="left"/>
+              <w:rPr>
+                <w:rFonts w:ascii="Times New Roman" w:cs="Times New Roman" w:eastAsia="Times New Roman" w:hAnsi="Times New Roman"/>
+                <w:sz w:val="22"/>
+                <w:szCs w:val="22"/>
+              </w:rPr>
+            </w:pPr>
+            <w:r>
+              <w:rPr>
+                <w:rFonts w:ascii="Times New Roman" w:cs="Times New Roman" w:eastAsia="Times New Roman" w:hAnsi="Times New Roman"/>
+                <w:sz w:val="22"/>
+                <w:szCs w:val="22"/>
+              </w:rPr>
+              <w:t xml:space="preserve">Cột phân loại hinh_thuc + CHECK</w:t>
+            </w:r>
+          </w:p>
+        </w:tc>
+      </w:tr>
+      <w:tr>
+        <w:trPr>
+          <w:cantSplit/>
+        </w:trPr>
+        <w:tc>
+          <w:tcPr>
+            <w:tcW w:w="967" w:type="dxa"/>
+          </w:tcPr>
+          <w:p>
+            <w:pPr>
+              <w:spacing w:before="20" w:after="20"/>
+              <w:jc w:val="left"/>
+              <w:rPr>
+                <w:rFonts w:ascii="Times New Roman" w:cs="Times New Roman" w:eastAsia="Times New Roman" w:hAnsi="Times New Roman"/>
+                <w:sz w:val="22"/>
+                <w:szCs w:val="22"/>
+              </w:rPr>
+            </w:pPr>
+            <w:r>
+              <w:rPr>
+                <w:rFonts w:ascii="Times New Roman" w:cs="Times New Roman" w:eastAsia="Times New Roman" w:hAnsi="Times New Roman"/>
+                <w:sz w:val="22"/>
+                <w:szCs w:val="22"/>
+              </w:rPr>
+              <w:t xml:space="preserve">BR-B07</w:t>
+            </w:r>
+          </w:p>
+        </w:tc>
+        <w:tc>
+          <w:tcPr>
+            <w:tcW w:w="7823" w:type="dxa"/>
+          </w:tcPr>
+          <w:p>
+            <w:pPr>
+              <w:spacing w:before="20" w:after="20"/>
+              <w:jc w:val="left"/>
+              <w:rPr>
+                <w:rFonts w:ascii="Times New Roman" w:cs="Times New Roman" w:eastAsia="Times New Roman" w:hAnsi="Times New Roman"/>
+                <w:sz w:val="22"/>
+                <w:szCs w:val="22"/>
+              </w:rPr>
+            </w:pPr>
+            <w:r>
+              <w:rPr>
+                <w:rFonts w:ascii="Times New Roman" w:cs="Times New Roman" w:eastAsia="Times New Roman" w:hAnsi="Times New Roman"/>
+                <w:sz w:val="22"/>
+                <w:szCs w:val="22"/>
+              </w:rPr>
+              <w:t xml:space="preserve">FK tới lớp bác sĩ đa khoa + CHECK (ngay_het_han ≤ ngay_lap + 30)</w:t>
+            </w:r>
+          </w:p>
+        </w:tc>
+      </w:tr>
+      <w:tr>
+        <w:trPr>
+          <w:cantSplit/>
+        </w:trPr>
+        <w:tc>
+          <w:tcPr>
+            <w:tcW w:w="967" w:type="dxa"/>
+          </w:tcPr>
+          <w:p>
+            <w:pPr>
+              <w:spacing w:before="20" w:after="20"/>
+              <w:jc w:val="left"/>
+              <w:rPr>
+                <w:rFonts w:ascii="Times New Roman" w:cs="Times New Roman" w:eastAsia="Times New Roman" w:hAnsi="Times New Roman"/>
+                <w:sz w:val="22"/>
+                <w:szCs w:val="22"/>
+              </w:rPr>
+            </w:pPr>
+            <w:r>
+              <w:rPr>
+                <w:rFonts w:ascii="Times New Roman" w:cs="Times New Roman" w:eastAsia="Times New Roman" w:hAnsi="Times New Roman"/>
+                <w:sz w:val="22"/>
+                <w:szCs w:val="22"/>
+              </w:rPr>
+              <w:t xml:space="preserve">BR-B08</w:t>
+            </w:r>
+          </w:p>
+        </w:tc>
+        <w:tc>
+          <w:tcPr>
+            <w:tcW w:w="7823" w:type="dxa"/>
+          </w:tcPr>
+          <w:p>
+            <w:pPr>
+              <w:spacing w:before="20" w:after="20"/>
+              <w:jc w:val="left"/>
+              <w:rPr>
+                <w:rFonts w:ascii="Times New Roman" w:cs="Times New Roman" w:eastAsia="Times New Roman" w:hAnsi="Times New Roman"/>
+                <w:sz w:val="22"/>
+                <w:szCs w:val="22"/>
+              </w:rPr>
+            </w:pPr>
+            <w:r>
+              <w:rPr>
+                <w:rFonts w:ascii="Times New Roman" w:cs="Times New Roman" w:eastAsia="Times New Roman" w:hAnsi="Times New Roman"/>
+                <w:sz w:val="22"/>
+                <w:szCs w:val="22"/>
+              </w:rPr>
+              <w:t xml:space="preserve">GRANT/REVOKE; view v_lich_hen_cua_toi lọc theo app.ma_bn</w:t>
+            </w:r>
+          </w:p>
+        </w:tc>
+      </w:tr>
+      <w:tr>
+        <w:trPr>
+          <w:cantSplit/>
+        </w:trPr>
+        <w:tc>
+          <w:tcPr>
+            <w:tcW w:w="967" w:type="dxa"/>
+          </w:tcPr>
+          <w:p>
+            <w:pPr>
+              <w:spacing w:before="20" w:after="20"/>
+              <w:jc w:val="left"/>
+              <w:rPr>
+                <w:rFonts w:ascii="Times New Roman" w:cs="Times New Roman" w:eastAsia="Times New Roman" w:hAnsi="Times New Roman"/>
+                <w:sz w:val="22"/>
+                <w:szCs w:val="22"/>
+              </w:rPr>
+            </w:pPr>
+            <w:r>
+              <w:rPr>
+                <w:rFonts w:ascii="Times New Roman" w:cs="Times New Roman" w:eastAsia="Times New Roman" w:hAnsi="Times New Roman"/>
+                <w:sz w:val="22"/>
+                <w:szCs w:val="22"/>
+              </w:rPr>
+              <w:t xml:space="preserve">BR-B09</w:t>
+            </w:r>
+          </w:p>
+        </w:tc>
+        <w:tc>
+          <w:tcPr>
+            <w:tcW w:w="7823" w:type="dxa"/>
+          </w:tcPr>
+          <w:p>
+            <w:pPr>
+              <w:spacing w:before="20" w:after="20"/>
+              <w:jc w:val="left"/>
+              <w:rPr>
+                <w:rFonts w:ascii="Times New Roman" w:cs="Times New Roman" w:eastAsia="Times New Roman" w:hAnsi="Times New Roman"/>
+                <w:sz w:val="22"/>
+                <w:szCs w:val="22"/>
+              </w:rPr>
+            </w:pPr>
+            <w:r>
+              <w:rPr>
+                <w:rFonts w:ascii="Times New Roman" w:cs="Times New Roman" w:eastAsia="Times New Roman" w:hAnsi="Times New Roman"/>
+                <w:sz w:val="22"/>
+                <w:szCs w:val="22"/>
+              </w:rPr>
+              <w:t xml:space="preserve">CHECK trên (vai_tro, ma_bn, ma_nv); FK (ma_nv, vai_tro) → nhan_vien(ma_nv, loai_nv); UNIQUE ma_bn, ma_nv</w:t>
+            </w:r>
+          </w:p>
+        </w:tc>
+      </w:tr>
+      <w:tr>
+        <w:trPr>
+          <w:cantSplit/>
+        </w:trPr>
+        <w:tc>
+          <w:tcPr>
+            <w:tcW w:w="967" w:type="dxa"/>
+          </w:tcPr>
+          <w:p>
+            <w:pPr>
+              <w:spacing w:before="20" w:after="20"/>
+              <w:jc w:val="left"/>
+              <w:rPr>
+                <w:rFonts w:ascii="Times New Roman" w:cs="Times New Roman" w:eastAsia="Times New Roman" w:hAnsi="Times New Roman"/>
+                <w:sz w:val="22"/>
+                <w:szCs w:val="22"/>
+              </w:rPr>
+            </w:pPr>
+            <w:r>
+              <w:rPr>
+                <w:rFonts w:ascii="Times New Roman" w:cs="Times New Roman" w:eastAsia="Times New Roman" w:hAnsi="Times New Roman"/>
+                <w:sz w:val="22"/>
+                <w:szCs w:val="22"/>
+              </w:rPr>
+              <w:t xml:space="preserve">BR-B10</w:t>
+            </w:r>
+          </w:p>
+        </w:tc>
+        <w:tc>
+          <w:tcPr>
+            <w:tcW w:w="7823" w:type="dxa"/>
+          </w:tcPr>
+          <w:p>
+            <w:pPr>
+              <w:spacing w:before="20" w:after="20"/>
+              <w:jc w:val="left"/>
+              <w:rPr>
+                <w:rFonts w:ascii="Times New Roman" w:cs="Times New Roman" w:eastAsia="Times New Roman" w:hAnsi="Times New Roman"/>
+                <w:sz w:val="22"/>
+                <w:szCs w:val="22"/>
+              </w:rPr>
+            </w:pPr>
+            <w:r>
+              <w:rPr>
+                <w:rFonts w:ascii="Times New Roman" w:cs="Times New Roman" w:eastAsia="Times New Roman" w:hAnsi="Times New Roman"/>
+                <w:sz w:val="22"/>
+                <w:szCs w:val="22"/>
+              </w:rPr>
+              <w:t xml:space="preserve">Không cấp DELETE trên tai_khoan; hàm SECURITY DEFINER tao_tai_khoan_benh_nhan, dat_lai_mat_khau_benh_nhan, doi_mat_khau</w:t>
+            </w:r>
+          </w:p>
+        </w:tc>
+      </w:tr>
+      <w:tr>
+        <w:trPr>
+          <w:cantSplit/>
+        </w:trPr>
+        <w:tc>
+          <w:tcPr>
+            <w:tcW w:w="967" w:type="dxa"/>
+          </w:tcPr>
+          <w:p>
+            <w:pPr>
+              <w:spacing w:before="20" w:after="20"/>
+              <w:jc w:val="left"/>
+              <w:rPr>
+                <w:rFonts w:ascii="Times New Roman" w:cs="Times New Roman" w:eastAsia="Times New Roman" w:hAnsi="Times New Roman"/>
+                <w:sz w:val="22"/>
+                <w:szCs w:val="22"/>
+              </w:rPr>
+            </w:pPr>
+            <w:r>
+              <w:rPr>
+                <w:rFonts w:ascii="Times New Roman" w:cs="Times New Roman" w:eastAsia="Times New Roman" w:hAnsi="Times New Roman"/>
+                <w:sz w:val="22"/>
+                <w:szCs w:val="22"/>
+              </w:rPr>
+              <w:t xml:space="preserve">BR-C01</w:t>
+            </w:r>
+          </w:p>
+        </w:tc>
+        <w:tc>
+          <w:tcPr>
+            <w:tcW w:w="7823" w:type="dxa"/>
+          </w:tcPr>
+          <w:p>
+            <w:pPr>
+              <w:spacing w:before="20" w:after="20"/>
+              <w:jc w:val="left"/>
+              <w:rPr>
+                <w:rFonts w:ascii="Times New Roman" w:cs="Times New Roman" w:eastAsia="Times New Roman" w:hAnsi="Times New Roman"/>
+                <w:sz w:val="22"/>
+                <w:szCs w:val="22"/>
+              </w:rPr>
+            </w:pPr>
+            <w:r>
+              <w:rPr>
+                <w:rFonts w:ascii="Times New Roman" w:cs="Times New Roman" w:eastAsia="Times New Roman" w:hAnsi="Times New Roman"/>
+                <w:sz w:val="22"/>
+                <w:szCs w:val="22"/>
+              </w:rPr>
+              <w:t xml:space="preserve">Trigger trg_chan_thuoc_di_ung</w:t>
+            </w:r>
+          </w:p>
+        </w:tc>
+      </w:tr>
+      <w:tr>
+        <w:trPr>
+          <w:cantSplit/>
+        </w:trPr>
+        <w:tc>
+          <w:tcPr>
+            <w:tcW w:w="967" w:type="dxa"/>
+          </w:tcPr>
+          <w:p>
+            <w:pPr>
+              <w:spacing w:before="20" w:after="20"/>
+              <w:jc w:val="left"/>
+              <w:rPr>
+                <w:rFonts w:ascii="Times New Roman" w:cs="Times New Roman" w:eastAsia="Times New Roman" w:hAnsi="Times New Roman"/>
+                <w:sz w:val="22"/>
+                <w:szCs w:val="22"/>
+              </w:rPr>
+            </w:pPr>
+            <w:r>
+              <w:rPr>
+                <w:rFonts w:ascii="Times New Roman" w:cs="Times New Roman" w:eastAsia="Times New Roman" w:hAnsi="Times New Roman"/>
+                <w:sz w:val="22"/>
+                <w:szCs w:val="22"/>
+              </w:rPr>
+              <w:t xml:space="preserve">BR-C02</w:t>
+            </w:r>
+          </w:p>
+        </w:tc>
+        <w:tc>
+          <w:tcPr>
+            <w:tcW w:w="7823" w:type="dxa"/>
+          </w:tcPr>
+          <w:p>
+            <w:pPr>
+              <w:spacing w:before="20" w:after="20"/>
+              <w:jc w:val="left"/>
+              <w:rPr>
+                <w:rFonts w:ascii="Times New Roman" w:cs="Times New Roman" w:eastAsia="Times New Roman" w:hAnsi="Times New Roman"/>
+                <w:sz w:val="22"/>
+                <w:szCs w:val="22"/>
+              </w:rPr>
+            </w:pPr>
+            <w:r>
+              <w:rPr>
+                <w:rFonts w:ascii="Times New Roman" w:cs="Times New Roman" w:eastAsia="Times New Roman" w:hAnsi="Times New Roman"/>
+                <w:sz w:val="22"/>
+                <w:szCs w:val="22"/>
+              </w:rPr>
+              <w:t xml:space="preserve">Trigger trg_lan_kham_hoan_thanh</w:t>
+            </w:r>
+          </w:p>
+        </w:tc>
+      </w:tr>
+      <w:tr>
+        <w:trPr>
+          <w:cantSplit/>
+        </w:trPr>
+        <w:tc>
+          <w:tcPr>
+            <w:tcW w:w="967" w:type="dxa"/>
+          </w:tcPr>
+          <w:p>
+            <w:pPr>
+              <w:spacing w:before="20" w:after="20"/>
+              <w:jc w:val="left"/>
+              <w:rPr>
+                <w:rFonts w:ascii="Times New Roman" w:cs="Times New Roman" w:eastAsia="Times New Roman" w:hAnsi="Times New Roman"/>
+                <w:sz w:val="22"/>
+                <w:szCs w:val="22"/>
+              </w:rPr>
+            </w:pPr>
+            <w:r>
+              <w:rPr>
+                <w:rFonts w:ascii="Times New Roman" w:cs="Times New Roman" w:eastAsia="Times New Roman" w:hAnsi="Times New Roman"/>
+                <w:sz w:val="22"/>
+                <w:szCs w:val="22"/>
+              </w:rPr>
+              <w:t xml:space="preserve">BR-C03</w:t>
+            </w:r>
+          </w:p>
+        </w:tc>
+        <w:tc>
+          <w:tcPr>
+            <w:tcW w:w="7823" w:type="dxa"/>
+          </w:tcPr>
+          <w:p>
+            <w:pPr>
+              <w:spacing w:before="20" w:after="20"/>
+              <w:jc w:val="left"/>
+              <w:rPr>
+                <w:rFonts w:ascii="Times New Roman" w:cs="Times New Roman" w:eastAsia="Times New Roman" w:hAnsi="Times New Roman"/>
+                <w:sz w:val="22"/>
+                <w:szCs w:val="22"/>
+              </w:rPr>
+            </w:pPr>
+            <w:r>
+              <w:rPr>
+                <w:rFonts w:ascii="Times New Roman" w:cs="Times New Roman" w:eastAsia="Times New Roman" w:hAnsi="Times New Roman"/>
+                <w:sz w:val="22"/>
+                <w:szCs w:val="22"/>
+              </w:rPr>
+              <w:t xml:space="preserve">Trigger khi tạo đơn kiểm tra chẩn đoán còn hiệu lực</w:t>
+            </w:r>
+          </w:p>
+        </w:tc>
+      </w:tr>
+      <w:tr>
+        <w:trPr>
+          <w:cantSplit/>
+        </w:trPr>
+        <w:tc>
+          <w:tcPr>
+            <w:tcW w:w="967" w:type="dxa"/>
+          </w:tcPr>
+          <w:p>
+            <w:pPr>
+              <w:spacing w:before="20" w:after="20"/>
+              <w:jc w:val="left"/>
+              <w:rPr>
+                <w:rFonts w:ascii="Times New Roman" w:cs="Times New Roman" w:eastAsia="Times New Roman" w:hAnsi="Times New Roman"/>
+                <w:sz w:val="22"/>
+                <w:szCs w:val="22"/>
+              </w:rPr>
+            </w:pPr>
+            <w:r>
+              <w:rPr>
+                <w:rFonts w:ascii="Times New Roman" w:cs="Times New Roman" w:eastAsia="Times New Roman" w:hAnsi="Times New Roman"/>
+                <w:sz w:val="22"/>
+                <w:szCs w:val="22"/>
+              </w:rPr>
+              <w:t xml:space="preserve">BR-C04</w:t>
+            </w:r>
+          </w:p>
+        </w:tc>
+        <w:tc>
+          <w:tcPr>
+            <w:tcW w:w="7823" w:type="dxa"/>
+          </w:tcPr>
+          <w:p>
+            <w:pPr>
+              <w:spacing w:before="20" w:after="20"/>
+              <w:jc w:val="left"/>
+              <w:rPr>
+                <w:rFonts w:ascii="Times New Roman" w:cs="Times New Roman" w:eastAsia="Times New Roman" w:hAnsi="Times New Roman"/>
+                <w:sz w:val="22"/>
+                <w:szCs w:val="22"/>
+              </w:rPr>
+            </w:pPr>
+            <w:r>
+              <w:rPr>
+                <w:rFonts w:ascii="Times New Roman" w:cs="Times New Roman" w:eastAsia="Times New Roman" w:hAnsi="Times New Roman"/>
+                <w:sz w:val="22"/>
+                <w:szCs w:val="22"/>
+              </w:rPr>
+              <w:t xml:space="preserve">NOT NULL + CHECK (so_luong &gt; 0)</w:t>
+            </w:r>
+          </w:p>
+        </w:tc>
+      </w:tr>
+      <w:tr>
+        <w:trPr>
+          <w:cantSplit/>
+        </w:trPr>
+        <w:tc>
+          <w:tcPr>
+            <w:tcW w:w="967" w:type="dxa"/>
+          </w:tcPr>
+          <w:p>
+            <w:pPr>
+              <w:spacing w:before="20" w:after="20"/>
+              <w:jc w:val="left"/>
+              <w:rPr>
+                <w:rFonts w:ascii="Times New Roman" w:cs="Times New Roman" w:eastAsia="Times New Roman" w:hAnsi="Times New Roman"/>
+                <w:sz w:val="22"/>
+                <w:szCs w:val="22"/>
+              </w:rPr>
+            </w:pPr>
+            <w:r>
+              <w:rPr>
+                <w:rFonts w:ascii="Times New Roman" w:cs="Times New Roman" w:eastAsia="Times New Roman" w:hAnsi="Times New Roman"/>
+                <w:sz w:val="22"/>
+                <w:szCs w:val="22"/>
+              </w:rPr>
+              <w:t xml:space="preserve">BR-C05</w:t>
+            </w:r>
+          </w:p>
+        </w:tc>
+        <w:tc>
+          <w:tcPr>
+            <w:tcW w:w="7823" w:type="dxa"/>
+          </w:tcPr>
+          <w:p>
+            <w:pPr>
+              <w:spacing w:before="20" w:after="20"/>
+              <w:jc w:val="left"/>
+              <w:rPr>
+                <w:rFonts w:ascii="Times New Roman" w:cs="Times New Roman" w:eastAsia="Times New Roman" w:hAnsi="Times New Roman"/>
+                <w:sz w:val="22"/>
+                <w:szCs w:val="22"/>
+              </w:rPr>
+            </w:pPr>
+            <w:r>
+              <w:rPr>
+                <w:rFonts w:ascii="Times New Roman" w:cs="Times New Roman" w:eastAsia="Times New Roman" w:hAnsi="Times New Roman"/>
+                <w:sz w:val="22"/>
+                <w:szCs w:val="22"/>
+              </w:rPr>
+              <w:t xml:space="preserve">Trigger trg_khong_xoa_benh_an; FK không CASCADE</w:t>
+            </w:r>
+          </w:p>
+        </w:tc>
+      </w:tr>
+      <w:tr>
+        <w:trPr>
+          <w:cantSplit/>
+        </w:trPr>
+        <w:tc>
+          <w:tcPr>
+            <w:tcW w:w="967" w:type="dxa"/>
+          </w:tcPr>
+          <w:p>
+            <w:pPr>
+              <w:spacing w:before="20" w:after="20"/>
+              <w:jc w:val="left"/>
+              <w:rPr>
+                <w:rFonts w:ascii="Times New Roman" w:cs="Times New Roman" w:eastAsia="Times New Roman" w:hAnsi="Times New Roman"/>
+                <w:sz w:val="22"/>
+                <w:szCs w:val="22"/>
+              </w:rPr>
+            </w:pPr>
+            <w:r>
+              <w:rPr>
+                <w:rFonts w:ascii="Times New Roman" w:cs="Times New Roman" w:eastAsia="Times New Roman" w:hAnsi="Times New Roman"/>
+                <w:sz w:val="22"/>
+                <w:szCs w:val="22"/>
+              </w:rPr>
+              <w:t xml:space="preserve">BR-C06</w:t>
+            </w:r>
+          </w:p>
+        </w:tc>
+        <w:tc>
+          <w:tcPr>
+            <w:tcW w:w="7823" w:type="dxa"/>
+          </w:tcPr>
+          <w:p>
+            <w:pPr>
+              <w:spacing w:before="20" w:after="20"/>
+              <w:jc w:val="left"/>
+              <w:rPr>
+                <w:rFonts w:ascii="Times New Roman" w:cs="Times New Roman" w:eastAsia="Times New Roman" w:hAnsi="Times New Roman"/>
+                <w:sz w:val="22"/>
+                <w:szCs w:val="22"/>
+              </w:rPr>
+            </w:pPr>
+            <w:r>
+              <w:rPr>
+                <w:rFonts w:ascii="Times New Roman" w:cs="Times New Roman" w:eastAsia="Times New Roman" w:hAnsi="Times New Roman"/>
+                <w:sz w:val="22"/>
+                <w:szCs w:val="22"/>
+              </w:rPr>
+              <w:t xml:space="preserve">GRANT/REVOKE; view v_ho_so_cua_toi lọc theo app.ma_bn</w:t>
+            </w:r>
+          </w:p>
+        </w:tc>
+      </w:tr>
+      <w:tr>
+        <w:trPr>
+          <w:cantSplit/>
+        </w:trPr>
+        <w:tc>
+          <w:tcPr>
+            <w:tcW w:w="967" w:type="dxa"/>
+          </w:tcPr>
+          <w:p>
+            <w:pPr>
+              <w:spacing w:before="20" w:after="20"/>
+              <w:jc w:val="left"/>
+              <w:rPr>
+                <w:rFonts w:ascii="Times New Roman" w:cs="Times New Roman" w:eastAsia="Times New Roman" w:hAnsi="Times New Roman"/>
+                <w:sz w:val="22"/>
+                <w:szCs w:val="22"/>
+              </w:rPr>
+            </w:pPr>
+            <w:r>
+              <w:rPr>
+                <w:rFonts w:ascii="Times New Roman" w:cs="Times New Roman" w:eastAsia="Times New Roman" w:hAnsi="Times New Roman"/>
+                <w:sz w:val="22"/>
+                <w:szCs w:val="22"/>
+              </w:rPr>
+              <w:t xml:space="preserve">Ràng buộc chung</w:t>
+            </w:r>
+          </w:p>
+        </w:tc>
+        <w:tc>
+          <w:tcPr>
+            <w:tcW w:w="7823" w:type="dxa"/>
+          </w:tcPr>
+          <w:p>
+            <w:pPr>
+              <w:spacing w:before="20" w:after="20"/>
+              <w:jc w:val="left"/>
+              <w:rPr>
+                <w:rFonts w:ascii="Times New Roman" w:cs="Times New Roman" w:eastAsia="Times New Roman" w:hAnsi="Times New Roman"/>
+                <w:sz w:val="22"/>
+                <w:szCs w:val="22"/>
+              </w:rPr>
+            </w:pPr>
+            <w:r>
+              <w:rPr>
+                <w:rFonts w:ascii="Times New Roman" w:cs="Times New Roman" w:eastAsia="Times New Roman" w:hAnsi="Times New Roman"/>
+                <w:sz w:val="22"/>
+                <w:szCs w:val="22"/>
+              </w:rPr>
+              <w:t xml:space="preserve">PRIMARY KEY mọi bảng; FOREIGN KEY ON DELETE RESTRICT, không CASCADE với dữ liệu y tế; CHECK định dạng mã, số điện thoại, email, ngày sinh, phí khám ≥ 0, thời điểm kết thúc &gt; bắt đầu; UNIQUE sdt bệnh nhân</w:t>
+            </w:r>
+          </w:p>
+        </w:tc>
+      </w:tr>
+    </w:tbl>
+    <w:p/>
+    <w:p>
+      <w:pPr>
         <w:jc w:val="both"/>
         <w:rPr>
           <w:rFonts w:ascii="Times New Roman" w:cs="Times New Roman" w:eastAsia="Times New Roman" w:hAnsi="Times New Roman"/>
@@ -21974,6 +23904,21 @@
         <w:t xml:space="preserve">(Role-Based Access Control (RBAC) – các lệnh GRANT/REVOKE)</w:t>
       </w:r>
     </w:p>
+    <w:p>
+      <w:pPr>
+        <w:ind w:left="851" w:hanging="284"/>
+        <w:jc w:val="both"/>
+        <w:rPr>
+          <w:rFonts w:ascii="Times New Roman" w:cs="Times New Roman" w:eastAsia="Times New Roman" w:hAnsi="Times New Roman"/>
+        </w:rPr>
+      </w:pPr>
+      <w:r>
+        <w:rPr>
+          <w:rFonts w:ascii="Times New Roman" w:cs="Times New Roman" w:eastAsia="Times New Roman" w:hAnsi="Times New Roman"/>
+        </w:rPr>
+        <w:t xml:space="preserve">Mỗi vai trò là một role nhóm của PostgreSQL (NOLOGIN), quyền cấp bằng GRANT; bảng tai_khoan chỉ lưu vai_tro. Ứng dụng Flask kết nối bằng một user chung, kiểm tra tai_khoan rồi SET ROLE theo vai trò và đặt app.ma_bn hoặc app.ma_nv cho phiên; view của bệnh nhân lọc theo biến phiên này.</w:t>
+      </w:r>
+    </w:p>
     <w:tbl>
       <w:tblPr>
         <w:tblW w:w="8790" w:type="dxa"/>
@@ -22144,19 +24089,43 @@
             <w:r>
               <w:rPr>
                 <w:rFonts w:ascii="Times New Roman" w:cs="Times New Roman" w:eastAsia="Times New Roman" w:hAnsi="Times New Roman"/>
+                <w:sz w:val="22"/>
+                <w:szCs w:val="22"/>
+              </w:rPr>
+              <w:t xml:space="preserve">r_quan_tri</w:t>
+            </w:r>
+          </w:p>
+        </w:tc>
+        <w:tc>
+          <w:tcPr>
+            <w:tcW w:w="1496" w:type="dxa"/>
+          </w:tcPr>
+          <w:p>
+            <w:pPr>
+              <w:spacing w:before="20" w:after="20"/>
+              <w:jc w:val="left"/>
+              <w:rPr>
+                <w:rFonts w:ascii="Times New Roman" w:cs="Times New Roman" w:eastAsia="Times New Roman" w:hAnsi="Times New Roman"/>
                 <w:i w:val="1"/>
                 <w:iCs w:val="1"/>
                 <w:color w:val="7F7F7F"/>
                 <w:sz w:val="22"/>
                 <w:szCs w:val="22"/>
               </w:rPr>
-              <w:t xml:space="preserve">r_quan_tri</w:t>
-            </w:r>
-          </w:p>
-        </w:tc>
-        <w:tc>
-          <w:tcPr>
-            <w:tcW w:w="1496" w:type="dxa"/>
+            </w:pPr>
+            <w:r>
+              <w:rPr>
+                <w:rFonts w:ascii="Times New Roman" w:cs="Times New Roman" w:eastAsia="Times New Roman" w:hAnsi="Times New Roman"/>
+                <w:sz w:val="22"/>
+                <w:szCs w:val="22"/>
+              </w:rPr>
+              <w:t xml:space="preserve">Quản trị hệ thống</w:t>
+            </w:r>
+          </w:p>
+        </w:tc>
+        <w:tc>
+          <w:tcPr>
+            <w:tcW w:w="3086" w:type="dxa"/>
           </w:tcPr>
           <w:p>
             <w:pPr>
@@ -22174,73 +24143,37 @@
             <w:r>
               <w:rPr>
                 <w:rFonts w:ascii="Times New Roman" w:cs="Times New Roman" w:eastAsia="Times New Roman" w:hAnsi="Times New Roman"/>
+                <w:sz w:val="22"/>
+                <w:szCs w:val="22"/>
+              </w:rPr>
+              <w:t xml:space="preserve">Toàn quyền trên schema; tạo tài khoản nhân viên, đổi vai trò, khóa tài khoản</w:t>
+            </w:r>
+          </w:p>
+        </w:tc>
+        <w:tc>
+          <w:tcPr>
+            <w:tcW w:w="2618" w:type="dxa"/>
+          </w:tcPr>
+          <w:p>
+            <w:pPr>
+              <w:spacing w:before="20" w:after="20"/>
+              <w:jc w:val="left"/>
+              <w:rPr>
+                <w:rFonts w:ascii="Times New Roman" w:cs="Times New Roman" w:eastAsia="Times New Roman" w:hAnsi="Times New Roman"/>
                 <w:i w:val="1"/>
                 <w:iCs w:val="1"/>
                 <w:color w:val="7F7F7F"/>
                 <w:sz w:val="22"/>
                 <w:szCs w:val="22"/>
               </w:rPr>
-              <w:t xml:space="preserve">Quản trị hệ thống</w:t>
-            </w:r>
-          </w:p>
-        </w:tc>
-        <w:tc>
-          <w:tcPr>
-            <w:tcW w:w="3086" w:type="dxa"/>
-          </w:tcPr>
-          <w:p>
-            <w:pPr>
-              <w:spacing w:before="20" w:after="20"/>
-              <w:jc w:val="left"/>
-              <w:rPr>
-                <w:rFonts w:ascii="Times New Roman" w:cs="Times New Roman" w:eastAsia="Times New Roman" w:hAnsi="Times New Roman"/>
-                <w:i w:val="1"/>
-                <w:iCs w:val="1"/>
-                <w:color w:val="7F7F7F"/>
-                <w:sz w:val="22"/>
-                <w:szCs w:val="22"/>
-              </w:rPr>
-            </w:pPr>
-            <w:r>
-              <w:rPr>
-                <w:rFonts w:ascii="Times New Roman" w:cs="Times New Roman" w:eastAsia="Times New Roman" w:hAnsi="Times New Roman"/>
-                <w:i w:val="1"/>
-                <w:iCs w:val="1"/>
-                <w:color w:val="7F7F7F"/>
-                <w:sz w:val="22"/>
-                <w:szCs w:val="22"/>
-              </w:rPr>
-              <w:t xml:space="preserve">Toàn quyền trên schema</w:t>
-            </w:r>
-          </w:p>
-        </w:tc>
-        <w:tc>
-          <w:tcPr>
-            <w:tcW w:w="2618" w:type="dxa"/>
-          </w:tcPr>
-          <w:p>
-            <w:pPr>
-              <w:spacing w:before="20" w:after="20"/>
-              <w:jc w:val="left"/>
-              <w:rPr>
-                <w:rFonts w:ascii="Times New Roman" w:cs="Times New Roman" w:eastAsia="Times New Roman" w:hAnsi="Times New Roman"/>
-                <w:i w:val="1"/>
-                <w:iCs w:val="1"/>
-                <w:color w:val="7F7F7F"/>
-                <w:sz w:val="22"/>
-                <w:szCs w:val="22"/>
-              </w:rPr>
-            </w:pPr>
-            <w:r>
-              <w:rPr>
-                <w:rFonts w:ascii="Times New Roman" w:cs="Times New Roman" w:eastAsia="Times New Roman" w:hAnsi="Times New Roman"/>
-                <w:i w:val="1"/>
-                <w:iCs w:val="1"/>
-                <w:color w:val="7F7F7F"/>
-                <w:sz w:val="22"/>
-                <w:szCs w:val="22"/>
-              </w:rPr>
-              <w:t xml:space="preserve">–</w:t>
+            </w:pPr>
+            <w:r>
+              <w:rPr>
+                <w:rFonts w:ascii="Times New Roman" w:cs="Times New Roman" w:eastAsia="Times New Roman" w:hAnsi="Times New Roman"/>
+                <w:sz w:val="22"/>
+                <w:szCs w:val="22"/>
+              </w:rPr>
+              <w:t xml:space="preserve">DELETE trên TAI_KHOAN</w:t>
             </w:r>
           </w:p>
         </w:tc>
@@ -22269,19 +24202,43 @@
             <w:r>
               <w:rPr>
                 <w:rFonts w:ascii="Times New Roman" w:cs="Times New Roman" w:eastAsia="Times New Roman" w:hAnsi="Times New Roman"/>
+                <w:sz w:val="22"/>
+                <w:szCs w:val="22"/>
+              </w:rPr>
+              <w:t xml:space="preserve">r_bac_si</w:t>
+            </w:r>
+          </w:p>
+        </w:tc>
+        <w:tc>
+          <w:tcPr>
+            <w:tcW w:w="1496" w:type="dxa"/>
+          </w:tcPr>
+          <w:p>
+            <w:pPr>
+              <w:spacing w:before="20" w:after="20"/>
+              <w:jc w:val="left"/>
+              <w:rPr>
+                <w:rFonts w:ascii="Times New Roman" w:cs="Times New Roman" w:eastAsia="Times New Roman" w:hAnsi="Times New Roman"/>
                 <w:i w:val="1"/>
                 <w:iCs w:val="1"/>
                 <w:color w:val="7F7F7F"/>
                 <w:sz w:val="22"/>
                 <w:szCs w:val="22"/>
               </w:rPr>
-              <w:t xml:space="preserve">r_bac_si</w:t>
-            </w:r>
-          </w:p>
-        </w:tc>
-        <w:tc>
-          <w:tcPr>
-            <w:tcW w:w="1496" w:type="dxa"/>
+            </w:pPr>
+            <w:r>
+              <w:rPr>
+                <w:rFonts w:ascii="Times New Roman" w:cs="Times New Roman" w:eastAsia="Times New Roman" w:hAnsi="Times New Roman"/>
+                <w:sz w:val="22"/>
+                <w:szCs w:val="22"/>
+              </w:rPr>
+              <w:t xml:space="preserve">Bác sĩ</w:t>
+            </w:r>
+          </w:p>
+        </w:tc>
+        <w:tc>
+          <w:tcPr>
+            <w:tcW w:w="3086" w:type="dxa"/>
           </w:tcPr>
           <w:p>
             <w:pPr>
@@ -22299,73 +24256,37 @@
             <w:r>
               <w:rPr>
                 <w:rFonts w:ascii="Times New Roman" w:cs="Times New Roman" w:eastAsia="Times New Roman" w:hAnsi="Times New Roman"/>
+                <w:sz w:val="22"/>
+                <w:szCs w:val="22"/>
+              </w:rPr>
+              <w:t xml:space="preserve">SELECT bác sĩ, ca, bệnh nhân, lịch hẹn, bệnh án; INSERT lần khám, chẩn đoán, đơn thuốc, dị ứng, giấy chuyển; UPDATE trạng thái chẩn đoán, đơn</w:t>
+            </w:r>
+          </w:p>
+        </w:tc>
+        <w:tc>
+          <w:tcPr>
+            <w:tcW w:w="2618" w:type="dxa"/>
+          </w:tcPr>
+          <w:p>
+            <w:pPr>
+              <w:spacing w:before="20" w:after="20"/>
+              <w:jc w:val="left"/>
+              <w:rPr>
+                <w:rFonts w:ascii="Times New Roman" w:cs="Times New Roman" w:eastAsia="Times New Roman" w:hAnsi="Times New Roman"/>
                 <w:i w:val="1"/>
                 <w:iCs w:val="1"/>
                 <w:color w:val="7F7F7F"/>
                 <w:sz w:val="22"/>
                 <w:szCs w:val="22"/>
               </w:rPr>
-              <w:t xml:space="preserve">Bác sĩ</w:t>
-            </w:r>
-          </w:p>
-        </w:tc>
-        <w:tc>
-          <w:tcPr>
-            <w:tcW w:w="3086" w:type="dxa"/>
-          </w:tcPr>
-          <w:p>
-            <w:pPr>
-              <w:spacing w:before="20" w:after="20"/>
-              <w:jc w:val="left"/>
-              <w:rPr>
-                <w:rFonts w:ascii="Times New Roman" w:cs="Times New Roman" w:eastAsia="Times New Roman" w:hAnsi="Times New Roman"/>
-                <w:i w:val="1"/>
-                <w:iCs w:val="1"/>
-                <w:color w:val="7F7F7F"/>
-                <w:sz w:val="22"/>
-                <w:szCs w:val="22"/>
-              </w:rPr>
-            </w:pPr>
-            <w:r>
-              <w:rPr>
-                <w:rFonts w:ascii="Times New Roman" w:cs="Times New Roman" w:eastAsia="Times New Roman" w:hAnsi="Times New Roman"/>
-                <w:i w:val="1"/>
-                <w:iCs w:val="1"/>
-                <w:color w:val="7F7F7F"/>
-                <w:sz w:val="22"/>
-                <w:szCs w:val="22"/>
-              </w:rPr>
-              <w:t xml:space="preserve">SELECT lịch hẹn, bệnh án; INSERT lần khám, đơn thuốc</w:t>
-            </w:r>
-          </w:p>
-        </w:tc>
-        <w:tc>
-          <w:tcPr>
-            <w:tcW w:w="2618" w:type="dxa"/>
-          </w:tcPr>
-          <w:p>
-            <w:pPr>
-              <w:spacing w:before="20" w:after="20"/>
-              <w:jc w:val="left"/>
-              <w:rPr>
-                <w:rFonts w:ascii="Times New Roman" w:cs="Times New Roman" w:eastAsia="Times New Roman" w:hAnsi="Times New Roman"/>
-                <w:i w:val="1"/>
-                <w:iCs w:val="1"/>
-                <w:color w:val="7F7F7F"/>
-                <w:sz w:val="22"/>
-                <w:szCs w:val="22"/>
-              </w:rPr>
-            </w:pPr>
-            <w:r>
-              <w:rPr>
-                <w:rFonts w:ascii="Times New Roman" w:cs="Times New Roman" w:eastAsia="Times New Roman" w:hAnsi="Times New Roman"/>
-                <w:i w:val="1"/>
-                <w:iCs w:val="1"/>
-                <w:color w:val="7F7F7F"/>
-                <w:sz w:val="22"/>
-                <w:szCs w:val="22"/>
-              </w:rPr>
-              <w:t xml:space="preserve">DELETE bệnh án</w:t>
+            </w:pPr>
+            <w:r>
+              <w:rPr>
+                <w:rFonts w:ascii="Times New Roman" w:cs="Times New Roman" w:eastAsia="Times New Roman" w:hAnsi="Times New Roman"/>
+                <w:sz w:val="22"/>
+                <w:szCs w:val="22"/>
+              </w:rPr>
+              <w:t xml:space="preserve">DELETE bệnh án; sửa bác sĩ, ca, lịch hẹn</w:t>
             </w:r>
           </w:p>
         </w:tc>
@@ -22436,6 +24357,14 @@
                 <w:szCs w:val="22"/>
               </w:rPr>
             </w:pPr>
+            <w:r>
+              <w:rPr>
+                <w:rFonts w:ascii="Times New Roman" w:cs="Times New Roman" w:eastAsia="Times New Roman" w:hAnsi="Times New Roman"/>
+                <w:sz w:val="22"/>
+                <w:szCs w:val="22"/>
+              </w:rPr>
+              <w:t xml:space="preserve">SELECT, INSERT, UPDATE bệnh nhân, lịch hẹn; SELECT bác sĩ, ca, giấy chuyển; EXECUTE tao_tai_khoan_benh_nhan, dat_lai_mat_khau_benh_nhan</w:t>
+            </w:r>
           </w:p>
         </w:tc>
         <w:tc>
@@ -22452,6 +24381,14 @@
                 <w:szCs w:val="22"/>
               </w:rPr>
             </w:pPr>
+            <w:r>
+              <w:rPr>
+                <w:rFonts w:ascii="Times New Roman" w:cs="Times New Roman" w:eastAsia="Times New Roman" w:hAnsi="Times New Roman"/>
+                <w:sz w:val="22"/>
+                <w:szCs w:val="22"/>
+              </w:rPr>
+              <w:t xml:space="preserve">Mọi quyền trên bảng mảng C và TAI_KHOAN; DELETE</w:t>
+            </w:r>
           </w:p>
         </w:tc>
       </w:tr>
@@ -22521,6 +24458,14 @@
                 <w:szCs w:val="22"/>
               </w:rPr>
             </w:pPr>
+            <w:r>
+              <w:rPr>
+                <w:rFonts w:ascii="Times New Roman" w:cs="Times New Roman" w:eastAsia="Times New Roman" w:hAnsi="Times New Roman"/>
+                <w:sz w:val="22"/>
+                <w:szCs w:val="22"/>
+              </w:rPr>
+              <w:t xml:space="preserve">SELECT view v_lich_hen_cua_toi, v_ho_so_cua_toi (lọc theo app.ma_bn)</w:t>
+            </w:r>
           </w:p>
         </w:tc>
         <w:tc>
@@ -22537,6 +24482,14 @@
                 <w:szCs w:val="22"/>
               </w:rPr>
             </w:pPr>
+            <w:r>
+              <w:rPr>
+                <w:rFonts w:ascii="Times New Roman" w:cs="Times New Roman" w:eastAsia="Times New Roman" w:hAnsi="Times New Roman"/>
+                <w:sz w:val="22"/>
+                <w:szCs w:val="22"/>
+              </w:rPr>
+              <w:t xml:space="preserve">Mọi quyền trên bảng</w:t>
+            </w:r>
           </w:p>
         </w:tc>
       </w:tr>
@@ -22595,11 +24548,8 @@
       <w:r>
         <w:rPr>
           <w:rFonts w:ascii="Times New Roman" w:cs="Times New Roman" w:eastAsia="Times New Roman" w:hAnsi="Times New Roman"/>
-          <w:i w:val="1"/>
-          <w:iCs w:val="1"/>
-          <w:color w:val="7F7F7F"/>
-        </w:rPr>
-        <w:t xml:space="preserve">– Tùy chọn: giới hạn bệnh nhân chỉ xem dữ liệu của mình bằng view hoặc Row-Level Security.</w:t>
+        </w:rPr>
+        <w:t xml:space="preserve">– Bệnh nhân chỉ xem dữ liệu của mình qua view lọc theo app.ma_bn; không dùng Row-Level Security.</w:t>
       </w:r>
     </w:p>
     <w:p>

--- a/docs/INT1313_TX_G5_DeTai05_Telemedicine_v2.1.docx
+++ b/docs/INT1313_TX_G5_DeTai05_Telemedicine_v2.1.docx
@@ -11051,7 +11051,7 @@
         <w:rPr>
           <w:rFonts w:ascii="Times New Roman" w:cs="Times New Roman" w:eastAsia="Times New Roman" w:hAnsi="Times New Roman"/>
         </w:rPr>
-        <w:t xml:space="preserve">Hình 2.1 là sơ đồ EER tổng hợp ba mảng, chỉ vẽ thuộc tính khóa và thuộc tính của liên kết; các hình 2.1a–2.1c trình bày sơ đồ từng mảng với đầy đủ thuộc tính; file nguồn draw.io lưu trong thư mục erd/ của repo.</w:t>
+        <w:t xml:space="preserve">Hình 2.1 là sơ đồ EER tổng hợp ba mảng, chỉ vẽ thuộc tính khóa và thuộc tính của liên kết; các hình 2.1a–2.1c trình bày sơ đồ từng mảng với đầy đủ thuộc tính; file nguồn draw.io lưu trong thư mục docs/3_erd/ của repo.</w:t>
       </w:r>
     </w:p>
     <w:p>

--- a/docs/INT1313_TX_G5_DeTai05_Telemedicine_v2.1.docx
+++ b/docs/INT1313_TX_G5_DeTai05_Telemedicine_v2.1.docx
@@ -660,7 +660,7 @@
                 <w:sz w:val="22"/>
                 <w:szCs w:val="22"/>
               </w:rPr>
-              <w:t xml:space="preserve">Nhân viên và lịch làm việc: quản lý nhân viên (bác sĩ, lễ tân, quản trị); bác sĩ theo hai loại đa khoa, chuyên khoa; danh mục chuyên khoa; chứng chỉ hành nghề; xếp ca làm việc</w:t>
+              <w:t xml:space="preserve">Nhân viên và lịch làm việc: quản lý nhân viên (bác sĩ, lễ tân, ba loại quản trị); bác sĩ theo hai loại đa khoa, chuyên khoa; danh mục chuyên khoa; chứng chỉ hành nghề; xếp ca làm việc</w:t>
             </w:r>
           </w:p>
         </w:tc>
@@ -1322,7 +1322,7 @@
                 <w:sz w:val="22"/>
                 <w:szCs w:val="22"/>
               </w:rPr>
-              <w:t xml:space="preserve">Quản trị hệ thống</w:t>
+              <w:t xml:space="preserve">Quản trị nhân sự</w:t>
             </w:r>
           </w:p>
         </w:tc>
@@ -1346,7 +1346,7 @@
                 <w:sz w:val="22"/>
                 <w:szCs w:val="22"/>
               </w:rPr>
-              <w:t xml:space="preserve">Quản lý nhân viên, bác sĩ, chuyên khoa, ca làm việc, tài khoản và phân quyền</w:t>
+              <w:t xml:space="preserve">Quản lý nhân viên, bác sĩ, chuyên khoa, ca làm việc</w:t>
             </w:r>
           </w:p>
         </w:tc>
@@ -1370,7 +1370,161 @@
                 <w:sz w:val="22"/>
                 <w:szCs w:val="22"/>
               </w:rPr>
-              <w:t xml:space="preserve">Toàn quyền trên CSDL; xem báo cáo thống kê</w:t>
+              <w:t xml:space="preserve">Thêm, sửa nhân viên, bác sĩ, chuyên khoa, ca; xem báo cáo thống kê</w:t>
+            </w:r>
+          </w:p>
+        </w:tc>
+      </w:tr>
+      <w:tr>
+        <w:trPr>
+          <w:cantSplit/>
+        </w:trPr>
+        <w:tc>
+          <w:tcPr>
+            <w:tcW w:w="1758" w:type="dxa"/>
+          </w:tcPr>
+          <w:p>
+            <w:pPr>
+              <w:spacing w:before="20" w:after="20"/>
+              <w:jc w:val="left"/>
+              <w:rPr>
+                <w:rFonts w:ascii="Times New Roman" w:cs="Times New Roman" w:eastAsia="Times New Roman" w:hAnsi="Times New Roman"/>
+                <w:sz w:val="22"/>
+                <w:szCs w:val="22"/>
+              </w:rPr>
+            </w:pPr>
+            <w:r>
+              <w:rPr>
+                <w:rFonts w:ascii="Times New Roman" w:cs="Times New Roman" w:eastAsia="Times New Roman" w:hAnsi="Times New Roman"/>
+                <w:sz w:val="22"/>
+                <w:szCs w:val="22"/>
+              </w:rPr>
+              <w:t xml:space="preserve">Quản trị tài khoản</w:t>
+            </w:r>
+          </w:p>
+        </w:tc>
+        <w:tc>
+          <w:tcPr>
+            <w:tcW w:w="3516" w:type="dxa"/>
+          </w:tcPr>
+          <w:p>
+            <w:pPr>
+              <w:spacing w:before="20" w:after="20"/>
+              <w:jc w:val="left"/>
+              <w:rPr>
+                <w:rFonts w:ascii="Times New Roman" w:cs="Times New Roman" w:eastAsia="Times New Roman" w:hAnsi="Times New Roman"/>
+                <w:sz w:val="22"/>
+                <w:szCs w:val="22"/>
+              </w:rPr>
+            </w:pPr>
+            <w:r>
+              <w:rPr>
+                <w:rFonts w:ascii="Times New Roman" w:cs="Times New Roman" w:eastAsia="Times New Roman" w:hAnsi="Times New Roman"/>
+                <w:sz w:val="22"/>
+                <w:szCs w:val="22"/>
+              </w:rPr>
+              <w:t xml:space="preserve">Cấp, khóa, mở khóa tài khoản nhân viên; đổi vai trò</w:t>
+            </w:r>
+          </w:p>
+        </w:tc>
+        <w:tc>
+          <w:tcPr>
+            <w:tcW w:w="3516" w:type="dxa"/>
+          </w:tcPr>
+          <w:p>
+            <w:pPr>
+              <w:spacing w:before="20" w:after="20"/>
+              <w:jc w:val="left"/>
+              <w:rPr>
+                <w:rFonts w:ascii="Times New Roman" w:cs="Times New Roman" w:eastAsia="Times New Roman" w:hAnsi="Times New Roman"/>
+                <w:sz w:val="22"/>
+                <w:szCs w:val="22"/>
+              </w:rPr>
+            </w:pPr>
+            <w:r>
+              <w:rPr>
+                <w:rFonts w:ascii="Times New Roman" w:cs="Times New Roman" w:eastAsia="Times New Roman" w:hAnsi="Times New Roman"/>
+                <w:sz w:val="22"/>
+                <w:szCs w:val="22"/>
+              </w:rPr>
+              <w:t xml:space="preserve">Thêm, sửa tài khoản nhân viên; không xem bệnh án</w:t>
+            </w:r>
+          </w:p>
+        </w:tc>
+      </w:tr>
+      <w:tr>
+        <w:trPr>
+          <w:cantSplit/>
+        </w:trPr>
+        <w:tc>
+          <w:tcPr>
+            <w:tcW w:w="1758" w:type="dxa"/>
+          </w:tcPr>
+          <w:p>
+            <w:pPr>
+              <w:spacing w:before="20" w:after="20"/>
+              <w:jc w:val="left"/>
+              <w:rPr>
+                <w:rFonts w:ascii="Times New Roman" w:cs="Times New Roman" w:eastAsia="Times New Roman" w:hAnsi="Times New Roman"/>
+                <w:sz w:val="22"/>
+                <w:szCs w:val="22"/>
+              </w:rPr>
+            </w:pPr>
+            <w:r>
+              <w:rPr>
+                <w:rFonts w:ascii="Times New Roman" w:cs="Times New Roman" w:eastAsia="Times New Roman" w:hAnsi="Times New Roman"/>
+                <w:sz w:val="22"/>
+                <w:szCs w:val="22"/>
+              </w:rPr>
+              <w:t xml:space="preserve">Quản trị danh mục</w:t>
+            </w:r>
+          </w:p>
+        </w:tc>
+        <w:tc>
+          <w:tcPr>
+            <w:tcW w:w="3516" w:type="dxa"/>
+          </w:tcPr>
+          <w:p>
+            <w:pPr>
+              <w:spacing w:before="20" w:after="20"/>
+              <w:jc w:val="left"/>
+              <w:rPr>
+                <w:rFonts w:ascii="Times New Roman" w:cs="Times New Roman" w:eastAsia="Times New Roman" w:hAnsi="Times New Roman"/>
+                <w:sz w:val="22"/>
+                <w:szCs w:val="22"/>
+              </w:rPr>
+            </w:pPr>
+            <w:r>
+              <w:rPr>
+                <w:rFonts w:ascii="Times New Roman" w:cs="Times New Roman" w:eastAsia="Times New Roman" w:hAnsi="Times New Roman"/>
+                <w:sz w:val="22"/>
+                <w:szCs w:val="22"/>
+              </w:rPr>
+              <w:t xml:space="preserve">Quản lý danh mục thuốc, hoạt chất, ICD-10</w:t>
+            </w:r>
+          </w:p>
+        </w:tc>
+        <w:tc>
+          <w:tcPr>
+            <w:tcW w:w="3516" w:type="dxa"/>
+          </w:tcPr>
+          <w:p>
+            <w:pPr>
+              <w:spacing w:before="20" w:after="20"/>
+              <w:jc w:val="left"/>
+              <w:rPr>
+                <w:rFonts w:ascii="Times New Roman" w:cs="Times New Roman" w:eastAsia="Times New Roman" w:hAnsi="Times New Roman"/>
+                <w:sz w:val="22"/>
+                <w:szCs w:val="22"/>
+              </w:rPr>
+            </w:pPr>
+            <w:r>
+              <w:rPr>
+                <w:rFonts w:ascii="Times New Roman" w:cs="Times New Roman" w:eastAsia="Times New Roman" w:hAnsi="Times New Roman"/>
+                <w:sz w:val="22"/>
+                <w:szCs w:val="22"/>
+              </w:rPr>
+              <w:t xml:space="preserve">Thêm, sửa danh mục; không xem bệnh án</w:t>
             </w:r>
           </w:p>
         </w:tc>
@@ -2696,7 +2850,7 @@
                 <w:sz w:val="22"/>
                 <w:szCs w:val="22"/>
               </w:rPr>
-              <w:t xml:space="preserve">Có 4 vai trò (quản trị, bác sĩ, lễ tân, bệnh nhân); thao tác ngoài quyền bị CSDL từ chối</w:t>
+              <w:t xml:space="preserve">Có 6 vai trò (quản trị nhân sự, quản trị tài khoản, quản trị danh mục, bác sĩ, lễ tân, bệnh nhân); thao tác ngoài quyền bị CSDL từ chối</w:t>
             </w:r>
           </w:p>
         </w:tc>
@@ -3694,7 +3848,7 @@
                 <w:sz w:val="22"/>
                 <w:szCs w:val="22"/>
               </w:rPr>
-              <w:t xml:space="preserve">Chỉ quản trị được thêm, sửa nhân viên, bác sĩ, chuyên khoa và ca làm việc; bác sĩ và lễ tân chỉ được xem</w:t>
+              <w:t xml:space="preserve">Chỉ quản trị nhân sự được thêm, sửa nhân viên, bác sĩ, chuyên khoa và ca làm việc; bác sĩ và lễ tân chỉ được xem</w:t>
             </w:r>
           </w:p>
         </w:tc>
@@ -3771,7 +3925,7 @@
                 <w:sz w:val="22"/>
                 <w:szCs w:val="22"/>
               </w:rPr>
-              <w:t xml:space="preserve">Mỗi nhân viên thuộc đúng một loại: bác sĩ, lễ tân hoặc quản trị; chỉ nhân viên loại bác sĩ mới có thông tin bác sĩ</w:t>
+              <w:t xml:space="preserve">Mỗi nhân viên thuộc đúng một loại: bác sĩ, lễ tân, quản trị nhân sự, quản trị tài khoản hoặc quản trị danh mục; chỉ nhân viên loại bác sĩ mới có thông tin bác sĩ</w:t>
             </w:r>
           </w:p>
         </w:tc>
@@ -4683,7 +4837,7 @@
                 <w:sz w:val="22"/>
                 <w:szCs w:val="22"/>
               </w:rPr>
-              <w:t xml:space="preserve">Chỉ quản trị được tạo tài khoản nhân viên, đổi vai trò và khóa, mở khóa tài khoản; lễ tân chỉ được tạo tài khoản bệnh nhân và đặt lại mật khẩu cho tài khoản bệnh nhân; mỗi người chỉ đổi được mật khẩu của chính mình; tài khoản không bị xóa</w:t>
+              <w:t xml:space="preserve">Chỉ quản trị tài khoản được tạo tài khoản nhân viên, đổi vai trò và khóa, mở khóa tài khoản; lễ tân chỉ được tạo tài khoản bệnh nhân và đặt lại mật khẩu cho tài khoản bệnh nhân; mỗi người chỉ đổi được mật khẩu của chính mình; tài khoản không bị xóa</w:t>
             </w:r>
           </w:p>
         </w:tc>
@@ -5287,7 +5441,7 @@
                 <w:sz w:val="22"/>
                 <w:szCs w:val="22"/>
               </w:rPr>
-              <w:t xml:space="preserve">Chỉ bác sĩ được ghi lần khám, chẩn đoán, đơn thuốc và dị ứng; lễ tân không được xem các dữ liệu này; bệnh nhân chỉ được xem bệnh án của chính mình</w:t>
+              <w:t xml:space="preserve">Chỉ bác sĩ được ghi lần khám, chẩn đoán, đơn thuốc và dị ứng; lễ tân không được xem các dữ liệu này; bệnh nhân chỉ được xem bệnh án của chính mình; chỉ quản trị danh mục được thêm, sửa thuốc, hoạt chất và mã ICD-10</w:t>
             </w:r>
           </w:p>
         </w:tc>
@@ -5760,7 +5914,7 @@
                 <w:sz w:val="22"/>
                 <w:szCs w:val="22"/>
               </w:rPr>
-              <w:t xml:space="preserve">Người làm việc tại phòng khám: bác sĩ, lễ tân, quản trị; lớp cha phân theo loại nhân viên</w:t>
+              <w:t xml:space="preserve">Người làm việc tại phòng khám: bác sĩ, lễ tân, quản trị nhân sự, quản trị tài khoản, quản trị danh mục; lớp cha phân theo loại nhân viên</w:t>
             </w:r>
           </w:p>
         </w:tc>
@@ -7135,7 +7289,7 @@
                 <w:sz w:val="22"/>
                 <w:szCs w:val="22"/>
               </w:rPr>
-              <w:t xml:space="preserve">Tài khoản đăng nhập của người dùng, mang đúng một vai trò: quản trị, bác sĩ, lễ tân, bệnh nhân</w:t>
+              <w:t xml:space="preserve">Tài khoản đăng nhập của người dùng, mang đúng một vai trò: quản trị nhân sự, quản trị tài khoản, quản trị danh mục, bác sĩ, lễ tân, bệnh nhân</w:t>
             </w:r>
           </w:p>
         </w:tc>
@@ -12973,7 +13127,7 @@
         <w:rPr>
           <w:rFonts w:ascii="Times New Roman" w:cs="Times New Roman" w:eastAsia="Times New Roman" w:hAnsi="Times New Roman"/>
         </w:rPr>
-        <w:t xml:space="preserve">– Quản lý nhân viên gồm bác sĩ, lễ tân, quản trị; điều dưỡng không lưu trong CSDL. Lễ tân, quản trị chỉ ở lớp cha NHAN_VIEN vì không có thuộc tính, liên kết riêng; BAC_SI kế thừa khóa ma_nv. Vai trò không phải kiểu thực thể mà là thuộc tính vai_tro của TAI_KHOAN; quyền của từng vai trò không mô hình hóa trên ERD. Lễ tân tạo tài khoản bệnh nhân khi tiếp nhận, quản trị quản lý tài khoản nhân viên; tài khoản chỉ khóa, không xóa.</w:t>
+        <w:t xml:space="preserve">– Quản lý nhân viên gồm bác sĩ, lễ tân và ba loại quản trị theo mảng (nhân sự – A, tài khoản – B, danh mục – C); điều dưỡng không lưu trong CSDL. Lễ tân, quản trị chỉ ở lớp cha NHAN_VIEN vì không có thuộc tính, liên kết riêng; BAC_SI kế thừa khóa ma_nv. Vai trò không phải kiểu thực thể mà là thuộc tính vai_tro của TAI_KHOAN; quyền của từng vai trò không mô hình hóa trên ERD. Lễ tân tạo tài khoản bệnh nhân khi tiếp nhận, quản trị tài khoản quản lý tài khoản nhân viên; tài khoản chỉ khóa, không xóa.</w:t>
       </w:r>
     </w:p>
     <w:p>
@@ -24092,7 +24246,7 @@
                 <w:sz w:val="22"/>
                 <w:szCs w:val="22"/>
               </w:rPr>
-              <w:t xml:space="preserve">r_quan_tri</w:t>
+              <w:t xml:space="preserve">r_qt_nhan_su</w:t>
             </w:r>
           </w:p>
         </w:tc>
@@ -24119,7 +24273,7 @@
                 <w:sz w:val="22"/>
                 <w:szCs w:val="22"/>
               </w:rPr>
-              <w:t xml:space="preserve">Quản trị hệ thống</w:t>
+              <w:t xml:space="preserve">Quản trị nhân sự</w:t>
             </w:r>
           </w:p>
         </w:tc>
@@ -24146,7 +24300,7 @@
                 <w:sz w:val="22"/>
                 <w:szCs w:val="22"/>
               </w:rPr>
-              <w:t xml:space="preserve">Toàn quyền trên schema; tạo tài khoản nhân viên, đổi vai trò, khóa tài khoản</w:t>
+              <w:t xml:space="preserve">SELECT, INSERT, UPDATE nhân viên, bác sĩ, chuyên khoa, ca làm việc</w:t>
             </w:r>
           </w:p>
         </w:tc>
@@ -24173,7 +24327,233 @@
                 <w:sz w:val="22"/>
                 <w:szCs w:val="22"/>
               </w:rPr>
-              <w:t xml:space="preserve">DELETE trên TAI_KHOAN</w:t>
+              <w:t xml:space="preserve">Mọi quyền trên bệnh án, tài khoản, danh mục</w:t>
+            </w:r>
+          </w:p>
+        </w:tc>
+      </w:tr>
+      <w:tr>
+        <w:trPr>
+          <w:cantSplit/>
+        </w:trPr>
+        <w:tc>
+          <w:tcPr>
+            <w:tcW w:w="1590" w:type="dxa"/>
+          </w:tcPr>
+          <w:p>
+            <w:pPr>
+              <w:spacing w:before="20" w:after="20"/>
+              <w:jc w:val="left"/>
+              <w:rPr>
+                <w:rFonts w:ascii="Times New Roman" w:cs="Times New Roman" w:eastAsia="Times New Roman" w:hAnsi="Times New Roman"/>
+                <w:i w:val="1"/>
+                <w:iCs w:val="1"/>
+                <w:color w:val="7F7F7F"/>
+                <w:sz w:val="22"/>
+                <w:szCs w:val="22"/>
+              </w:rPr>
+            </w:pPr>
+            <w:r>
+              <w:rPr>
+                <w:rFonts w:ascii="Times New Roman" w:cs="Times New Roman" w:eastAsia="Times New Roman" w:hAnsi="Times New Roman"/>
+                <w:sz w:val="22"/>
+                <w:szCs w:val="22"/>
+              </w:rPr>
+              <w:t xml:space="preserve">r_qt_tai_khoan</w:t>
+            </w:r>
+          </w:p>
+        </w:tc>
+        <w:tc>
+          <w:tcPr>
+            <w:tcW w:w="1496" w:type="dxa"/>
+          </w:tcPr>
+          <w:p>
+            <w:pPr>
+              <w:spacing w:before="20" w:after="20"/>
+              <w:jc w:val="left"/>
+              <w:rPr>
+                <w:rFonts w:ascii="Times New Roman" w:cs="Times New Roman" w:eastAsia="Times New Roman" w:hAnsi="Times New Roman"/>
+                <w:i w:val="1"/>
+                <w:iCs w:val="1"/>
+                <w:color w:val="7F7F7F"/>
+                <w:sz w:val="22"/>
+                <w:szCs w:val="22"/>
+              </w:rPr>
+            </w:pPr>
+            <w:r>
+              <w:rPr>
+                <w:rFonts w:ascii="Times New Roman" w:cs="Times New Roman" w:eastAsia="Times New Roman" w:hAnsi="Times New Roman"/>
+                <w:sz w:val="22"/>
+                <w:szCs w:val="22"/>
+              </w:rPr>
+              <w:t xml:space="preserve">Quản trị tài khoản</w:t>
+            </w:r>
+          </w:p>
+        </w:tc>
+        <w:tc>
+          <w:tcPr>
+            <w:tcW w:w="3086" w:type="dxa"/>
+          </w:tcPr>
+          <w:p>
+            <w:pPr>
+              <w:spacing w:before="20" w:after="20"/>
+              <w:jc w:val="left"/>
+              <w:rPr>
+                <w:rFonts w:ascii="Times New Roman" w:cs="Times New Roman" w:eastAsia="Times New Roman" w:hAnsi="Times New Roman"/>
+                <w:i w:val="1"/>
+                <w:iCs w:val="1"/>
+                <w:color w:val="7F7F7F"/>
+                <w:sz w:val="22"/>
+                <w:szCs w:val="22"/>
+              </w:rPr>
+            </w:pPr>
+            <w:r>
+              <w:rPr>
+                <w:rFonts w:ascii="Times New Roman" w:cs="Times New Roman" w:eastAsia="Times New Roman" w:hAnsi="Times New Roman"/>
+                <w:sz w:val="22"/>
+                <w:szCs w:val="22"/>
+              </w:rPr>
+              <w:t xml:space="preserve">SELECT nhân viên; SELECT, INSERT, UPDATE tài khoản nhân viên (tạo, đổi vai trò, khóa, mở khóa)</w:t>
+            </w:r>
+          </w:p>
+        </w:tc>
+        <w:tc>
+          <w:tcPr>
+            <w:tcW w:w="2618" w:type="dxa"/>
+          </w:tcPr>
+          <w:p>
+            <w:pPr>
+              <w:spacing w:before="20" w:after="20"/>
+              <w:jc w:val="left"/>
+              <w:rPr>
+                <w:rFonts w:ascii="Times New Roman" w:cs="Times New Roman" w:eastAsia="Times New Roman" w:hAnsi="Times New Roman"/>
+                <w:i w:val="1"/>
+                <w:iCs w:val="1"/>
+                <w:color w:val="7F7F7F"/>
+                <w:sz w:val="22"/>
+                <w:szCs w:val="22"/>
+              </w:rPr>
+            </w:pPr>
+            <w:r>
+              <w:rPr>
+                <w:rFonts w:ascii="Times New Roman" w:cs="Times New Roman" w:eastAsia="Times New Roman" w:hAnsi="Times New Roman"/>
+                <w:sz w:val="22"/>
+                <w:szCs w:val="22"/>
+              </w:rPr>
+              <w:t xml:space="preserve">DELETE trên TAI_KHOAN; mọi quyền trên bệnh án</w:t>
+            </w:r>
+          </w:p>
+        </w:tc>
+      </w:tr>
+      <w:tr>
+        <w:trPr>
+          <w:cantSplit/>
+        </w:trPr>
+        <w:tc>
+          <w:tcPr>
+            <w:tcW w:w="1590" w:type="dxa"/>
+          </w:tcPr>
+          <w:p>
+            <w:pPr>
+              <w:spacing w:before="20" w:after="20"/>
+              <w:jc w:val="left"/>
+              <w:rPr>
+                <w:rFonts w:ascii="Times New Roman" w:cs="Times New Roman" w:eastAsia="Times New Roman" w:hAnsi="Times New Roman"/>
+                <w:i w:val="1"/>
+                <w:iCs w:val="1"/>
+                <w:color w:val="7F7F7F"/>
+                <w:sz w:val="22"/>
+                <w:szCs w:val="22"/>
+              </w:rPr>
+            </w:pPr>
+            <w:r>
+              <w:rPr>
+                <w:rFonts w:ascii="Times New Roman" w:cs="Times New Roman" w:eastAsia="Times New Roman" w:hAnsi="Times New Roman"/>
+                <w:sz w:val="22"/>
+                <w:szCs w:val="22"/>
+              </w:rPr>
+              <w:t xml:space="preserve">r_qt_danh_muc</w:t>
+            </w:r>
+          </w:p>
+        </w:tc>
+        <w:tc>
+          <w:tcPr>
+            <w:tcW w:w="1496" w:type="dxa"/>
+          </w:tcPr>
+          <w:p>
+            <w:pPr>
+              <w:spacing w:before="20" w:after="20"/>
+              <w:jc w:val="left"/>
+              <w:rPr>
+                <w:rFonts w:ascii="Times New Roman" w:cs="Times New Roman" w:eastAsia="Times New Roman" w:hAnsi="Times New Roman"/>
+                <w:i w:val="1"/>
+                <w:iCs w:val="1"/>
+                <w:color w:val="7F7F7F"/>
+                <w:sz w:val="22"/>
+                <w:szCs w:val="22"/>
+              </w:rPr>
+            </w:pPr>
+            <w:r>
+              <w:rPr>
+                <w:rFonts w:ascii="Times New Roman" w:cs="Times New Roman" w:eastAsia="Times New Roman" w:hAnsi="Times New Roman"/>
+                <w:sz w:val="22"/>
+                <w:szCs w:val="22"/>
+              </w:rPr>
+              <w:t xml:space="preserve">Quản trị danh mục</w:t>
+            </w:r>
+          </w:p>
+        </w:tc>
+        <w:tc>
+          <w:tcPr>
+            <w:tcW w:w="3086" w:type="dxa"/>
+          </w:tcPr>
+          <w:p>
+            <w:pPr>
+              <w:spacing w:before="20" w:after="20"/>
+              <w:jc w:val="left"/>
+              <w:rPr>
+                <w:rFonts w:ascii="Times New Roman" w:cs="Times New Roman" w:eastAsia="Times New Roman" w:hAnsi="Times New Roman"/>
+                <w:i w:val="1"/>
+                <w:iCs w:val="1"/>
+                <w:color w:val="7F7F7F"/>
+                <w:sz w:val="22"/>
+                <w:szCs w:val="22"/>
+              </w:rPr>
+            </w:pPr>
+            <w:r>
+              <w:rPr>
+                <w:rFonts w:ascii="Times New Roman" w:cs="Times New Roman" w:eastAsia="Times New Roman" w:hAnsi="Times New Roman"/>
+                <w:sz w:val="22"/>
+                <w:szCs w:val="22"/>
+              </w:rPr>
+              <w:t xml:space="preserve">SELECT, INSERT, UPDATE thuốc, hoạt chất, mã ICD-10</w:t>
+            </w:r>
+          </w:p>
+        </w:tc>
+        <w:tc>
+          <w:tcPr>
+            <w:tcW w:w="2618" w:type="dxa"/>
+          </w:tcPr>
+          <w:p>
+            <w:pPr>
+              <w:spacing w:before="20" w:after="20"/>
+              <w:jc w:val="left"/>
+              <w:rPr>
+                <w:rFonts w:ascii="Times New Roman" w:cs="Times New Roman" w:eastAsia="Times New Roman" w:hAnsi="Times New Roman"/>
+                <w:i w:val="1"/>
+                <w:iCs w:val="1"/>
+                <w:color w:val="7F7F7F"/>
+                <w:sz w:val="22"/>
+                <w:szCs w:val="22"/>
+              </w:rPr>
+            </w:pPr>
+            <w:r>
+              <w:rPr>
+                <w:rFonts w:ascii="Times New Roman" w:cs="Times New Roman" w:eastAsia="Times New Roman" w:hAnsi="Times New Roman"/>
+                <w:sz w:val="22"/>
+                <w:szCs w:val="22"/>
+              </w:rPr>
+              <w:t xml:space="preserve">Mọi quyền trên bệnh án, tài khoản</w:t>
             </w:r>
           </w:p>
         </w:tc>

--- a/docs/INT1313_TX_G5_DeTai05_Telemedicine_v2.1.docx
+++ b/docs/INT1313_TX_G5_DeTai05_Telemedicine_v2.1.docx
@@ -275,7 +275,7 @@
           <w:szCs w:val="21"/>
           <w:rtl w:val="0"/>
         </w:rPr>
-        <w:t xml:space="preserve">Ngày nộp: &lt;ngày nộp bài&gt;</w:t>
+        <w:t xml:space="preserve">Ngày nộp: 21/10/2026</w:t>
       </w:r>
     </w:p>
     <w:p>
